--- a/CMA_Summaries_B4_Ch07.docx
+++ b/CMA_Summaries_B4_Ch07.docx
@@ -373,669 +373,6 @@
       </w:tr>
     </w:tbl>
     <w:p/>
-    <w:tbl>
-      <w:tblPr>
-        <w:tblW w:type="pct" w:w="100%"/>
-        <w:tblLayout w:type="fixed"/>
-        <w:tblBorders>
-          <w:top w:val="single" w:color="353A7C" w:sz="6"/>
-          <w:left w:val="single" w:color="353A7C" w:sz="6"/>
-          <w:bottom w:val="single" w:color="353A7C" w:sz="6"/>
-          <w:right w:val="single" w:color="353A7C" w:sz="6"/>
-          <w:insideH w:val="single" w:color="353A7C" w:sz="6"/>
-          <w:insideV w:val="single" w:color="353A7C" w:sz="6"/>
-        </w:tblBorders>
-      </w:tblPr>
-      <w:tblGrid>
-        <w:gridCol w:w="1455"/>
-        <w:gridCol w:w="4224"/>
-        <w:gridCol w:w="3921"/>
-      </w:tblGrid>
-      <w:tr>
-        <w:tc>
-          <w:tcPr>
-            <w:tcW w:type="pct" w:w="5000"/>
-            <w:gridSpan w:val="3"/>
-            <w:shd w:fill="353A7C" w:val="clear"/>
-            <w:tcMar>
-              <w:top w:type="dxa" w:w="60"/>
-              <w:left w:type="dxa" w:w="120"/>
-              <w:bottom w:type="dxa" w:w="60"/>
-              <w:right w:type="dxa" w:w="120"/>
-            </w:tcMar>
-          </w:tcPr>
-          <w:p>
-            <w:pPr>
-              <w:spacing w:before="40" w:after="40"/>
-            </w:pPr>
-            <w:r>
-              <w:rPr>
-                <w:b/>
-                <w:bCs/>
-                <w:color w:val="FFFFFF"/>
-                <w:sz w:val="17"/>
-                <w:szCs w:val="17"/>
-              </w:rPr>
-              <w:t xml:space="preserve">What system development controls protect</w:t>
-            </w:r>
-          </w:p>
-        </w:tc>
-      </w:tr>
-      <w:tr>
-        <w:tc>
-          <w:tcPr>
-            <w:tcW w:type="pct" w:w="758"/>
-            <w:shd w:fill="353A7C" w:val="clear"/>
-            <w:tcMar>
-              <w:top w:type="dxa" w:w="50"/>
-              <w:left w:type="dxa" w:w="110"/>
-              <w:bottom w:type="dxa" w:w="50"/>
-              <w:right w:type="dxa" w:w="110"/>
-            </w:tcMar>
-          </w:tcPr>
-          <w:p>
-            <w:pPr>
-              <w:spacing w:before="30" w:after="30"/>
-            </w:pPr>
-            <w:r>
-              <w:rPr>
-                <w:b/>
-                <w:bCs/>
-                <w:color w:val="FFFFFF"/>
-                <w:sz w:val="15"/>
-                <w:szCs w:val="15"/>
-              </w:rPr>
-              <w:t xml:space="preserve">What development controls protect (E.2.c)</w:t>
-            </w:r>
-          </w:p>
-        </w:tc>
-        <w:tc>
-          <w:tcPr>
-            <w:tcW w:type="pct" w:w="2200"/>
-            <w:shd w:fill="353A7C" w:val="clear"/>
-            <w:tcMar>
-              <w:top w:type="dxa" w:w="50"/>
-              <w:left w:type="dxa" w:w="110"/>
-              <w:bottom w:type="dxa" w:w="50"/>
-              <w:right w:type="dxa" w:w="110"/>
-            </w:tcMar>
-          </w:tcPr>
-          <w:p>
-            <w:pPr>
-              <w:spacing w:before="30" w:after="30"/>
-            </w:pPr>
-            <w:r>
-              <w:rPr>
-                <w:b/>
-                <w:bCs/>
-                <w:color w:val="FFFFFF"/>
-                <w:sz w:val="15"/>
-                <w:szCs w:val="15"/>
-              </w:rPr>
-              <w:t xml:space="preserve">What it means</w:t>
-            </w:r>
-          </w:p>
-        </w:tc>
-        <w:tc>
-          <w:tcPr>
-            <w:tcW w:type="pct" w:w="2042"/>
-            <w:shd w:fill="353A7C" w:val="clear"/>
-            <w:tcMar>
-              <w:top w:type="dxa" w:w="50"/>
-              <w:left w:type="dxa" w:w="110"/>
-              <w:bottom w:type="dxa" w:w="50"/>
-              <w:right w:type="dxa" w:w="110"/>
-            </w:tcMar>
-          </w:tcPr>
-          <w:p>
-            <w:pPr>
-              <w:spacing w:before="30" w:after="30"/>
-            </w:pPr>
-            <w:r>
-              <w:rPr>
-                <w:b/>
-                <w:bCs/>
-                <w:color w:val="FFFFFF"/>
-                <w:sz w:val="15"/>
-                <w:szCs w:val="15"/>
-              </w:rPr>
-              <w:t xml:space="preserve">How it is achieved</w:t>
-            </w:r>
-          </w:p>
-        </w:tc>
-      </w:tr>
-      <w:tr>
-        <w:tc>
-          <w:tcPr>
-            <w:tcW w:type="pct" w:w="758"/>
-            <w:tcMar>
-              <w:top w:type="dxa" w:w="50"/>
-              <w:left w:type="dxa" w:w="110"/>
-              <w:bottom w:type="dxa" w:w="50"/>
-              <w:right w:type="dxa" w:w="110"/>
-            </w:tcMar>
-          </w:tcPr>
-          <w:p>
-            <w:pPr>
-              <w:spacing w:before="28" w:after="28"/>
-            </w:pPr>
-            <w:r>
-              <w:rPr>
-                <w:sz w:val="15"/>
-                <w:szCs w:val="15"/>
-              </w:rPr>
-              <w:t xml:space="preserve">Accuracy</w:t>
-            </w:r>
-          </w:p>
-        </w:tc>
-        <w:tc>
-          <w:tcPr>
-            <w:tcW w:type="pct" w:w="2200"/>
-            <w:shd w:fill="FFFFFF" w:val="clear"/>
-            <w:tcMar>
-              <w:top w:type="dxa" w:w="50"/>
-              <w:left w:type="dxa" w:w="110"/>
-              <w:bottom w:type="dxa" w:w="50"/>
-              <w:right w:type="dxa" w:w="110"/>
-            </w:tcMar>
-          </w:tcPr>
-          <w:p>
-            <w:pPr>
-              <w:spacing w:before="46" w:after="46"/>
-            </w:pPr>
-            <w:r>
-              <w:rPr>
-                <w:b/>
-                <w:bCs/>
-                <w:color w:val="8186EF"/>
-                <w:sz w:val="14"/>
-                <w:szCs w:val="14"/>
-              </w:rPr>
-              <w:t xml:space="preserve">(5)</w:t>
-            </w:r>
-          </w:p>
-        </w:tc>
-        <w:tc>
-          <w:tcPr>
-            <w:tcW w:type="pct" w:w="2042"/>
-            <w:tcMar>
-              <w:top w:type="dxa" w:w="50"/>
-              <w:left w:type="dxa" w:w="110"/>
-              <w:bottom w:type="dxa" w:w="50"/>
-              <w:right w:type="dxa" w:w="110"/>
-            </w:tcMar>
-          </w:tcPr>
-          <w:p>
-            <w:pPr>
-              <w:spacing w:before="28" w:after="28"/>
-            </w:pPr>
-            <w:r>
-              <w:rPr>
-                <w:sz w:val="15"/>
-                <w:szCs w:val="15"/>
-              </w:rPr>
-              <w:t xml:space="preserve">Test with known data and compare the result</w:t>
-            </w:r>
-          </w:p>
-        </w:tc>
-      </w:tr>
-      <w:tr>
-        <w:tc>
-          <w:tcPr>
-            <w:tcW w:type="pct" w:w="758"/>
-            <w:shd w:fill="FBFAF6" w:val="clear"/>
-            <w:tcMar>
-              <w:top w:type="dxa" w:w="50"/>
-              <w:left w:type="dxa" w:w="110"/>
-              <w:bottom w:type="dxa" w:w="50"/>
-              <w:right w:type="dxa" w:w="110"/>
-            </w:tcMar>
-          </w:tcPr>
-          <w:p>
-            <w:pPr>
-              <w:spacing w:before="28" w:after="28"/>
-            </w:pPr>
-            <w:r>
-              <w:rPr>
-                <w:sz w:val="15"/>
-                <w:szCs w:val="15"/>
-              </w:rPr>
-              <w:t xml:space="preserve">Validity</w:t>
-            </w:r>
-          </w:p>
-        </w:tc>
-        <w:tc>
-          <w:tcPr>
-            <w:tcW w:type="pct" w:w="2200"/>
-            <w:shd w:fill="FBFAF6" w:val="clear"/>
-            <w:tcMar>
-              <w:top w:type="dxa" w:w="50"/>
-              <w:left w:type="dxa" w:w="110"/>
-              <w:bottom w:type="dxa" w:w="50"/>
-              <w:right w:type="dxa" w:w="110"/>
-            </w:tcMar>
-          </w:tcPr>
-          <w:p>
-            <w:pPr>
-              <w:spacing w:before="28" w:after="28"/>
-            </w:pPr>
-            <w:r>
-              <w:rPr>
-                <w:sz w:val="15"/>
-                <w:szCs w:val="15"/>
-              </w:rPr>
-              <w:t xml:space="preserve">Only genuine, authorized transactions are processed</w:t>
-            </w:r>
-          </w:p>
-        </w:tc>
-        <w:tc>
-          <w:tcPr>
-            <w:tcW w:type="pct" w:w="2042"/>
-            <w:shd w:fill="FFFFFF" w:val="clear"/>
-            <w:tcMar>
-              <w:top w:type="dxa" w:w="50"/>
-              <w:left w:type="dxa" w:w="110"/>
-              <w:bottom w:type="dxa" w:w="50"/>
-              <w:right w:type="dxa" w:w="110"/>
-            </w:tcMar>
-          </w:tcPr>
-          <w:p>
-            <w:pPr>
-              <w:spacing w:before="46" w:after="46"/>
-            </w:pPr>
-            <w:r>
-              <w:rPr>
-                <w:b/>
-                <w:bCs/>
-                <w:color w:val="8186EF"/>
-                <w:sz w:val="14"/>
-                <w:szCs w:val="14"/>
-              </w:rPr>
-              <w:t xml:space="preserve">(6)</w:t>
-            </w:r>
-          </w:p>
-        </w:tc>
-      </w:tr>
-      <w:tr>
-        <w:tc>
-          <w:tcPr>
-            <w:tcW w:type="pct" w:w="758"/>
-            <w:tcMar>
-              <w:top w:type="dxa" w:w="50"/>
-              <w:left w:type="dxa" w:w="110"/>
-              <w:bottom w:type="dxa" w:w="50"/>
-              <w:right w:type="dxa" w:w="110"/>
-            </w:tcMar>
-          </w:tcPr>
-          <w:p>
-            <w:pPr>
-              <w:spacing w:before="28" w:after="28"/>
-            </w:pPr>
-            <w:r>
-              <w:rPr>
-                <w:sz w:val="15"/>
-                <w:szCs w:val="15"/>
-              </w:rPr>
-              <w:t xml:space="preserve">Safety</w:t>
-            </w:r>
-          </w:p>
-        </w:tc>
-        <w:tc>
-          <w:tcPr>
-            <w:tcW w:type="pct" w:w="2200"/>
-            <w:shd w:fill="FFFFFF" w:val="clear"/>
-            <w:tcMar>
-              <w:top w:type="dxa" w:w="50"/>
-              <w:left w:type="dxa" w:w="110"/>
-              <w:bottom w:type="dxa" w:w="50"/>
-              <w:right w:type="dxa" w:w="110"/>
-            </w:tcMar>
-          </w:tcPr>
-          <w:p>
-            <w:pPr>
-              <w:spacing w:before="46" w:after="46"/>
-            </w:pPr>
-            <w:r>
-              <w:rPr>
-                <w:b/>
-                <w:bCs/>
-                <w:color w:val="8186EF"/>
-                <w:sz w:val="14"/>
-                <w:szCs w:val="14"/>
-              </w:rPr>
-              <w:t xml:space="preserve">(7)</w:t>
-            </w:r>
-          </w:p>
-        </w:tc>
-        <w:tc>
-          <w:tcPr>
-            <w:tcW w:type="pct" w:w="2042"/>
-            <w:tcMar>
-              <w:top w:type="dxa" w:w="50"/>
-              <w:left w:type="dxa" w:w="110"/>
-              <w:bottom w:type="dxa" w:w="50"/>
-              <w:right w:type="dxa" w:w="110"/>
-            </w:tcMar>
-          </w:tcPr>
-          <w:p>
-            <w:pPr>
-              <w:spacing w:before="28" w:after="28"/>
-            </w:pPr>
-            <w:r>
-              <w:rPr>
-                <w:sz w:val="15"/>
-                <w:szCs w:val="15"/>
-              </w:rPr>
-              <w:t xml:space="preserve">Recovery routines and transaction rollback</w:t>
-            </w:r>
-          </w:p>
-        </w:tc>
-      </w:tr>
-      <w:tr>
-        <w:tc>
-          <w:tcPr>
-            <w:tcW w:type="pct" w:w="758"/>
-            <w:shd w:fill="FBFAF6" w:val="clear"/>
-            <w:tcMar>
-              <w:top w:type="dxa" w:w="50"/>
-              <w:left w:type="dxa" w:w="110"/>
-              <w:bottom w:type="dxa" w:w="50"/>
-              <w:right w:type="dxa" w:w="110"/>
-            </w:tcMar>
-          </w:tcPr>
-          <w:p>
-            <w:pPr>
-              <w:spacing w:before="28" w:after="28"/>
-            </w:pPr>
-            <w:r>
-              <w:rPr>
-                <w:sz w:val="15"/>
-                <w:szCs w:val="15"/>
-              </w:rPr>
-              <w:t xml:space="preserve">Security</w:t>
-            </w:r>
-          </w:p>
-        </w:tc>
-        <w:tc>
-          <w:tcPr>
-            <w:tcW w:type="pct" w:w="2200"/>
-            <w:shd w:fill="FFFFFF" w:val="clear"/>
-            <w:tcMar>
-              <w:top w:type="dxa" w:w="50"/>
-              <w:left w:type="dxa" w:w="110"/>
-              <w:bottom w:type="dxa" w:w="50"/>
-              <w:right w:type="dxa" w:w="110"/>
-            </w:tcMar>
-          </w:tcPr>
-          <w:p>
-            <w:pPr>
-              <w:spacing w:before="46" w:after="46"/>
-            </w:pPr>
-            <w:r>
-              <w:rPr>
-                <w:b/>
-                <w:bCs/>
-                <w:color w:val="8186EF"/>
-                <w:sz w:val="14"/>
-                <w:szCs w:val="14"/>
-              </w:rPr>
-              <w:t xml:space="preserve">(8)</w:t>
-            </w:r>
-          </w:p>
-        </w:tc>
-        <w:tc>
-          <w:tcPr>
-            <w:tcW w:type="pct" w:w="2042"/>
-            <w:shd w:fill="FBFAF6" w:val="clear"/>
-            <w:tcMar>
-              <w:top w:type="dxa" w:w="50"/>
-              <w:left w:type="dxa" w:w="110"/>
-              <w:bottom w:type="dxa" w:w="50"/>
-              <w:right w:type="dxa" w:w="110"/>
-            </w:tcMar>
-          </w:tcPr>
-          <w:p>
-            <w:pPr>
-              <w:spacing w:before="28" w:after="28"/>
-            </w:pPr>
-            <w:r>
-              <w:rPr>
-                <w:sz w:val="15"/>
-                <w:szCs w:val="15"/>
-              </w:rPr>
-              <w:t xml:space="preserve">Access rights built in, not added afterwards</w:t>
-            </w:r>
-          </w:p>
-        </w:tc>
-      </w:tr>
-      <w:tr>
-        <w:tc>
-          <w:tcPr>
-            <w:tcW w:type="pct" w:w="758"/>
-            <w:tcMar>
-              <w:top w:type="dxa" w:w="50"/>
-              <w:left w:type="dxa" w:w="110"/>
-              <w:bottom w:type="dxa" w:w="50"/>
-              <w:right w:type="dxa" w:w="110"/>
-            </w:tcMar>
-          </w:tcPr>
-          <w:p>
-            <w:pPr>
-              <w:spacing w:before="28" w:after="28"/>
-            </w:pPr>
-            <w:r>
-              <w:rPr>
-                <w:sz w:val="15"/>
-                <w:szCs w:val="15"/>
-              </w:rPr>
-              <w:t xml:space="preserve">Adaptability</w:t>
-            </w:r>
-          </w:p>
-        </w:tc>
-        <w:tc>
-          <w:tcPr>
-            <w:tcW w:type="pct" w:w="2200"/>
-            <w:tcMar>
-              <w:top w:type="dxa" w:w="50"/>
-              <w:left w:type="dxa" w:w="110"/>
-              <w:bottom w:type="dxa" w:w="50"/>
-              <w:right w:type="dxa" w:w="110"/>
-            </w:tcMar>
-          </w:tcPr>
-          <w:p>
-            <w:pPr>
-              <w:spacing w:before="28" w:after="28"/>
-            </w:pPr>
-            <w:r>
-              <w:rPr>
-                <w:sz w:val="15"/>
-                <w:szCs w:val="15"/>
-              </w:rPr>
-              <w:t xml:space="preserve">The system can be changed as the business changes</w:t>
-            </w:r>
-          </w:p>
-        </w:tc>
-        <w:tc>
-          <w:tcPr>
-            <w:tcW w:type="pct" w:w="2042"/>
-            <w:shd w:fill="FFFFFF" w:val="clear"/>
-            <w:tcMar>
-              <w:top w:type="dxa" w:w="50"/>
-              <w:left w:type="dxa" w:w="110"/>
-              <w:bottom w:type="dxa" w:w="50"/>
-              <w:right w:type="dxa" w:w="110"/>
-            </w:tcMar>
-          </w:tcPr>
-          <w:p>
-            <w:pPr>
-              <w:spacing w:before="46" w:after="46"/>
-            </w:pPr>
-            <w:r>
-              <w:rPr>
-                <w:b/>
-                <w:bCs/>
-                <w:color w:val="8186EF"/>
-                <w:sz w:val="14"/>
-                <w:szCs w:val="14"/>
-              </w:rPr>
-              <w:t xml:space="preserve">(9)</w:t>
-            </w:r>
-          </w:p>
-        </w:tc>
-      </w:tr>
-      <w:tr>
-        <w:tc>
-          <w:tcPr>
-            <w:tcW w:type="pct" w:w="758"/>
-            <w:shd w:fill="FBFAF6" w:val="clear"/>
-            <w:tcMar>
-              <w:top w:type="dxa" w:w="50"/>
-              <w:left w:type="dxa" w:w="110"/>
-              <w:bottom w:type="dxa" w:w="50"/>
-              <w:right w:type="dxa" w:w="110"/>
-            </w:tcMar>
-          </w:tcPr>
-          <w:p>
-            <w:pPr>
-              <w:spacing w:before="28" w:after="28"/>
-            </w:pPr>
-            <w:r>
-              <w:rPr>
-                <w:sz w:val="15"/>
-                <w:szCs w:val="15"/>
-              </w:rPr>
-              <w:t xml:space="preserve">Over all of them</w:t>
-            </w:r>
-          </w:p>
-        </w:tc>
-        <w:tc>
-          <w:tcPr>
-            <w:tcW w:type="pct" w:w="2200"/>
-            <w:shd w:fill="FBFAF6" w:val="clear"/>
-            <w:tcMar>
-              <w:top w:type="dxa" w:w="50"/>
-              <w:left w:type="dxa" w:w="110"/>
-              <w:bottom w:type="dxa" w:w="50"/>
-              <w:right w:type="dxa" w:w="110"/>
-            </w:tcMar>
-          </w:tcPr>
-          <w:p>
-            <w:pPr>
-              <w:spacing w:before="28" w:after="28"/>
-            </w:pPr>
-            <w:r>
-              <w:rPr>
-                <w:sz w:val="15"/>
-                <w:szCs w:val="15"/>
-              </w:rPr>
-              <w:t xml:space="preserve">Users involved, stages approved, testing in a separate environment, changes controlled</w:t>
-            </w:r>
-          </w:p>
-        </w:tc>
-        <w:tc>
-          <w:tcPr>
-            <w:tcW w:type="pct" w:w="2042"/>
-            <w:shd w:fill="FFFFFF" w:val="clear"/>
-            <w:tcMar>
-              <w:top w:type="dxa" w:w="50"/>
-              <w:left w:type="dxa" w:w="110"/>
-              <w:bottom w:type="dxa" w:w="50"/>
-              <w:right w:type="dxa" w:w="110"/>
-            </w:tcMar>
-          </w:tcPr>
-          <w:p>
-            <w:pPr>
-              <w:spacing w:before="46" w:after="46"/>
-            </w:pPr>
-            <w:r>
-              <w:rPr>
-                <w:b/>
-                <w:bCs/>
-                <w:color w:val="8186EF"/>
-                <w:sz w:val="14"/>
-                <w:szCs w:val="14"/>
-              </w:rPr>
-              <w:t xml:space="preserve">(10)</w:t>
-            </w:r>
-          </w:p>
-        </w:tc>
-      </w:tr>
-    </w:tbl>
-    <w:p/>
-    <w:tbl>
-      <w:tblPr>
-        <w:tblW w:type="pct" w:w="100%"/>
-        <w:tblLayout w:type="fixed"/>
-        <w:tblBorders>
-          <w:top w:val="single" w:color="FBFAF6" w:sz="4"/>
-          <w:left w:val="single" w:color="FBFAF6" w:sz="4"/>
-          <w:bottom w:val="single" w:color="FBFAF6" w:sz="4"/>
-          <w:right w:val="single" w:color="FBFAF6" w:sz="4"/>
-          <w:insideH w:val="single" w:color="FBFAF6" w:sz="4"/>
-          <w:insideV w:val="single" w:color="FBFAF6" w:sz="4"/>
-        </w:tblBorders>
-      </w:tblPr>
-      <w:tblGrid>
-        <w:gridCol w:w="9600"/>
-      </w:tblGrid>
-      <w:tr>
-        <w:tc>
-          <w:tcPr>
-            <w:tcW w:type="pct" w:w="5000"/>
-            <w:shd w:fill="FBFAF6" w:val="clear"/>
-            <w:tcMar>
-              <w:top w:type="dxa" w:w="40"/>
-              <w:left w:type="dxa" w:w="100"/>
-              <w:bottom w:type="dxa" w:w="40"/>
-              <w:right w:type="dxa" w:w="100"/>
-            </w:tcMar>
-          </w:tcPr>
-          <w:p>
-            <w:pPr>
-              <w:spacing w:before="18" w:after="6"/>
-            </w:pPr>
-            <w:r>
-              <w:rPr>
-                <w:b/>
-                <w:bCs/>
-                <w:color w:val="6B7280"/>
-                <w:sz w:val="14"/>
-                <w:szCs w:val="14"/>
-              </w:rPr>
-              <w:t xml:space="preserve">word list</w:t>
-            </w:r>
-          </w:p>
-          <w:p>
-            <w:pPr>
-              <w:spacing w:before="0" w:after="18"/>
-            </w:pPr>
-            <w:r>
-              <w:rPr>
-                <w:b/>
-                <w:bCs/>
-                <w:color w:val="353A7C"/>
-                <w:sz w:val="16"/>
-                <w:szCs w:val="16"/>
-              </w:rPr>
-              <w:t xml:space="preserve">Only genuine, authorized transactions are processed   ·   Data is not lost or corrupted when something fails   ·   The system development controls of Chapter 12   ·   Authorization checks designed into the program   ·   Documentation and modular design   ·   Only the right people can reach the system   ·   The system computes what it is supposed to compute</w:t>
-            </w:r>
-          </w:p>
-        </w:tc>
-      </w:tr>
-    </w:tbl>
-    <w:p/>
-    <w:p>
-      <w:pPr>
-        <w:pageBreakBefore w:val="true"/>
-        <w:spacing w:after="0"/>
-      </w:pPr>
-      <w:r>
-        <w:rPr>
-          <w:sz w:val="2"/>
-        </w:rPr>
-        <w:t xml:space="preserve"> </w:t>
-      </w:r>
-    </w:p>
     <w:p>
       <w:pPr>
         <w:spacing w:before="44" w:after="14"/>
@@ -1056,7 +393,7 @@
           <w:sz w:val="16"/>
           <w:szCs w:val="16"/>
         </w:rPr>
-        <w:t xml:space="preserve">      gaps 11–16</w:t>
+        <w:t xml:space="preserve">      gaps 5–10</w:t>
       </w:r>
     </w:p>
     <w:p>
@@ -1079,7 +416,7 @@
           <w:sz w:val="15"/>
           <w:szCs w:val="15"/>
         </w:rPr>
-        <w:t xml:space="preserve"> (11) </w:t>
+        <w:t xml:space="preserve"> (5) </w:t>
       </w:r>
       <w:r>
         <w:rPr>
@@ -1118,7 +455,7 @@
           <w:sz w:val="15"/>
           <w:szCs w:val="15"/>
         </w:rPr>
-        <w:t xml:space="preserve"> (12) </w:t>
+        <w:t xml:space="preserve"> (6) </w:t>
       </w:r>
       <w:r>
         <w:rPr>
@@ -1150,7 +487,7 @@
           <w:sz w:val="15"/>
           <w:szCs w:val="15"/>
         </w:rPr>
-        <w:t xml:space="preserve"> (13) </w:t>
+        <w:t xml:space="preserve"> (7) </w:t>
       </w:r>
       <w:r>
         <w:rPr>
@@ -1189,7 +526,7 @@
           <w:sz w:val="15"/>
           <w:szCs w:val="15"/>
         </w:rPr>
-        <w:t xml:space="preserve"> (14) </w:t>
+        <w:t xml:space="preserve"> (8) </w:t>
       </w:r>
       <w:r>
         <w:rPr>
@@ -1221,7 +558,7 @@
           <w:sz w:val="15"/>
           <w:szCs w:val="15"/>
         </w:rPr>
-        <w:t xml:space="preserve"> (15) </w:t>
+        <w:t xml:space="preserve"> (9) </w:t>
       </w:r>
       <w:r>
         <w:rPr>
@@ -1260,7 +597,7 @@
           <w:sz w:val="15"/>
           <w:szCs w:val="15"/>
         </w:rPr>
-        <w:t xml:space="preserve"> (16) </w:t>
+        <w:t xml:space="preserve"> (10) </w:t>
       </w:r>
       <w:r>
         <w:rPr>
@@ -1347,7 +684,7 @@
                 <w:sz w:val="16"/>
                 <w:szCs w:val="16"/>
               </w:rPr>
-              <w:t xml:space="preserve">requirement   ·   business   ·   unsafely   ·   accommodate   ·   housekeeping   ·   candidates   ·   Documentation</w:t>
+              <w:t xml:space="preserve">housekeeping   ·   requirement   ·   unsafely   ·   Documentation   ·   accommodate   ·   changed   ·   candidates</w:t>
             </w:r>
           </w:p>
         </w:tc>
@@ -1356,6 +693,18 @@
     <w:p/>
     <w:p>
       <w:pPr>
+        <w:pageBreakBefore w:val="true"/>
+        <w:spacing w:after="0"/>
+      </w:pPr>
+      <w:r>
+        <w:rPr>
+          <w:sz w:val="2"/>
+        </w:rPr>
+        <w:t xml:space="preserve"> </w:t>
+      </w:r>
+    </w:p>
+    <w:p>
+      <w:pPr>
         <w:spacing w:before="44" w:after="10"/>
       </w:pPr>
       <w:r>
@@ -1379,7 +728,7 @@
           <w:sz w:val="15"/>
           <w:szCs w:val="15"/>
         </w:rPr>
-        <w:t xml:space="preserve">Each term sits against what it means.</w:t>
+        <w:t xml:space="preserve">Each term sits against what it means, and an instance of it.</w:t>
       </w:r>
     </w:p>
     <w:p>
@@ -1390,7 +739,7 @@
       <w:r>
         <w:drawing>
           <wp:inline distT="0" distB="0" distL="0" distR="0">
-            <wp:extent cx="5734050" cy="3100925"/>
+            <wp:extent cx="5734050" cy="3862950"/>
             <wp:effectExtent t="0" r="0" b="0" l="0"/>
             <wp:docPr id="1" name="" descr="" title=""/>
             <wp:cNvGraphicFramePr>
@@ -1415,7 +764,7 @@
                   <pic:spPr bwMode="auto">
                     <a:xfrm>
                       <a:off x="0" y="0"/>
-                      <a:ext cx="5734050" cy="3100925"/>
+                      <a:ext cx="5734050" cy="3862950"/>
                     </a:xfrm>
                     <a:prstGeom prst="rect">
                       <a:avLst/>
@@ -1483,7 +832,7 @@
                 <w:sz w:val="16"/>
                 <w:szCs w:val="16"/>
               </w:rPr>
-              <w:t xml:space="preserve">Safety   ·   Accuracy   ·   Over all of them   ·   Security</w:t>
+              <w:t xml:space="preserve">Security   ·   Validity   ·   Over all of them   ·   Adaptability</w:t>
             </w:r>
           </w:p>
         </w:tc>
@@ -1818,14 +1167,14 @@
                 <w:sz w:val="16"/>
                 <w:szCs w:val="16"/>
               </w:rPr>
-              <w:t xml:space="preserve">11  </w:t>
-            </w:r>
-            <w:r>
-              <w:rPr>
-                <w:sz w:val="16"/>
-                <w:szCs w:val="16"/>
-              </w:rPr>
-              <w:t xml:space="preserve">candidates</w:t>
+              <w:t xml:space="preserve">8  </w:t>
+            </w:r>
+            <w:r>
+              <w:rPr>
+                <w:sz w:val="16"/>
+                <w:szCs w:val="16"/>
+              </w:rPr>
+              <w:t xml:space="preserve">Documentation</w:t>
             </w:r>
           </w:p>
         </w:tc>
@@ -1886,14 +1235,14 @@
                 <w:sz w:val="16"/>
                 <w:szCs w:val="16"/>
               </w:rPr>
-              <w:t xml:space="preserve">12  </w:t>
-            </w:r>
-            <w:r>
-              <w:rPr>
-                <w:sz w:val="16"/>
-                <w:szCs w:val="16"/>
-              </w:rPr>
-              <w:t xml:space="preserve">unsafely</w:t>
+              <w:t xml:space="preserve">9  </w:t>
+            </w:r>
+            <w:r>
+              <w:rPr>
+                <w:sz w:val="16"/>
+                <w:szCs w:val="16"/>
+              </w:rPr>
+              <w:t xml:space="preserve">housekeeping</w:t>
             </w:r>
           </w:p>
         </w:tc>
@@ -1954,14 +1303,14 @@
                 <w:sz w:val="16"/>
                 <w:szCs w:val="16"/>
               </w:rPr>
-              <w:t xml:space="preserve">13  </w:t>
-            </w:r>
-            <w:r>
-              <w:rPr>
-                <w:sz w:val="16"/>
-                <w:szCs w:val="16"/>
-              </w:rPr>
-              <w:t xml:space="preserve">accommodate</w:t>
+              <w:t xml:space="preserve">10  </w:t>
+            </w:r>
+            <w:r>
+              <w:rPr>
+                <w:sz w:val="16"/>
+                <w:szCs w:val="16"/>
+              </w:rPr>
+              <w:t xml:space="preserve">requirement</w:t>
             </w:r>
           </w:p>
         </w:tc>
@@ -2022,14 +1371,14 @@
                 <w:sz w:val="16"/>
                 <w:szCs w:val="16"/>
               </w:rPr>
-              <w:t xml:space="preserve">14  </w:t>
-            </w:r>
-            <w:r>
-              <w:rPr>
-                <w:sz w:val="16"/>
-                <w:szCs w:val="16"/>
-              </w:rPr>
-              <w:t xml:space="preserve">Documentation</w:t>
+              <w:t xml:space="preserve">11  </w:t>
+            </w:r>
+            <w:r>
+              <w:rPr>
+                <w:sz w:val="16"/>
+                <w:szCs w:val="16"/>
+              </w:rPr>
+              <w:t xml:space="preserve">Security</w:t>
             </w:r>
           </w:p>
         </w:tc>
@@ -2064,7 +1413,7 @@
                 <w:sz w:val="16"/>
                 <w:szCs w:val="16"/>
               </w:rPr>
-              <w:t xml:space="preserve">The system computes what it is supposed to compute</w:t>
+              <w:t xml:space="preserve">candidates</w:t>
             </w:r>
           </w:p>
         </w:tc>
@@ -2090,14 +1439,14 @@
                 <w:sz w:val="16"/>
                 <w:szCs w:val="16"/>
               </w:rPr>
-              <w:t xml:space="preserve">15  </w:t>
-            </w:r>
-            <w:r>
-              <w:rPr>
-                <w:sz w:val="16"/>
-                <w:szCs w:val="16"/>
-              </w:rPr>
-              <w:t xml:space="preserve">housekeeping</w:t>
+              <w:t xml:space="preserve">12  </w:t>
+            </w:r>
+            <w:r>
+              <w:rPr>
+                <w:sz w:val="16"/>
+                <w:szCs w:val="16"/>
+              </w:rPr>
+              <w:t xml:space="preserve">Adaptability</w:t>
             </w:r>
           </w:p>
         </w:tc>
@@ -2132,7 +1481,7 @@
                 <w:sz w:val="16"/>
                 <w:szCs w:val="16"/>
               </w:rPr>
-              <w:t xml:space="preserve">Authorization checks designed into the program</w:t>
+              <w:t xml:space="preserve">unsafely</w:t>
             </w:r>
           </w:p>
         </w:tc>
@@ -2158,14 +1507,14 @@
                 <w:sz w:val="16"/>
                 <w:szCs w:val="16"/>
               </w:rPr>
-              <w:t xml:space="preserve">16  </w:t>
-            </w:r>
-            <w:r>
-              <w:rPr>
-                <w:sz w:val="16"/>
-                <w:szCs w:val="16"/>
-              </w:rPr>
-              <w:t xml:space="preserve">requirement</w:t>
+              <w:t xml:space="preserve">13  </w:t>
+            </w:r>
+            <w:r>
+              <w:rPr>
+                <w:sz w:val="16"/>
+                <w:szCs w:val="16"/>
+              </w:rPr>
+              <w:t xml:space="preserve">Over all of them</w:t>
             </w:r>
           </w:p>
         </w:tc>
@@ -2200,211 +1549,7 @@
                 <w:sz w:val="16"/>
                 <w:szCs w:val="16"/>
               </w:rPr>
-              <w:t xml:space="preserve">Data is not lost or corrupted when something fails</w:t>
-            </w:r>
-          </w:p>
-        </w:tc>
-        <w:tc>
-          <w:tcPr>
-            <w:tcW w:type="pct" w:w="2500"/>
-            <w:tcMar>
-              <w:top w:type="dxa" w:w="20"/>
-              <w:left w:type="dxa" w:w="80"/>
-              <w:bottom w:type="dxa" w:w="20"/>
-              <w:right w:type="dxa" w:w="80"/>
-            </w:tcMar>
-          </w:tcPr>
-          <w:p>
-            <w:pPr>
-              <w:spacing w:before="12" w:after="12"/>
-            </w:pPr>
-            <w:r>
-              <w:rPr>
-                <w:b/>
-                <w:bCs/>
-                <w:color w:val="8186EF"/>
-                <w:sz w:val="16"/>
-                <w:szCs w:val="16"/>
-              </w:rPr>
-              <w:t xml:space="preserve">17  </w:t>
-            </w:r>
-            <w:r>
-              <w:rPr>
-                <w:sz w:val="16"/>
-                <w:szCs w:val="16"/>
-              </w:rPr>
-              <w:t xml:space="preserve">Safety</w:t>
-            </w:r>
-          </w:p>
-        </w:tc>
-      </w:tr>
-      <w:tr>
-        <w:tc>
-          <w:tcPr>
-            <w:tcW w:type="pct" w:w="2500"/>
-            <w:tcMar>
-              <w:top w:type="dxa" w:w="20"/>
-              <w:left w:type="dxa" w:w="80"/>
-              <w:bottom w:type="dxa" w:w="20"/>
-              <w:right w:type="dxa" w:w="80"/>
-            </w:tcMar>
-          </w:tcPr>
-          <w:p>
-            <w:pPr>
-              <w:spacing w:before="12" w:after="12"/>
-            </w:pPr>
-            <w:r>
-              <w:rPr>
-                <w:b/>
-                <w:bCs/>
-                <w:color w:val="8186EF"/>
-                <w:sz w:val="16"/>
-                <w:szCs w:val="16"/>
-              </w:rPr>
-              <w:t xml:space="preserve">8  </w:t>
-            </w:r>
-            <w:r>
-              <w:rPr>
-                <w:sz w:val="16"/>
-                <w:szCs w:val="16"/>
-              </w:rPr>
-              <w:t xml:space="preserve">Only the right people can reach the system</w:t>
-            </w:r>
-          </w:p>
-        </w:tc>
-        <w:tc>
-          <w:tcPr>
-            <w:tcW w:type="pct" w:w="2500"/>
-            <w:tcMar>
-              <w:top w:type="dxa" w:w="20"/>
-              <w:left w:type="dxa" w:w="80"/>
-              <w:bottom w:type="dxa" w:w="20"/>
-              <w:right w:type="dxa" w:w="80"/>
-            </w:tcMar>
-          </w:tcPr>
-          <w:p>
-            <w:pPr>
-              <w:spacing w:before="12" w:after="12"/>
-            </w:pPr>
-            <w:r>
-              <w:rPr>
-                <w:b/>
-                <w:bCs/>
-                <w:color w:val="8186EF"/>
-                <w:sz w:val="16"/>
-                <w:szCs w:val="16"/>
-              </w:rPr>
-              <w:t xml:space="preserve">18  </w:t>
-            </w:r>
-            <w:r>
-              <w:rPr>
-                <w:sz w:val="16"/>
-                <w:szCs w:val="16"/>
-              </w:rPr>
-              <w:t xml:space="preserve">Security</w:t>
-            </w:r>
-          </w:p>
-        </w:tc>
-      </w:tr>
-      <w:tr>
-        <w:tc>
-          <w:tcPr>
-            <w:tcW w:type="pct" w:w="2500"/>
-            <w:tcMar>
-              <w:top w:type="dxa" w:w="20"/>
-              <w:left w:type="dxa" w:w="80"/>
-              <w:bottom w:type="dxa" w:w="20"/>
-              <w:right w:type="dxa" w:w="80"/>
-            </w:tcMar>
-          </w:tcPr>
-          <w:p>
-            <w:pPr>
-              <w:spacing w:before="12" w:after="12"/>
-            </w:pPr>
-            <w:r>
-              <w:rPr>
-                <w:b/>
-                <w:bCs/>
-                <w:color w:val="8186EF"/>
-                <w:sz w:val="16"/>
-                <w:szCs w:val="16"/>
-              </w:rPr>
-              <w:t xml:space="preserve">9  </w:t>
-            </w:r>
-            <w:r>
-              <w:rPr>
-                <w:sz w:val="16"/>
-                <w:szCs w:val="16"/>
-              </w:rPr>
-              <w:t xml:space="preserve">Documentation and modular design</w:t>
-            </w:r>
-          </w:p>
-        </w:tc>
-        <w:tc>
-          <w:tcPr>
-            <w:tcW w:type="pct" w:w="2500"/>
-            <w:tcMar>
-              <w:top w:type="dxa" w:w="20"/>
-              <w:left w:type="dxa" w:w="80"/>
-              <w:bottom w:type="dxa" w:w="20"/>
-              <w:right w:type="dxa" w:w="80"/>
-            </w:tcMar>
-          </w:tcPr>
-          <w:p>
-            <w:pPr>
-              <w:spacing w:before="12" w:after="12"/>
-            </w:pPr>
-            <w:r>
-              <w:rPr>
-                <w:b/>
-                <w:bCs/>
-                <w:color w:val="8186EF"/>
-                <w:sz w:val="16"/>
-                <w:szCs w:val="16"/>
-              </w:rPr>
-              <w:t xml:space="preserve">19  </w:t>
-            </w:r>
-            <w:r>
-              <w:rPr>
-                <w:sz w:val="16"/>
-                <w:szCs w:val="16"/>
-              </w:rPr>
-              <w:t xml:space="preserve">Over all of them</w:t>
-            </w:r>
-          </w:p>
-        </w:tc>
-      </w:tr>
-      <w:tr>
-        <w:tc>
-          <w:tcPr>
-            <w:tcW w:type="pct" w:w="2500"/>
-            <w:tcMar>
-              <w:top w:type="dxa" w:w="20"/>
-              <w:left w:type="dxa" w:w="80"/>
-              <w:bottom w:type="dxa" w:w="20"/>
-              <w:right w:type="dxa" w:w="80"/>
-            </w:tcMar>
-          </w:tcPr>
-          <w:p>
-            <w:pPr>
-              <w:spacing w:before="12" w:after="12"/>
-            </w:pPr>
-            <w:r>
-              <w:rPr>
-                <w:b/>
-                <w:bCs/>
-                <w:color w:val="8186EF"/>
-                <w:sz w:val="16"/>
-                <w:szCs w:val="16"/>
-              </w:rPr>
-              <w:t xml:space="preserve">10  </w:t>
-            </w:r>
-            <w:r>
-              <w:rPr>
-                <w:sz w:val="16"/>
-                <w:szCs w:val="16"/>
-              </w:rPr>
-              <w:t xml:space="preserve">The system development controls of Chapter 12</w:t>
+              <w:t xml:space="preserve">accommodate</w:t>
             </w:r>
           </w:p>
         </w:tc>
@@ -2821,837 +1966,6 @@
       </w:tr>
     </w:tbl>
     <w:p/>
-    <w:tbl>
-      <w:tblPr>
-        <w:tblW w:type="pct" w:w="100%"/>
-        <w:tblLayout w:type="fixed"/>
-        <w:tblBorders>
-          <w:top w:val="single" w:color="353A7C" w:sz="6"/>
-          <w:left w:val="single" w:color="353A7C" w:sz="6"/>
-          <w:bottom w:val="single" w:color="353A7C" w:sz="6"/>
-          <w:right w:val="single" w:color="353A7C" w:sz="6"/>
-          <w:insideH w:val="single" w:color="353A7C" w:sz="6"/>
-          <w:insideV w:val="single" w:color="353A7C" w:sz="6"/>
-        </w:tblBorders>
-      </w:tblPr>
-      <w:tblGrid>
-        <w:gridCol w:w="2133"/>
-        <w:gridCol w:w="3878"/>
-        <w:gridCol w:w="3589"/>
-      </w:tblGrid>
-      <w:tr>
-        <w:tc>
-          <w:tcPr>
-            <w:tcW w:type="pct" w:w="5000"/>
-            <w:gridSpan w:val="3"/>
-            <w:shd w:fill="353A7C" w:val="clear"/>
-            <w:tcMar>
-              <w:top w:type="dxa" w:w="60"/>
-              <w:left w:type="dxa" w:w="120"/>
-              <w:bottom w:type="dxa" w:w="60"/>
-              <w:right w:type="dxa" w:w="120"/>
-            </w:tcMar>
-          </w:tcPr>
-          <w:p>
-            <w:pPr>
-              <w:spacing w:before="40" w:after="40"/>
-            </w:pPr>
-            <w:r>
-              <w:rPr>
-                <w:b/>
-                <w:bCs/>
-                <w:color w:val="FFFFFF"/>
-                <w:sz w:val="17"/>
-                <w:szCs w:val="17"/>
-              </w:rPr>
-              <w:t xml:space="preserve">Input controls and what each one tests</w:t>
-            </w:r>
-          </w:p>
-        </w:tc>
-      </w:tr>
-      <w:tr>
-        <w:tc>
-          <w:tcPr>
-            <w:tcW w:type="pct" w:w="1111"/>
-            <w:shd w:fill="353A7C" w:val="clear"/>
-            <w:tcMar>
-              <w:top w:type="dxa" w:w="50"/>
-              <w:left w:type="dxa" w:w="110"/>
-              <w:bottom w:type="dxa" w:w="50"/>
-              <w:right w:type="dxa" w:w="110"/>
-            </w:tcMar>
-          </w:tcPr>
-          <w:p>
-            <w:pPr>
-              <w:spacing w:before="30" w:after="30"/>
-            </w:pPr>
-            <w:r>
-              <w:rPr>
-                <w:b/>
-                <w:bCs/>
-                <w:color w:val="FFFFFF"/>
-                <w:sz w:val="15"/>
-                <w:szCs w:val="15"/>
-              </w:rPr>
-              <w:t xml:space="preserve">Input control (E.2.f)</w:t>
-            </w:r>
-          </w:p>
-        </w:tc>
-        <w:tc>
-          <w:tcPr>
-            <w:tcW w:type="pct" w:w="2020"/>
-            <w:shd w:fill="353A7C" w:val="clear"/>
-            <w:tcMar>
-              <w:top w:type="dxa" w:w="50"/>
-              <w:left w:type="dxa" w:w="110"/>
-              <w:bottom w:type="dxa" w:w="50"/>
-              <w:right w:type="dxa" w:w="110"/>
-            </w:tcMar>
-          </w:tcPr>
-          <w:p>
-            <w:pPr>
-              <w:spacing w:before="30" w:after="30"/>
-            </w:pPr>
-            <w:r>
-              <w:rPr>
-                <w:b/>
-                <w:bCs/>
-                <w:color w:val="FFFFFF"/>
-                <w:sz w:val="15"/>
-                <w:szCs w:val="15"/>
-              </w:rPr>
-              <w:t xml:space="preserve">What it tests</w:t>
-            </w:r>
-          </w:p>
-        </w:tc>
-        <w:tc>
-          <w:tcPr>
-            <w:tcW w:type="pct" w:w="1869"/>
-            <w:shd w:fill="353A7C" w:val="clear"/>
-            <w:tcMar>
-              <w:top w:type="dxa" w:w="50"/>
-              <w:left w:type="dxa" w:w="110"/>
-              <w:bottom w:type="dxa" w:w="50"/>
-              <w:right w:type="dxa" w:w="110"/>
-            </w:tcMar>
-          </w:tcPr>
-          <w:p>
-            <w:pPr>
-              <w:spacing w:before="30" w:after="30"/>
-            </w:pPr>
-            <w:r>
-              <w:rPr>
-                <w:b/>
-                <w:bCs/>
-                <w:color w:val="FFFFFF"/>
-                <w:sz w:val="15"/>
-                <w:szCs w:val="15"/>
-              </w:rPr>
-              <w:t xml:space="preserve">Example</w:t>
-            </w:r>
-          </w:p>
-        </w:tc>
-      </w:tr>
-      <w:tr>
-        <w:tc>
-          <w:tcPr>
-            <w:tcW w:type="pct" w:w="1111"/>
-            <w:tcMar>
-              <w:top w:type="dxa" w:w="50"/>
-              <w:left w:type="dxa" w:w="110"/>
-              <w:bottom w:type="dxa" w:w="50"/>
-              <w:right w:type="dxa" w:w="110"/>
-            </w:tcMar>
-          </w:tcPr>
-          <w:p>
-            <w:pPr>
-              <w:spacing w:before="28" w:after="28"/>
-            </w:pPr>
-            <w:r>
-              <w:rPr>
-                <w:sz w:val="15"/>
-                <w:szCs w:val="15"/>
-              </w:rPr>
-              <w:t xml:space="preserve">Field check</w:t>
-            </w:r>
-          </w:p>
-        </w:tc>
-        <w:tc>
-          <w:tcPr>
-            <w:tcW w:type="pct" w:w="2020"/>
-            <w:tcMar>
-              <w:top w:type="dxa" w:w="50"/>
-              <w:left w:type="dxa" w:w="110"/>
-              <w:bottom w:type="dxa" w:w="50"/>
-              <w:right w:type="dxa" w:w="110"/>
-            </w:tcMar>
-          </w:tcPr>
-          <w:p>
-            <w:pPr>
-              <w:spacing w:before="28" w:after="28"/>
-            </w:pPr>
-            <w:r>
-              <w:rPr>
-                <w:sz w:val="15"/>
-                <w:szCs w:val="15"/>
-              </w:rPr>
-              <w:t xml:space="preserve">The data is the right type</w:t>
-            </w:r>
-          </w:p>
-        </w:tc>
-        <w:tc>
-          <w:tcPr>
-            <w:tcW w:type="pct" w:w="1869"/>
-            <w:shd w:fill="FFFFFF" w:val="clear"/>
-            <w:tcMar>
-              <w:top w:type="dxa" w:w="50"/>
-              <w:left w:type="dxa" w:w="110"/>
-              <w:bottom w:type="dxa" w:w="50"/>
-              <w:right w:type="dxa" w:w="110"/>
-            </w:tcMar>
-          </w:tcPr>
-          <w:p>
-            <w:pPr>
-              <w:spacing w:before="46" w:after="46"/>
-            </w:pPr>
-            <w:r>
-              <w:rPr>
-                <w:b/>
-                <w:bCs/>
-                <w:color w:val="8186EF"/>
-                <w:sz w:val="14"/>
-                <w:szCs w:val="14"/>
-              </w:rPr>
-              <w:t xml:space="preserve">(5)</w:t>
-            </w:r>
-          </w:p>
-        </w:tc>
-      </w:tr>
-      <w:tr>
-        <w:tc>
-          <w:tcPr>
-            <w:tcW w:type="pct" w:w="1111"/>
-            <w:shd w:fill="FBFAF6" w:val="clear"/>
-            <w:tcMar>
-              <w:top w:type="dxa" w:w="50"/>
-              <w:left w:type="dxa" w:w="110"/>
-              <w:bottom w:type="dxa" w:w="50"/>
-              <w:right w:type="dxa" w:w="110"/>
-            </w:tcMar>
-          </w:tcPr>
-          <w:p>
-            <w:pPr>
-              <w:spacing w:before="28" w:after="28"/>
-            </w:pPr>
-            <w:r>
-              <w:rPr>
-                <w:sz w:val="15"/>
-                <w:szCs w:val="15"/>
-              </w:rPr>
-              <w:t xml:space="preserve">Format check</w:t>
-            </w:r>
-          </w:p>
-        </w:tc>
-        <w:tc>
-          <w:tcPr>
-            <w:tcW w:type="pct" w:w="2020"/>
-            <w:shd w:fill="FBFAF6" w:val="clear"/>
-            <w:tcMar>
-              <w:top w:type="dxa" w:w="50"/>
-              <w:left w:type="dxa" w:w="110"/>
-              <w:bottom w:type="dxa" w:w="50"/>
-              <w:right w:type="dxa" w:w="110"/>
-            </w:tcMar>
-          </w:tcPr>
-          <w:p>
-            <w:pPr>
-              <w:spacing w:before="28" w:after="28"/>
-            </w:pPr>
-            <w:r>
-              <w:rPr>
-                <w:sz w:val="15"/>
-                <w:szCs w:val="15"/>
-              </w:rPr>
-              <w:t xml:space="preserve">The data has the right shape</w:t>
-            </w:r>
-          </w:p>
-        </w:tc>
-        <w:tc>
-          <w:tcPr>
-            <w:tcW w:type="pct" w:w="1869"/>
-            <w:shd w:fill="FFFFFF" w:val="clear"/>
-            <w:tcMar>
-              <w:top w:type="dxa" w:w="50"/>
-              <w:left w:type="dxa" w:w="110"/>
-              <w:bottom w:type="dxa" w:w="50"/>
-              <w:right w:type="dxa" w:w="110"/>
-            </w:tcMar>
-          </w:tcPr>
-          <w:p>
-            <w:pPr>
-              <w:spacing w:before="46" w:after="46"/>
-            </w:pPr>
-            <w:r>
-              <w:rPr>
-                <w:b/>
-                <w:bCs/>
-                <w:color w:val="8186EF"/>
-                <w:sz w:val="14"/>
-                <w:szCs w:val="14"/>
-              </w:rPr>
-              <w:t xml:space="preserve">(6)</w:t>
-            </w:r>
-          </w:p>
-        </w:tc>
-      </w:tr>
-      <w:tr>
-        <w:tc>
-          <w:tcPr>
-            <w:tcW w:type="pct" w:w="1111"/>
-            <w:tcMar>
-              <w:top w:type="dxa" w:w="50"/>
-              <w:left w:type="dxa" w:w="110"/>
-              <w:bottom w:type="dxa" w:w="50"/>
-              <w:right w:type="dxa" w:w="110"/>
-            </w:tcMar>
-          </w:tcPr>
-          <w:p>
-            <w:pPr>
-              <w:spacing w:before="28" w:after="28"/>
-            </w:pPr>
-            <w:r>
-              <w:rPr>
-                <w:sz w:val="15"/>
-                <w:szCs w:val="15"/>
-              </w:rPr>
-              <w:t xml:space="preserve">Range or limit check</w:t>
-            </w:r>
-          </w:p>
-        </w:tc>
-        <w:tc>
-          <w:tcPr>
-            <w:tcW w:type="pct" w:w="2020"/>
-            <w:shd w:fill="FFFFFF" w:val="clear"/>
-            <w:tcMar>
-              <w:top w:type="dxa" w:w="50"/>
-              <w:left w:type="dxa" w:w="110"/>
-              <w:bottom w:type="dxa" w:w="50"/>
-              <w:right w:type="dxa" w:w="110"/>
-            </w:tcMar>
-          </w:tcPr>
-          <w:p>
-            <w:pPr>
-              <w:spacing w:before="46" w:after="46"/>
-            </w:pPr>
-            <w:r>
-              <w:rPr>
-                <w:b/>
-                <w:bCs/>
-                <w:color w:val="8186EF"/>
-                <w:sz w:val="14"/>
-                <w:szCs w:val="14"/>
-              </w:rPr>
-              <w:t xml:space="preserve">(7)</w:t>
-            </w:r>
-          </w:p>
-        </w:tc>
-        <w:tc>
-          <w:tcPr>
-            <w:tcW w:type="pct" w:w="1869"/>
-            <w:tcMar>
-              <w:top w:type="dxa" w:w="50"/>
-              <w:left w:type="dxa" w:w="110"/>
-              <w:bottom w:type="dxa" w:w="50"/>
-              <w:right w:type="dxa" w:w="110"/>
-            </w:tcMar>
-          </w:tcPr>
-          <w:p>
-            <w:pPr>
-              <w:spacing w:before="28" w:after="28"/>
-            </w:pPr>
-            <w:r>
-              <w:rPr>
-                <w:sz w:val="15"/>
-                <w:szCs w:val="15"/>
-              </w:rPr>
-              <w:t xml:space="preserve">An hourly rate above 500 is queried</w:t>
-            </w:r>
-          </w:p>
-        </w:tc>
-      </w:tr>
-      <w:tr>
-        <w:tc>
-          <w:tcPr>
-            <w:tcW w:type="pct" w:w="1111"/>
-            <w:shd w:fill="FBFAF6" w:val="clear"/>
-            <w:tcMar>
-              <w:top w:type="dxa" w:w="50"/>
-              <w:left w:type="dxa" w:w="110"/>
-              <w:bottom w:type="dxa" w:w="50"/>
-              <w:right w:type="dxa" w:w="110"/>
-            </w:tcMar>
-          </w:tcPr>
-          <w:p>
-            <w:pPr>
-              <w:spacing w:before="28" w:after="28"/>
-            </w:pPr>
-            <w:r>
-              <w:rPr>
-                <w:sz w:val="15"/>
-                <w:szCs w:val="15"/>
-              </w:rPr>
-              <w:t xml:space="preserve">Reasonableness check</w:t>
-            </w:r>
-          </w:p>
-        </w:tc>
-        <w:tc>
-          <w:tcPr>
-            <w:tcW w:type="pct" w:w="2020"/>
-            <w:shd w:fill="FBFAF6" w:val="clear"/>
-            <w:tcMar>
-              <w:top w:type="dxa" w:w="50"/>
-              <w:left w:type="dxa" w:w="110"/>
-              <w:bottom w:type="dxa" w:w="50"/>
-              <w:right w:type="dxa" w:w="110"/>
-            </w:tcMar>
-          </w:tcPr>
-          <w:p>
-            <w:pPr>
-              <w:spacing w:before="28" w:after="28"/>
-            </w:pPr>
-            <w:r>
-              <w:rPr>
-                <w:sz w:val="15"/>
-                <w:szCs w:val="15"/>
-              </w:rPr>
-              <w:t xml:space="preserve">The value makes sense beside another field</w:t>
-            </w:r>
-          </w:p>
-        </w:tc>
-        <w:tc>
-          <w:tcPr>
-            <w:tcW w:type="pct" w:w="1869"/>
-            <w:shd w:fill="FFFFFF" w:val="clear"/>
-            <w:tcMar>
-              <w:top w:type="dxa" w:w="50"/>
-              <w:left w:type="dxa" w:w="110"/>
-              <w:bottom w:type="dxa" w:w="50"/>
-              <w:right w:type="dxa" w:w="110"/>
-            </w:tcMar>
-          </w:tcPr>
-          <w:p>
-            <w:pPr>
-              <w:spacing w:before="46" w:after="46"/>
-            </w:pPr>
-            <w:r>
-              <w:rPr>
-                <w:b/>
-                <w:bCs/>
-                <w:color w:val="8186EF"/>
-                <w:sz w:val="14"/>
-                <w:szCs w:val="14"/>
-              </w:rPr>
-              <w:t xml:space="preserve">(8)</w:t>
-            </w:r>
-          </w:p>
-        </w:tc>
-      </w:tr>
-      <w:tr>
-        <w:tc>
-          <w:tcPr>
-            <w:tcW w:type="pct" w:w="1111"/>
-            <w:tcMar>
-              <w:top w:type="dxa" w:w="50"/>
-              <w:left w:type="dxa" w:w="110"/>
-              <w:bottom w:type="dxa" w:w="50"/>
-              <w:right w:type="dxa" w:w="110"/>
-            </w:tcMar>
-          </w:tcPr>
-          <w:p>
-            <w:pPr>
-              <w:spacing w:before="28" w:after="28"/>
-            </w:pPr>
-            <w:r>
-              <w:rPr>
-                <w:sz w:val="15"/>
-                <w:szCs w:val="15"/>
-              </w:rPr>
-              <w:t xml:space="preserve">Validity check</w:t>
-            </w:r>
-          </w:p>
-        </w:tc>
-        <w:tc>
-          <w:tcPr>
-            <w:tcW w:type="pct" w:w="2020"/>
-            <w:tcMar>
-              <w:top w:type="dxa" w:w="50"/>
-              <w:left w:type="dxa" w:w="110"/>
-              <w:bottom w:type="dxa" w:w="50"/>
-              <w:right w:type="dxa" w:w="110"/>
-            </w:tcMar>
-          </w:tcPr>
-          <w:p>
-            <w:pPr>
-              <w:spacing w:before="28" w:after="28"/>
-            </w:pPr>
-            <w:r>
-              <w:rPr>
-                <w:sz w:val="15"/>
-                <w:szCs w:val="15"/>
-              </w:rPr>
-              <w:t xml:space="preserve">The code exists on the master file</w:t>
-            </w:r>
-          </w:p>
-        </w:tc>
-        <w:tc>
-          <w:tcPr>
-            <w:tcW w:type="pct" w:w="1869"/>
-            <w:shd w:fill="FFFFFF" w:val="clear"/>
-            <w:tcMar>
-              <w:top w:type="dxa" w:w="50"/>
-              <w:left w:type="dxa" w:w="110"/>
-              <w:bottom w:type="dxa" w:w="50"/>
-              <w:right w:type="dxa" w:w="110"/>
-            </w:tcMar>
-          </w:tcPr>
-          <w:p>
-            <w:pPr>
-              <w:spacing w:before="46" w:after="46"/>
-            </w:pPr>
-            <w:r>
-              <w:rPr>
-                <w:b/>
-                <w:bCs/>
-                <w:color w:val="8186EF"/>
-                <w:sz w:val="14"/>
-                <w:szCs w:val="14"/>
-              </w:rPr>
-              <w:t xml:space="preserve">(9)</w:t>
-            </w:r>
-          </w:p>
-        </w:tc>
-      </w:tr>
-      <w:tr>
-        <w:tc>
-          <w:tcPr>
-            <w:tcW w:type="pct" w:w="1111"/>
-            <w:shd w:fill="FBFAF6" w:val="clear"/>
-            <w:tcMar>
-              <w:top w:type="dxa" w:w="50"/>
-              <w:left w:type="dxa" w:w="110"/>
-              <w:bottom w:type="dxa" w:w="50"/>
-              <w:right w:type="dxa" w:w="110"/>
-            </w:tcMar>
-          </w:tcPr>
-          <w:p>
-            <w:pPr>
-              <w:spacing w:before="28" w:after="28"/>
-            </w:pPr>
-            <w:r>
-              <w:rPr>
-                <w:sz w:val="15"/>
-                <w:szCs w:val="15"/>
-              </w:rPr>
-              <w:t xml:space="preserve">Check digit</w:t>
-            </w:r>
-          </w:p>
-        </w:tc>
-        <w:tc>
-          <w:tcPr>
-            <w:tcW w:type="pct" w:w="2020"/>
-            <w:shd w:fill="FFFFFF" w:val="clear"/>
-            <w:tcMar>
-              <w:top w:type="dxa" w:w="50"/>
-              <w:left w:type="dxa" w:w="110"/>
-              <w:bottom w:type="dxa" w:w="50"/>
-              <w:right w:type="dxa" w:w="110"/>
-            </w:tcMar>
-          </w:tcPr>
-          <w:p>
-            <w:pPr>
-              <w:spacing w:before="46" w:after="46"/>
-            </w:pPr>
-            <w:r>
-              <w:rPr>
-                <w:b/>
-                <w:bCs/>
-                <w:color w:val="8186EF"/>
-                <w:sz w:val="14"/>
-                <w:szCs w:val="14"/>
-              </w:rPr>
-              <w:t xml:space="preserve">(10)</w:t>
-            </w:r>
-          </w:p>
-        </w:tc>
-        <w:tc>
-          <w:tcPr>
-            <w:tcW w:type="pct" w:w="1869"/>
-            <w:shd w:fill="FBFAF6" w:val="clear"/>
-            <w:tcMar>
-              <w:top w:type="dxa" w:w="50"/>
-              <w:left w:type="dxa" w:w="110"/>
-              <w:bottom w:type="dxa" w:w="50"/>
-              <w:right w:type="dxa" w:w="110"/>
-            </w:tcMar>
-          </w:tcPr>
-          <w:p>
-            <w:pPr>
-              <w:spacing w:before="28" w:after="28"/>
-            </w:pPr>
-            <w:r>
-              <w:rPr>
-                <w:sz w:val="15"/>
-                <w:szCs w:val="15"/>
-              </w:rPr>
-              <w:t xml:space="preserve">A mistyped account number fails the arithmetic</w:t>
-            </w:r>
-          </w:p>
-        </w:tc>
-      </w:tr>
-      <w:tr>
-        <w:tc>
-          <w:tcPr>
-            <w:tcW w:type="pct" w:w="1111"/>
-            <w:tcMar>
-              <w:top w:type="dxa" w:w="50"/>
-              <w:left w:type="dxa" w:w="110"/>
-              <w:bottom w:type="dxa" w:w="50"/>
-              <w:right w:type="dxa" w:w="110"/>
-            </w:tcMar>
-          </w:tcPr>
-          <w:p>
-            <w:pPr>
-              <w:spacing w:before="28" w:after="28"/>
-            </w:pPr>
-            <w:r>
-              <w:rPr>
-                <w:sz w:val="15"/>
-                <w:szCs w:val="15"/>
-              </w:rPr>
-              <w:t xml:space="preserve">Batch totals</w:t>
-            </w:r>
-          </w:p>
-        </w:tc>
-        <w:tc>
-          <w:tcPr>
-            <w:tcW w:type="pct" w:w="2020"/>
-            <w:tcMar>
-              <w:top w:type="dxa" w:w="50"/>
-              <w:left w:type="dxa" w:w="110"/>
-              <w:bottom w:type="dxa" w:w="50"/>
-              <w:right w:type="dxa" w:w="110"/>
-            </w:tcMar>
-          </w:tcPr>
-          <w:p>
-            <w:pPr>
-              <w:spacing w:before="28" w:after="28"/>
-            </w:pPr>
-            <w:r>
-              <w:rPr>
-                <w:sz w:val="15"/>
-                <w:szCs w:val="15"/>
-              </w:rPr>
-              <w:t xml:space="preserve"/>
-            </w:r>
-            <w:r>
-              <w:rPr>
-                <w:b/>
-                <w:bCs/>
-                <w:color w:val="8186EF"/>
-                <w:sz w:val="14"/>
-                <w:szCs w:val="14"/>
-              </w:rPr>
-              <w:t xml:space="preserve"> (11) </w:t>
-            </w:r>
-            <w:r>
-              <w:rPr>
-                <w:u w:val="single"/>
-                <w:sz w:val="15"/>
-                <w:szCs w:val="15"/>
-              </w:rPr>
-              <w:t xml:space="preserve">              </w:t>
-            </w:r>
-            <w:r>
-              <w:rPr>
-                <w:sz w:val="15"/>
-                <w:szCs w:val="15"/>
-              </w:rPr>
-              <w:t xml:space="preserve"> </w:t>
-            </w:r>
-            <w:r>
-              <w:rPr>
-                <w:sz w:val="15"/>
-                <w:szCs w:val="15"/>
-              </w:rPr>
-              <w:t xml:space="preserve">, hash or record count compared before and after</w:t>
-            </w:r>
-          </w:p>
-        </w:tc>
-        <w:tc>
-          <w:tcPr>
-            <w:tcW w:type="pct" w:w="1869"/>
-            <w:tcMar>
-              <w:top w:type="dxa" w:w="50"/>
-              <w:left w:type="dxa" w:w="110"/>
-              <w:bottom w:type="dxa" w:w="50"/>
-              <w:right w:type="dxa" w:w="110"/>
-            </w:tcMar>
-          </w:tcPr>
-          <w:p>
-            <w:pPr>
-              <w:spacing w:before="28" w:after="28"/>
-            </w:pPr>
-            <w:r>
-              <w:rPr>
-                <w:sz w:val="15"/>
-                <w:szCs w:val="15"/>
-              </w:rPr>
-              <w:t xml:space="preserve">Twenty invoices entered; twenty posted</w:t>
-            </w:r>
-          </w:p>
-        </w:tc>
-      </w:tr>
-      <w:tr>
-        <w:tc>
-          <w:tcPr>
-            <w:tcW w:type="pct" w:w="1111"/>
-            <w:shd w:fill="FBFAF6" w:val="clear"/>
-            <w:tcMar>
-              <w:top w:type="dxa" w:w="50"/>
-              <w:left w:type="dxa" w:w="110"/>
-              <w:bottom w:type="dxa" w:w="50"/>
-              <w:right w:type="dxa" w:w="110"/>
-            </w:tcMar>
-          </w:tcPr>
-          <w:p>
-            <w:pPr>
-              <w:spacing w:before="28" w:after="28"/>
-            </w:pPr>
-            <w:r>
-              <w:rPr>
-                <w:sz w:val="15"/>
-                <w:szCs w:val="15"/>
-              </w:rPr>
-              <w:t xml:space="preserve">Closed-loop verification</w:t>
-            </w:r>
-          </w:p>
-        </w:tc>
-        <w:tc>
-          <w:tcPr>
-            <w:tcW w:type="pct" w:w="2020"/>
-            <w:shd w:fill="FFFFFF" w:val="clear"/>
-            <w:tcMar>
-              <w:top w:type="dxa" w:w="50"/>
-              <w:left w:type="dxa" w:w="110"/>
-              <w:bottom w:type="dxa" w:w="50"/>
-              <w:right w:type="dxa" w:w="110"/>
-            </w:tcMar>
-          </w:tcPr>
-          <w:p>
-            <w:pPr>
-              <w:spacing w:before="46" w:after="46"/>
-            </w:pPr>
-            <w:r>
-              <w:rPr>
-                <w:b/>
-                <w:bCs/>
-                <w:color w:val="8186EF"/>
-                <w:sz w:val="14"/>
-                <w:szCs w:val="14"/>
-              </w:rPr>
-              <w:t xml:space="preserve">(12)</w:t>
-            </w:r>
-          </w:p>
-        </w:tc>
-        <w:tc>
-          <w:tcPr>
-            <w:tcW w:type="pct" w:w="1869"/>
-            <w:shd w:fill="FBFAF6" w:val="clear"/>
-            <w:tcMar>
-              <w:top w:type="dxa" w:w="50"/>
-              <w:left w:type="dxa" w:w="110"/>
-              <w:bottom w:type="dxa" w:w="50"/>
-              <w:right w:type="dxa" w:w="110"/>
-            </w:tcMar>
-          </w:tcPr>
-          <w:p>
-            <w:pPr>
-              <w:spacing w:before="28" w:after="28"/>
-            </w:pPr>
-            <w:r>
-              <w:rPr>
-                <w:sz w:val="15"/>
-                <w:szCs w:val="15"/>
-              </w:rPr>
-              <w:t xml:space="preserve">The supplier name appears for confirmation</w:t>
-            </w:r>
-          </w:p>
-        </w:tc>
-      </w:tr>
-    </w:tbl>
-    <w:p/>
-    <w:tbl>
-      <w:tblPr>
-        <w:tblW w:type="pct" w:w="100%"/>
-        <w:tblLayout w:type="fixed"/>
-        <w:tblBorders>
-          <w:top w:val="single" w:color="FBFAF6" w:sz="4"/>
-          <w:left w:val="single" w:color="FBFAF6" w:sz="4"/>
-          <w:bottom w:val="single" w:color="FBFAF6" w:sz="4"/>
-          <w:right w:val="single" w:color="FBFAF6" w:sz="4"/>
-          <w:insideH w:val="single" w:color="FBFAF6" w:sz="4"/>
-          <w:insideV w:val="single" w:color="FBFAF6" w:sz="4"/>
-        </w:tblBorders>
-      </w:tblPr>
-      <w:tblGrid>
-        <w:gridCol w:w="9600"/>
-      </w:tblGrid>
-      <w:tr>
-        <w:tc>
-          <w:tcPr>
-            <w:tcW w:type="pct" w:w="5000"/>
-            <w:shd w:fill="FBFAF6" w:val="clear"/>
-            <w:tcMar>
-              <w:top w:type="dxa" w:w="40"/>
-              <w:left w:type="dxa" w:w="100"/>
-              <w:bottom w:type="dxa" w:w="40"/>
-              <w:right w:type="dxa" w:w="100"/>
-            </w:tcMar>
-          </w:tcPr>
-          <w:p>
-            <w:pPr>
-              <w:spacing w:before="18" w:after="6"/>
-            </w:pPr>
-            <w:r>
-              <w:rPr>
-                <w:b/>
-                <w:bCs/>
-                <w:color w:val="6B7280"/>
-                <w:sz w:val="14"/>
-                <w:szCs w:val="14"/>
-              </w:rPr>
-              <w:t xml:space="preserve">word list</w:t>
-            </w:r>
-          </w:p>
-          <w:p>
-            <w:pPr>
-              <w:spacing w:before="0" w:after="18"/>
-            </w:pPr>
-            <w:r>
-              <w:rPr>
-                <w:b/>
-                <w:bCs/>
-                <w:color w:val="353A7C"/>
-                <w:sz w:val="16"/>
-                <w:szCs w:val="16"/>
-              </w:rPr>
-              <w:t xml:space="preserve">The value falls between sensible bounds   ·   An extra digit computed from the rest   ·   A date entered as 2026-13-45 is rejected   ·   Financial   ·   The supplier name appears for confirmation   ·   Letters rejected in a quantity field   ·   The system displays what the code means   ·   A 900-case order from a customer who buys 20   ·   An unknown supplier number is rejected</w:t>
-            </w:r>
-          </w:p>
-        </w:tc>
-      </w:tr>
-    </w:tbl>
-    <w:p/>
     <w:p>
       <w:pPr>
         <w:spacing w:before="44" w:after="14"/>
@@ -3672,7 +1986,7 @@
           <w:sz w:val="16"/>
           <w:szCs w:val="16"/>
         </w:rPr>
-        <w:t xml:space="preserve">      gaps 13–21</w:t>
+        <w:t xml:space="preserve">      gaps 5–13</w:t>
       </w:r>
     </w:p>
     <w:p>
@@ -3695,7 +2009,7 @@
           <w:sz w:val="15"/>
           <w:szCs w:val="15"/>
         </w:rPr>
-        <w:t xml:space="preserve"> (13) </w:t>
+        <w:t xml:space="preserve"> (5) </w:t>
       </w:r>
       <w:r>
         <w:rPr>
@@ -3734,7 +2048,7 @@
           <w:sz w:val="15"/>
           <w:szCs w:val="15"/>
         </w:rPr>
-        <w:t xml:space="preserve"> (14) </w:t>
+        <w:t xml:space="preserve"> (6) </w:t>
       </w:r>
       <w:r>
         <w:rPr>
@@ -3766,7 +2080,7 @@
           <w:sz w:val="15"/>
           <w:szCs w:val="15"/>
         </w:rPr>
-        <w:t xml:space="preserve"> (15) </w:t>
+        <w:t xml:space="preserve"> (7) </w:t>
       </w:r>
       <w:r>
         <w:rPr>
@@ -3805,7 +2119,7 @@
           <w:sz w:val="15"/>
           <w:szCs w:val="15"/>
         </w:rPr>
-        <w:t xml:space="preserve"> (16) </w:t>
+        <w:t xml:space="preserve"> (8) </w:t>
       </w:r>
       <w:r>
         <w:rPr>
@@ -3837,7 +2151,7 @@
           <w:sz w:val="15"/>
           <w:szCs w:val="15"/>
         </w:rPr>
-        <w:t xml:space="preserve"> (17) </w:t>
+        <w:t xml:space="preserve"> (9) </w:t>
       </w:r>
       <w:r>
         <w:rPr>
@@ -3876,7 +2190,7 @@
           <w:sz w:val="15"/>
           <w:szCs w:val="15"/>
         </w:rPr>
-        <w:t xml:space="preserve"> (18) </w:t>
+        <w:t xml:space="preserve"> (10) </w:t>
       </w:r>
       <w:r>
         <w:rPr>
@@ -3908,7 +2222,7 @@
           <w:sz w:val="15"/>
           <w:szCs w:val="15"/>
         </w:rPr>
-        <w:t xml:space="preserve"> (19) </w:t>
+        <w:t xml:space="preserve"> (11) </w:t>
       </w:r>
       <w:r>
         <w:rPr>
@@ -3947,7 +2261,7 @@
           <w:sz w:val="15"/>
           <w:szCs w:val="15"/>
         </w:rPr>
-        <w:t xml:space="preserve"> (20) </w:t>
+        <w:t xml:space="preserve"> (12) </w:t>
       </w:r>
       <w:r>
         <w:rPr>
@@ -3979,7 +2293,7 @@
           <w:sz w:val="15"/>
           <w:szCs w:val="15"/>
         </w:rPr>
-        <w:t xml:space="preserve"> (21) </w:t>
+        <w:t xml:space="preserve"> (13) </w:t>
       </w:r>
       <w:r>
         <w:rPr>
@@ -4059,7 +2373,7 @@
                 <w:sz w:val="16"/>
                 <w:szCs w:val="16"/>
               </w:rPr>
-              <w:t xml:space="preserve">recipients   ·   exactly   ·   skipped   ·   accounting   ·   distinction   ·   financial   ·   meaningless   ·   Processing   ·   reconcile   ·   run-to-run</w:t>
+              <w:t xml:space="preserve">meaningless   ·   exactly   ·   financial   ·   distinction   ·   accounting   ·   reconcile   ·   confirm   ·   run-to-run   ·   Processing   ·   recipients</w:t>
             </w:r>
           </w:p>
         </w:tc>
@@ -4103,7 +2417,7 @@
           <w:sz w:val="15"/>
           <w:szCs w:val="15"/>
         </w:rPr>
-        <w:t xml:space="preserve">Each term sits against what it means.</w:t>
+        <w:t xml:space="preserve">Each term sits against what it means, and an instance of it.</w:t>
       </w:r>
     </w:p>
     <w:p>
@@ -4114,7 +2428,7 @@
       <w:r>
         <w:drawing>
           <wp:inline distT="0" distB="0" distL="0" distR="0">
-            <wp:extent cx="5734050" cy="2972650"/>
+            <wp:extent cx="5734050" cy="3704500"/>
             <wp:effectExtent t="0" r="0" b="0" l="0"/>
             <wp:docPr id="1" name="" descr="" title=""/>
             <wp:cNvGraphicFramePr>
@@ -4139,7 +2453,7 @@
                   <pic:spPr bwMode="auto">
                     <a:xfrm>
                       <a:off x="0" y="0"/>
-                      <a:ext cx="5734050" cy="2972650"/>
+                      <a:ext cx="5734050" cy="3704500"/>
                     </a:xfrm>
                     <a:prstGeom prst="rect">
                       <a:avLst/>
@@ -4207,7 +2521,7 @@
                 <w:sz w:val="16"/>
                 <w:szCs w:val="16"/>
               </w:rPr>
-              <w:t xml:space="preserve">Validity check   ·   Range or limit check   ·   Field check   ·   Check digit</w:t>
+              <w:t xml:space="preserve">Validity check   ·   Range or limit check   ·   Field check   ·   Reasonableness check</w:t>
             </w:r>
           </w:p>
         </w:tc>
@@ -4592,14 +2906,14 @@
                 <w:sz w:val="16"/>
                 <w:szCs w:val="16"/>
               </w:rPr>
-              <w:t xml:space="preserve">13  </w:t>
-            </w:r>
-            <w:r>
-              <w:rPr>
-                <w:sz w:val="16"/>
-                <w:szCs w:val="16"/>
-              </w:rPr>
-              <w:t xml:space="preserve">distinction</w:t>
+              <w:t xml:space="preserve">9  </w:t>
+            </w:r>
+            <w:r>
+              <w:rPr>
+                <w:sz w:val="16"/>
+                <w:szCs w:val="16"/>
+              </w:rPr>
+              <w:t xml:space="preserve">exactly</w:t>
             </w:r>
           </w:p>
         </w:tc>
@@ -4660,14 +2974,14 @@
                 <w:sz w:val="16"/>
                 <w:szCs w:val="16"/>
               </w:rPr>
-              <w:t xml:space="preserve">14  </w:t>
-            </w:r>
-            <w:r>
-              <w:rPr>
-                <w:sz w:val="16"/>
-                <w:szCs w:val="16"/>
-              </w:rPr>
-              <w:t xml:space="preserve">financial</w:t>
+              <w:t xml:space="preserve">10  </w:t>
+            </w:r>
+            <w:r>
+              <w:rPr>
+                <w:sz w:val="16"/>
+                <w:szCs w:val="16"/>
+              </w:rPr>
+              <w:t xml:space="preserve">Processing</w:t>
             </w:r>
           </w:p>
         </w:tc>
@@ -4728,14 +3042,14 @@
                 <w:sz w:val="16"/>
                 <w:szCs w:val="16"/>
               </w:rPr>
-              <w:t xml:space="preserve">15  </w:t>
-            </w:r>
-            <w:r>
-              <w:rPr>
-                <w:sz w:val="16"/>
-                <w:szCs w:val="16"/>
-              </w:rPr>
-              <w:t xml:space="preserve">meaningless</w:t>
+              <w:t xml:space="preserve">11  </w:t>
+            </w:r>
+            <w:r>
+              <w:rPr>
+                <w:sz w:val="16"/>
+                <w:szCs w:val="16"/>
+              </w:rPr>
+              <w:t xml:space="preserve">run-to-run</w:t>
             </w:r>
           </w:p>
         </w:tc>
@@ -4796,14 +3110,14 @@
                 <w:sz w:val="16"/>
                 <w:szCs w:val="16"/>
               </w:rPr>
-              <w:t xml:space="preserve">16  </w:t>
-            </w:r>
-            <w:r>
-              <w:rPr>
-                <w:sz w:val="16"/>
-                <w:szCs w:val="16"/>
-              </w:rPr>
-              <w:t xml:space="preserve">accounting</w:t>
+              <w:t xml:space="preserve">12  </w:t>
+            </w:r>
+            <w:r>
+              <w:rPr>
+                <w:sz w:val="16"/>
+                <w:szCs w:val="16"/>
+              </w:rPr>
+              <w:t xml:space="preserve">reconcile</w:t>
             </w:r>
           </w:p>
         </w:tc>
@@ -4838,7 +3152,7 @@
                 <w:sz w:val="16"/>
                 <w:szCs w:val="16"/>
               </w:rPr>
-              <w:t xml:space="preserve">Letters rejected in a quantity field</w:t>
+              <w:t xml:space="preserve">distinction</w:t>
             </w:r>
           </w:p>
         </w:tc>
@@ -4864,14 +3178,14 @@
                 <w:sz w:val="16"/>
                 <w:szCs w:val="16"/>
               </w:rPr>
-              <w:t xml:space="preserve">17  </w:t>
-            </w:r>
-            <w:r>
-              <w:rPr>
-                <w:sz w:val="16"/>
-                <w:szCs w:val="16"/>
-              </w:rPr>
-              <w:t xml:space="preserve">exactly</w:t>
+              <w:t xml:space="preserve">13  </w:t>
+            </w:r>
+            <w:r>
+              <w:rPr>
+                <w:sz w:val="16"/>
+                <w:szCs w:val="16"/>
+              </w:rPr>
+              <w:t xml:space="preserve">recipients</w:t>
             </w:r>
           </w:p>
         </w:tc>
@@ -4906,7 +3220,7 @@
                 <w:sz w:val="16"/>
                 <w:szCs w:val="16"/>
               </w:rPr>
-              <w:t xml:space="preserve">A date entered as 2026-13-45 is rejected</w:t>
+              <w:t xml:space="preserve">financial</w:t>
             </w:r>
           </w:p>
         </w:tc>
@@ -4932,14 +3246,14 @@
                 <w:sz w:val="16"/>
                 <w:szCs w:val="16"/>
               </w:rPr>
-              <w:t xml:space="preserve">18  </w:t>
-            </w:r>
-            <w:r>
-              <w:rPr>
-                <w:sz w:val="16"/>
-                <w:szCs w:val="16"/>
-              </w:rPr>
-              <w:t xml:space="preserve">Processing</w:t>
+              <w:t xml:space="preserve">14  </w:t>
+            </w:r>
+            <w:r>
+              <w:rPr>
+                <w:sz w:val="16"/>
+                <w:szCs w:val="16"/>
+              </w:rPr>
+              <w:t xml:space="preserve">Field check</w:t>
             </w:r>
           </w:p>
         </w:tc>
@@ -4974,7 +3288,7 @@
                 <w:sz w:val="16"/>
                 <w:szCs w:val="16"/>
               </w:rPr>
-              <w:t xml:space="preserve">The value falls between sensible bounds</w:t>
+              <w:t xml:space="preserve">meaningless</w:t>
             </w:r>
           </w:p>
         </w:tc>
@@ -5000,14 +3314,14 @@
                 <w:sz w:val="16"/>
                 <w:szCs w:val="16"/>
               </w:rPr>
-              <w:t xml:space="preserve">19  </w:t>
-            </w:r>
-            <w:r>
-              <w:rPr>
-                <w:sz w:val="16"/>
-                <w:szCs w:val="16"/>
-              </w:rPr>
-              <w:t xml:space="preserve">run-to-run</w:t>
+              <w:t xml:space="preserve">15  </w:t>
+            </w:r>
+            <w:r>
+              <w:rPr>
+                <w:sz w:val="16"/>
+                <w:szCs w:val="16"/>
+              </w:rPr>
+              <w:t xml:space="preserve">Range or limit check</w:t>
             </w:r>
           </w:p>
         </w:tc>
@@ -5042,7 +3356,7 @@
                 <w:sz w:val="16"/>
                 <w:szCs w:val="16"/>
               </w:rPr>
-              <w:t xml:space="preserve">A 900-case order from a customer who buys 20</w:t>
+              <w:t xml:space="preserve">accounting</w:t>
             </w:r>
           </w:p>
         </w:tc>
@@ -5068,279 +3382,7 @@
                 <w:sz w:val="16"/>
                 <w:szCs w:val="16"/>
               </w:rPr>
-              <w:t xml:space="preserve">20  </w:t>
-            </w:r>
-            <w:r>
-              <w:rPr>
-                <w:sz w:val="16"/>
-                <w:szCs w:val="16"/>
-              </w:rPr>
-              <w:t xml:space="preserve">reconcile</w:t>
-            </w:r>
-          </w:p>
-        </w:tc>
-      </w:tr>
-      <w:tr>
-        <w:tc>
-          <w:tcPr>
-            <w:tcW w:type="pct" w:w="2500"/>
-            <w:tcMar>
-              <w:top w:type="dxa" w:w="20"/>
-              <w:left w:type="dxa" w:w="80"/>
-              <w:bottom w:type="dxa" w:w="20"/>
-              <w:right w:type="dxa" w:w="80"/>
-            </w:tcMar>
-          </w:tcPr>
-          <w:p>
-            <w:pPr>
-              <w:spacing w:before="12" w:after="12"/>
-            </w:pPr>
-            <w:r>
-              <w:rPr>
-                <w:b/>
-                <w:bCs/>
-                <w:color w:val="8186EF"/>
-                <w:sz w:val="16"/>
-                <w:szCs w:val="16"/>
-              </w:rPr>
-              <w:t xml:space="preserve">9  </w:t>
-            </w:r>
-            <w:r>
-              <w:rPr>
-                <w:sz w:val="16"/>
-                <w:szCs w:val="16"/>
-              </w:rPr>
-              <w:t xml:space="preserve">An unknown supplier number is rejected</w:t>
-            </w:r>
-          </w:p>
-        </w:tc>
-        <w:tc>
-          <w:tcPr>
-            <w:tcW w:type="pct" w:w="2500"/>
-            <w:tcMar>
-              <w:top w:type="dxa" w:w="20"/>
-              <w:left w:type="dxa" w:w="80"/>
-              <w:bottom w:type="dxa" w:w="20"/>
-              <w:right w:type="dxa" w:w="80"/>
-            </w:tcMar>
-          </w:tcPr>
-          <w:p>
-            <w:pPr>
-              <w:spacing w:before="12" w:after="12"/>
-            </w:pPr>
-            <w:r>
-              <w:rPr>
-                <w:b/>
-                <w:bCs/>
-                <w:color w:val="8186EF"/>
-                <w:sz w:val="16"/>
-                <w:szCs w:val="16"/>
-              </w:rPr>
-              <w:t xml:space="preserve">21  </w:t>
-            </w:r>
-            <w:r>
-              <w:rPr>
-                <w:sz w:val="16"/>
-                <w:szCs w:val="16"/>
-              </w:rPr>
-              <w:t xml:space="preserve">recipients</w:t>
-            </w:r>
-          </w:p>
-        </w:tc>
-      </w:tr>
-      <w:tr>
-        <w:tc>
-          <w:tcPr>
-            <w:tcW w:type="pct" w:w="2500"/>
-            <w:tcMar>
-              <w:top w:type="dxa" w:w="20"/>
-              <w:left w:type="dxa" w:w="80"/>
-              <w:bottom w:type="dxa" w:w="20"/>
-              <w:right w:type="dxa" w:w="80"/>
-            </w:tcMar>
-          </w:tcPr>
-          <w:p>
-            <w:pPr>
-              <w:spacing w:before="12" w:after="12"/>
-            </w:pPr>
-            <w:r>
-              <w:rPr>
-                <w:b/>
-                <w:bCs/>
-                <w:color w:val="8186EF"/>
-                <w:sz w:val="16"/>
-                <w:szCs w:val="16"/>
-              </w:rPr>
-              <w:t xml:space="preserve">10  </w:t>
-            </w:r>
-            <w:r>
-              <w:rPr>
-                <w:sz w:val="16"/>
-                <w:szCs w:val="16"/>
-              </w:rPr>
-              <w:t xml:space="preserve">An extra digit computed from the rest</w:t>
-            </w:r>
-          </w:p>
-        </w:tc>
-        <w:tc>
-          <w:tcPr>
-            <w:tcW w:type="pct" w:w="2500"/>
-            <w:tcMar>
-              <w:top w:type="dxa" w:w="20"/>
-              <w:left w:type="dxa" w:w="80"/>
-              <w:bottom w:type="dxa" w:w="20"/>
-              <w:right w:type="dxa" w:w="80"/>
-            </w:tcMar>
-          </w:tcPr>
-          <w:p>
-            <w:pPr>
-              <w:spacing w:before="12" w:after="12"/>
-            </w:pPr>
-            <w:r>
-              <w:rPr>
-                <w:b/>
-                <w:bCs/>
-                <w:color w:val="8186EF"/>
-                <w:sz w:val="16"/>
-                <w:szCs w:val="16"/>
-              </w:rPr>
-              <w:t xml:space="preserve">22  </w:t>
-            </w:r>
-            <w:r>
-              <w:rPr>
-                <w:sz w:val="16"/>
-                <w:szCs w:val="16"/>
-              </w:rPr>
-              <w:t xml:space="preserve">Field check</w:t>
-            </w:r>
-          </w:p>
-        </w:tc>
-      </w:tr>
-      <w:tr>
-        <w:tc>
-          <w:tcPr>
-            <w:tcW w:type="pct" w:w="2500"/>
-            <w:tcMar>
-              <w:top w:type="dxa" w:w="20"/>
-              <w:left w:type="dxa" w:w="80"/>
-              <w:bottom w:type="dxa" w:w="20"/>
-              <w:right w:type="dxa" w:w="80"/>
-            </w:tcMar>
-          </w:tcPr>
-          <w:p>
-            <w:pPr>
-              <w:spacing w:before="12" w:after="12"/>
-            </w:pPr>
-            <w:r>
-              <w:rPr>
-                <w:b/>
-                <w:bCs/>
-                <w:color w:val="8186EF"/>
-                <w:sz w:val="16"/>
-                <w:szCs w:val="16"/>
-              </w:rPr>
-              <w:t xml:space="preserve">11  </w:t>
-            </w:r>
-            <w:r>
-              <w:rPr>
-                <w:sz w:val="16"/>
-                <w:szCs w:val="16"/>
-              </w:rPr>
-              <w:t xml:space="preserve">Financial</w:t>
-            </w:r>
-          </w:p>
-        </w:tc>
-        <w:tc>
-          <w:tcPr>
-            <w:tcW w:type="pct" w:w="2500"/>
-            <w:tcMar>
-              <w:top w:type="dxa" w:w="20"/>
-              <w:left w:type="dxa" w:w="80"/>
-              <w:bottom w:type="dxa" w:w="20"/>
-              <w:right w:type="dxa" w:w="80"/>
-            </w:tcMar>
-          </w:tcPr>
-          <w:p>
-            <w:pPr>
-              <w:spacing w:before="12" w:after="12"/>
-            </w:pPr>
-            <w:r>
-              <w:rPr>
-                <w:b/>
-                <w:bCs/>
-                <w:color w:val="8186EF"/>
-                <w:sz w:val="16"/>
-                <w:szCs w:val="16"/>
-              </w:rPr>
-              <w:t xml:space="preserve">23  </w:t>
-            </w:r>
-            <w:r>
-              <w:rPr>
-                <w:sz w:val="16"/>
-                <w:szCs w:val="16"/>
-              </w:rPr>
-              <w:t xml:space="preserve">Range or limit check</w:t>
-            </w:r>
-          </w:p>
-        </w:tc>
-      </w:tr>
-      <w:tr>
-        <w:tc>
-          <w:tcPr>
-            <w:tcW w:type="pct" w:w="2500"/>
-            <w:tcMar>
-              <w:top w:type="dxa" w:w="20"/>
-              <w:left w:type="dxa" w:w="80"/>
-              <w:bottom w:type="dxa" w:w="20"/>
-              <w:right w:type="dxa" w:w="80"/>
-            </w:tcMar>
-          </w:tcPr>
-          <w:p>
-            <w:pPr>
-              <w:spacing w:before="12" w:after="12"/>
-            </w:pPr>
-            <w:r>
-              <w:rPr>
-                <w:b/>
-                <w:bCs/>
-                <w:color w:val="8186EF"/>
-                <w:sz w:val="16"/>
-                <w:szCs w:val="16"/>
-              </w:rPr>
-              <w:t xml:space="preserve">12  </w:t>
-            </w:r>
-            <w:r>
-              <w:rPr>
-                <w:sz w:val="16"/>
-                <w:szCs w:val="16"/>
-              </w:rPr>
-              <w:t xml:space="preserve">The system displays what the code means</w:t>
-            </w:r>
-          </w:p>
-        </w:tc>
-        <w:tc>
-          <w:tcPr>
-            <w:tcW w:type="pct" w:w="2500"/>
-            <w:tcMar>
-              <w:top w:type="dxa" w:w="20"/>
-              <w:left w:type="dxa" w:w="80"/>
-              <w:bottom w:type="dxa" w:w="20"/>
-              <w:right w:type="dxa" w:w="80"/>
-            </w:tcMar>
-          </w:tcPr>
-          <w:p>
-            <w:pPr>
-              <w:spacing w:before="12" w:after="12"/>
-            </w:pPr>
-            <w:r>
-              <w:rPr>
-                <w:b/>
-                <w:bCs/>
-                <w:color w:val="8186EF"/>
-                <w:sz w:val="16"/>
-                <w:szCs w:val="16"/>
-              </w:rPr>
-              <w:t xml:space="preserve">24  </w:t>
+              <w:t xml:space="preserve">16  </w:t>
             </w:r>
             <w:r>
               <w:rPr>
@@ -5501,829 +3543,9 @@
         <w:t xml:space="preserve">Fill every gap. Each word list holds one word more than there are gaps.</w:t>
       </w:r>
     </w:p>
-    <w:tbl>
-      <w:tblPr>
-        <w:tblW w:type="pct" w:w="100%"/>
-        <w:tblLayout w:type="fixed"/>
-        <w:tblBorders>
-          <w:top w:val="single" w:color="353A7C" w:sz="6"/>
-          <w:left w:val="single" w:color="353A7C" w:sz="6"/>
-          <w:bottom w:val="single" w:color="353A7C" w:sz="6"/>
-          <w:right w:val="single" w:color="353A7C" w:sz="6"/>
-          <w:insideH w:val="single" w:color="353A7C" w:sz="6"/>
-          <w:insideV w:val="single" w:color="353A7C" w:sz="6"/>
-        </w:tblBorders>
-      </w:tblPr>
-      <w:tblGrid>
-        <w:gridCol w:w="2182"/>
-        <w:gridCol w:w="1091"/>
-        <w:gridCol w:w="3950"/>
-        <w:gridCol w:w="2377"/>
-      </w:tblGrid>
-      <w:tr>
-        <w:tc>
-          <w:tcPr>
-            <w:tcW w:type="pct" w:w="5000"/>
-            <w:gridSpan w:val="4"/>
-            <w:shd w:fill="353A7C" w:val="clear"/>
-            <w:tcMar>
-              <w:top w:type="dxa" w:w="60"/>
-              <w:left w:type="dxa" w:w="120"/>
-              <w:bottom w:type="dxa" w:w="60"/>
-              <w:right w:type="dxa" w:w="120"/>
-            </w:tcMar>
-          </w:tcPr>
-          <w:p>
-            <w:pPr>
-              <w:spacing w:before="40" w:after="40"/>
-            </w:pPr>
-            <w:r>
-              <w:rPr>
-                <w:b/>
-                <w:bCs/>
-                <w:color w:val="FFFFFF"/>
-                <w:sz w:val="17"/>
-                <w:szCs w:val="17"/>
-              </w:rPr>
-              <w:t xml:space="preserve">Storage controls and their trade-offs</w:t>
-            </w:r>
-          </w:p>
-        </w:tc>
-      </w:tr>
-      <w:tr>
-        <w:tc>
-          <w:tcPr>
-            <w:tcW w:type="pct" w:w="1136"/>
-            <w:shd w:fill="353A7C" w:val="clear"/>
-            <w:tcMar>
-              <w:top w:type="dxa" w:w="50"/>
-              <w:left w:type="dxa" w:w="110"/>
-              <w:bottom w:type="dxa" w:w="50"/>
-              <w:right w:type="dxa" w:w="110"/>
-            </w:tcMar>
-          </w:tcPr>
-          <w:p>
-            <w:pPr>
-              <w:spacing w:before="30" w:after="30"/>
-            </w:pPr>
-            <w:r>
-              <w:rPr>
-                <w:b/>
-                <w:bCs/>
-                <w:color w:val="FFFFFF"/>
-                <w:sz w:val="15"/>
-                <w:szCs w:val="15"/>
-              </w:rPr>
-              <w:t xml:space="preserve">Storage control (E.2.g)</w:t>
-            </w:r>
-          </w:p>
-        </w:tc>
-        <w:tc>
-          <w:tcPr>
-            <w:tcW w:type="pct" w:w="568"/>
-            <w:shd w:fill="353A7C" w:val="clear"/>
-            <w:tcMar>
-              <w:top w:type="dxa" w:w="50"/>
-              <w:left w:type="dxa" w:w="110"/>
-              <w:bottom w:type="dxa" w:w="50"/>
-              <w:right w:type="dxa" w:w="110"/>
-            </w:tcMar>
-          </w:tcPr>
-          <w:p>
-            <w:pPr>
-              <w:spacing w:before="30" w:after="30"/>
-            </w:pPr>
-            <w:r>
-              <w:rPr>
-                <w:b/>
-                <w:bCs/>
-                <w:color w:val="FFFFFF"/>
-                <w:sz w:val="15"/>
-                <w:szCs w:val="15"/>
-              </w:rPr>
-              <w:t xml:space="preserve">What it does</w:t>
-            </w:r>
-          </w:p>
-        </w:tc>
-        <w:tc>
-          <w:tcPr>
-            <w:tcW w:type="pct" w:w="2057"/>
-            <w:shd w:fill="353A7C" w:val="clear"/>
-            <w:tcMar>
-              <w:top w:type="dxa" w:w="50"/>
-              <w:left w:type="dxa" w:w="110"/>
-              <w:bottom w:type="dxa" w:w="50"/>
-              <w:right w:type="dxa" w:w="110"/>
-            </w:tcMar>
-          </w:tcPr>
-          <w:p>
-            <w:pPr>
-              <w:spacing w:before="30" w:after="30"/>
-            </w:pPr>
-            <w:r>
-              <w:rPr>
-                <w:b/>
-                <w:bCs/>
-                <w:color w:val="FFFFFF"/>
-                <w:sz w:val="15"/>
-                <w:szCs w:val="15"/>
-              </w:rPr>
-              <w:t xml:space="preserve">Trade-off</w:t>
-            </w:r>
-          </w:p>
-        </w:tc>
-        <w:tc>
-          <w:tcPr>
-            <w:tcW w:type="pct" w:w="1238"/>
-            <w:shd w:fill="353A7C" w:val="clear"/>
-            <w:tcMar>
-              <w:top w:type="dxa" w:w="50"/>
-              <w:left w:type="dxa" w:w="110"/>
-              <w:bottom w:type="dxa" w:w="50"/>
-              <w:right w:type="dxa" w:w="110"/>
-            </w:tcMar>
-          </w:tcPr>
-          <w:p>
-            <w:pPr>
-              <w:spacing w:before="30" w:after="30"/>
-            </w:pPr>
-            <w:r>
-              <w:rPr>
-                <w:b/>
-                <w:bCs/>
-                <w:color w:val="FFFFFF"/>
-                <w:sz w:val="15"/>
-                <w:szCs w:val="15"/>
-              </w:rPr>
-              <w:t xml:space="preserve">Typical</w:t>
-            </w:r>
-          </w:p>
-        </w:tc>
-      </w:tr>
-      <w:tr>
-        <w:tc>
-          <w:tcPr>
-            <w:tcW w:type="pct" w:w="1136"/>
-            <w:tcMar>
-              <w:top w:type="dxa" w:w="50"/>
-              <w:left w:type="dxa" w:w="110"/>
-              <w:bottom w:type="dxa" w:w="50"/>
-              <w:right w:type="dxa" w:w="110"/>
-            </w:tcMar>
-          </w:tcPr>
-          <w:p>
-            <w:pPr>
-              <w:spacing w:before="28" w:after="28"/>
-            </w:pPr>
-            <w:r>
-              <w:rPr>
-                <w:sz w:val="15"/>
-                <w:szCs w:val="15"/>
-              </w:rPr>
-              <w:t xml:space="preserve">Full backup</w:t>
-            </w:r>
-          </w:p>
-        </w:tc>
-        <w:tc>
-          <w:tcPr>
-            <w:tcW w:type="pct" w:w="568"/>
-            <w:tcMar>
-              <w:top w:type="dxa" w:w="50"/>
-              <w:left w:type="dxa" w:w="110"/>
-              <w:bottom w:type="dxa" w:w="50"/>
-              <w:right w:type="dxa" w:w="110"/>
-            </w:tcMar>
-          </w:tcPr>
-          <w:p>
-            <w:pPr>
-              <w:spacing w:before="28" w:after="28"/>
-            </w:pPr>
-            <w:r>
-              <w:rPr>
-                <w:sz w:val="15"/>
-                <w:szCs w:val="15"/>
-              </w:rPr>
-              <w:t xml:space="preserve">Copies everything</w:t>
-            </w:r>
-          </w:p>
-        </w:tc>
-        <w:tc>
-          <w:tcPr>
-            <w:tcW w:type="pct" w:w="2057"/>
-            <w:tcMar>
-              <w:top w:type="dxa" w:w="50"/>
-              <w:left w:type="dxa" w:w="110"/>
-              <w:bottom w:type="dxa" w:w="50"/>
-              <w:right w:type="dxa" w:w="110"/>
-            </w:tcMar>
-          </w:tcPr>
-          <w:p>
-            <w:pPr>
-              <w:spacing w:before="28" w:after="28"/>
-            </w:pPr>
-            <w:r>
-              <w:rPr>
-                <w:sz w:val="15"/>
-                <w:szCs w:val="15"/>
-              </w:rPr>
-              <w:t xml:space="preserve">Slowest to take, fastest to restore</w:t>
-            </w:r>
-          </w:p>
-        </w:tc>
-        <w:tc>
-          <w:tcPr>
-            <w:tcW w:type="pct" w:w="1238"/>
-            <w:shd w:fill="FFFFFF" w:val="clear"/>
-            <w:tcMar>
-              <w:top w:type="dxa" w:w="50"/>
-              <w:left w:type="dxa" w:w="110"/>
-              <w:bottom w:type="dxa" w:w="50"/>
-              <w:right w:type="dxa" w:w="110"/>
-            </w:tcMar>
-          </w:tcPr>
-          <w:p>
-            <w:pPr>
-              <w:spacing w:before="46" w:after="46"/>
-            </w:pPr>
-            <w:r>
-              <w:rPr>
-                <w:b/>
-                <w:bCs/>
-                <w:color w:val="8186EF"/>
-                <w:sz w:val="14"/>
-                <w:szCs w:val="14"/>
-              </w:rPr>
-              <w:t xml:space="preserve">(1)</w:t>
-            </w:r>
-          </w:p>
-        </w:tc>
-      </w:tr>
-      <w:tr>
-        <w:tc>
-          <w:tcPr>
-            <w:tcW w:type="pct" w:w="1136"/>
-            <w:shd w:fill="FBFAF6" w:val="clear"/>
-            <w:tcMar>
-              <w:top w:type="dxa" w:w="50"/>
-              <w:left w:type="dxa" w:w="110"/>
-              <w:bottom w:type="dxa" w:w="50"/>
-              <w:right w:type="dxa" w:w="110"/>
-            </w:tcMar>
-          </w:tcPr>
-          <w:p>
-            <w:pPr>
-              <w:spacing w:before="28" w:after="28"/>
-            </w:pPr>
-            <w:r>
-              <w:rPr>
-                <w:sz w:val="15"/>
-                <w:szCs w:val="15"/>
-              </w:rPr>
-              <w:t xml:space="preserve">Incremental backup</w:t>
-            </w:r>
-          </w:p>
-        </w:tc>
-        <w:tc>
-          <w:tcPr>
-            <w:tcW w:type="pct" w:w="568"/>
-            <w:shd w:fill="FFFFFF" w:val="clear"/>
-            <w:tcMar>
-              <w:top w:type="dxa" w:w="50"/>
-              <w:left w:type="dxa" w:w="110"/>
-              <w:bottom w:type="dxa" w:w="50"/>
-              <w:right w:type="dxa" w:w="110"/>
-            </w:tcMar>
-          </w:tcPr>
-          <w:p>
-            <w:pPr>
-              <w:spacing w:before="46" w:after="46"/>
-            </w:pPr>
-            <w:r>
-              <w:rPr>
-                <w:b/>
-                <w:bCs/>
-                <w:color w:val="8186EF"/>
-                <w:sz w:val="14"/>
-                <w:szCs w:val="14"/>
-              </w:rPr>
-              <w:t xml:space="preserve">(2)</w:t>
-            </w:r>
-          </w:p>
-        </w:tc>
-        <w:tc>
-          <w:tcPr>
-            <w:tcW w:type="pct" w:w="2057"/>
-            <w:shd w:fill="FBFAF6" w:val="clear"/>
-            <w:tcMar>
-              <w:top w:type="dxa" w:w="50"/>
-              <w:left w:type="dxa" w:w="110"/>
-              <w:bottom w:type="dxa" w:w="50"/>
-              <w:right w:type="dxa" w:w="110"/>
-            </w:tcMar>
-          </w:tcPr>
-          <w:p>
-            <w:pPr>
-              <w:spacing w:before="28" w:after="28"/>
-            </w:pPr>
-            <w:r>
-              <w:rPr>
-                <w:sz w:val="15"/>
-                <w:szCs w:val="15"/>
-              </w:rPr>
-              <w:t xml:space="preserve">Fastest to take, slowest to restore</w:t>
-            </w:r>
-          </w:p>
-        </w:tc>
-        <w:tc>
-          <w:tcPr>
-            <w:tcW w:type="pct" w:w="1238"/>
-            <w:shd w:fill="FBFAF6" w:val="clear"/>
-            <w:tcMar>
-              <w:top w:type="dxa" w:w="50"/>
-              <w:left w:type="dxa" w:w="110"/>
-              <w:bottom w:type="dxa" w:w="50"/>
-              <w:right w:type="dxa" w:w="110"/>
-            </w:tcMar>
-          </w:tcPr>
-          <w:p>
-            <w:pPr>
-              <w:spacing w:before="28" w:after="28"/>
-            </w:pPr>
-            <w:r>
-              <w:rPr>
-                <w:sz w:val="15"/>
-                <w:szCs w:val="15"/>
-              </w:rPr>
-              <w:t xml:space="preserve">Nightly</w:t>
-            </w:r>
-          </w:p>
-        </w:tc>
-      </w:tr>
-      <w:tr>
-        <w:tc>
-          <w:tcPr>
-            <w:tcW w:type="pct" w:w="1136"/>
-            <w:tcMar>
-              <w:top w:type="dxa" w:w="50"/>
-              <w:left w:type="dxa" w:w="110"/>
-              <w:bottom w:type="dxa" w:w="50"/>
-              <w:right w:type="dxa" w:w="110"/>
-            </w:tcMar>
-          </w:tcPr>
-          <w:p>
-            <w:pPr>
-              <w:spacing w:before="28" w:after="28"/>
-            </w:pPr>
-            <w:r>
-              <w:rPr>
-                <w:sz w:val="15"/>
-                <w:szCs w:val="15"/>
-              </w:rPr>
-              <w:t xml:space="preserve">Differential backup</w:t>
-            </w:r>
-          </w:p>
-        </w:tc>
-        <w:tc>
-          <w:tcPr>
-            <w:tcW w:type="pct" w:w="568"/>
-            <w:shd w:fill="FFFFFF" w:val="clear"/>
-            <w:tcMar>
-              <w:top w:type="dxa" w:w="50"/>
-              <w:left w:type="dxa" w:w="110"/>
-              <w:bottom w:type="dxa" w:w="50"/>
-              <w:right w:type="dxa" w:w="110"/>
-            </w:tcMar>
-          </w:tcPr>
-          <w:p>
-            <w:pPr>
-              <w:spacing w:before="46" w:after="46"/>
-            </w:pPr>
-            <w:r>
-              <w:rPr>
-                <w:b/>
-                <w:bCs/>
-                <w:color w:val="8186EF"/>
-                <w:sz w:val="14"/>
-                <w:szCs w:val="14"/>
-              </w:rPr>
-              <w:t xml:space="preserve">(3)</w:t>
-            </w:r>
-          </w:p>
-        </w:tc>
-        <w:tc>
-          <w:tcPr>
-            <w:tcW w:type="pct" w:w="2057"/>
-            <w:tcMar>
-              <w:top w:type="dxa" w:w="50"/>
-              <w:left w:type="dxa" w:w="110"/>
-              <w:bottom w:type="dxa" w:w="50"/>
-              <w:right w:type="dxa" w:w="110"/>
-            </w:tcMar>
-          </w:tcPr>
-          <w:p>
-            <w:pPr>
-              <w:spacing w:before="28" w:after="28"/>
-            </w:pPr>
-            <w:r>
-              <w:rPr>
-                <w:sz w:val="15"/>
-                <w:szCs w:val="15"/>
-              </w:rPr>
-              <w:t xml:space="preserve">Between the two on both counts</w:t>
-            </w:r>
-          </w:p>
-        </w:tc>
-        <w:tc>
-          <w:tcPr>
-            <w:tcW w:type="pct" w:w="1238"/>
-            <w:tcMar>
-              <w:top w:type="dxa" w:w="50"/>
-              <w:left w:type="dxa" w:w="110"/>
-              <w:bottom w:type="dxa" w:w="50"/>
-              <w:right w:type="dxa" w:w="110"/>
-            </w:tcMar>
-          </w:tcPr>
-          <w:p>
-            <w:pPr>
-              <w:spacing w:before="28" w:after="28"/>
-            </w:pPr>
-            <w:r>
-              <w:rPr>
-                <w:sz w:val="15"/>
-                <w:szCs w:val="15"/>
-              </w:rPr>
-              <w:t xml:space="preserve">Nightly, where restore speed matters</w:t>
-            </w:r>
-          </w:p>
-        </w:tc>
-      </w:tr>
-      <w:tr>
-        <w:tc>
-          <w:tcPr>
-            <w:tcW w:type="pct" w:w="1136"/>
-            <w:shd w:fill="FBFAF6" w:val="clear"/>
-            <w:tcMar>
-              <w:top w:type="dxa" w:w="50"/>
-              <w:left w:type="dxa" w:w="110"/>
-              <w:bottom w:type="dxa" w:w="50"/>
-              <w:right w:type="dxa" w:w="110"/>
-            </w:tcMar>
-          </w:tcPr>
-          <w:p>
-            <w:pPr>
-              <w:spacing w:before="28" w:after="28"/>
-            </w:pPr>
-            <w:r>
-              <w:rPr>
-                <w:sz w:val="15"/>
-                <w:szCs w:val="15"/>
-              </w:rPr>
-              <w:t xml:space="preserve">Mirroring or replication</w:t>
-            </w:r>
-          </w:p>
-        </w:tc>
-        <w:tc>
-          <w:tcPr>
-            <w:tcW w:type="pct" w:w="568"/>
-            <w:shd w:fill="FFFFFF" w:val="clear"/>
-            <w:tcMar>
-              <w:top w:type="dxa" w:w="50"/>
-              <w:left w:type="dxa" w:w="110"/>
-              <w:bottom w:type="dxa" w:w="50"/>
-              <w:right w:type="dxa" w:w="110"/>
-            </w:tcMar>
-          </w:tcPr>
-          <w:p>
-            <w:pPr>
-              <w:spacing w:before="46" w:after="46"/>
-            </w:pPr>
-            <w:r>
-              <w:rPr>
-                <w:b/>
-                <w:bCs/>
-                <w:color w:val="8186EF"/>
-                <w:sz w:val="14"/>
-                <w:szCs w:val="14"/>
-              </w:rPr>
-              <w:t xml:space="preserve">(4)</w:t>
-            </w:r>
-          </w:p>
-        </w:tc>
-        <w:tc>
-          <w:tcPr>
-            <w:tcW w:type="pct" w:w="2057"/>
-            <w:shd w:fill="FBFAF6" w:val="clear"/>
-            <w:tcMar>
-              <w:top w:type="dxa" w:w="50"/>
-              <w:left w:type="dxa" w:w="110"/>
-              <w:bottom w:type="dxa" w:w="50"/>
-              <w:right w:type="dxa" w:w="110"/>
-            </w:tcMar>
-          </w:tcPr>
-          <w:p>
-            <w:pPr>
-              <w:spacing w:before="28" w:after="28"/>
-            </w:pPr>
-            <w:r>
-              <w:rPr>
-                <w:sz w:val="15"/>
-                <w:szCs w:val="15"/>
-              </w:rPr>
-              <w:t xml:space="preserve">Protects against hardware failure, not against error</w:t>
-            </w:r>
-          </w:p>
-        </w:tc>
-        <w:tc>
-          <w:tcPr>
-            <w:tcW w:type="pct" w:w="1238"/>
-            <w:shd w:fill="FBFAF6" w:val="clear"/>
-            <w:tcMar>
-              <w:top w:type="dxa" w:w="50"/>
-              <w:left w:type="dxa" w:w="110"/>
-              <w:bottom w:type="dxa" w:w="50"/>
-              <w:right w:type="dxa" w:w="110"/>
-            </w:tcMar>
-          </w:tcPr>
-          <w:p>
-            <w:pPr>
-              <w:spacing w:before="28" w:after="28"/>
-            </w:pPr>
-            <w:r>
-              <w:rPr>
-                <w:sz w:val="15"/>
-                <w:szCs w:val="15"/>
-              </w:rPr>
-              <w:t xml:space="preserve">Continuous</w:t>
-            </w:r>
-          </w:p>
-        </w:tc>
-      </w:tr>
-      <w:tr>
-        <w:tc>
-          <w:tcPr>
-            <w:tcW w:type="pct" w:w="1136"/>
-            <w:tcMar>
-              <w:top w:type="dxa" w:w="50"/>
-              <w:left w:type="dxa" w:w="110"/>
-              <w:bottom w:type="dxa" w:w="50"/>
-              <w:right w:type="dxa" w:w="110"/>
-            </w:tcMar>
-          </w:tcPr>
-          <w:p>
-            <w:pPr>
-              <w:spacing w:before="28" w:after="28"/>
-            </w:pPr>
-            <w:r>
-              <w:rPr>
-                <w:sz w:val="15"/>
-                <w:szCs w:val="15"/>
-              </w:rPr>
-              <w:t xml:space="preserve">Off-site or cloud copy</w:t>
-            </w:r>
-          </w:p>
-        </w:tc>
-        <w:tc>
-          <w:tcPr>
-            <w:tcW w:type="pct" w:w="568"/>
-            <w:shd w:fill="FFFFFF" w:val="clear"/>
-            <w:tcMar>
-              <w:top w:type="dxa" w:w="50"/>
-              <w:left w:type="dxa" w:w="110"/>
-              <w:bottom w:type="dxa" w:w="50"/>
-              <w:right w:type="dxa" w:w="110"/>
-            </w:tcMar>
-          </w:tcPr>
-          <w:p>
-            <w:pPr>
-              <w:spacing w:before="46" w:after="46"/>
-            </w:pPr>
-            <w:r>
-              <w:rPr>
-                <w:b/>
-                <w:bCs/>
-                <w:color w:val="8186EF"/>
-                <w:sz w:val="14"/>
-                <w:szCs w:val="14"/>
-              </w:rPr>
-              <w:t xml:space="preserve">(5)</w:t>
-            </w:r>
-          </w:p>
-        </w:tc>
-        <w:tc>
-          <w:tcPr>
-            <w:tcW w:type="pct" w:w="2057"/>
-            <w:tcMar>
-              <w:top w:type="dxa" w:w="50"/>
-              <w:left w:type="dxa" w:w="110"/>
-              <w:bottom w:type="dxa" w:w="50"/>
-              <w:right w:type="dxa" w:w="110"/>
-            </w:tcMar>
-          </w:tcPr>
-          <w:p>
-            <w:pPr>
-              <w:spacing w:before="28" w:after="28"/>
-            </w:pPr>
-            <w:r>
-              <w:rPr>
-                <w:sz w:val="15"/>
-                <w:szCs w:val="15"/>
-              </w:rPr>
-              <w:t xml:space="preserve">The only protection against fire or flood</w:t>
-            </w:r>
-          </w:p>
-        </w:tc>
-        <w:tc>
-          <w:tcPr>
-            <w:tcW w:type="pct" w:w="1238"/>
-            <w:tcMar>
-              <w:top w:type="dxa" w:w="50"/>
-              <w:left w:type="dxa" w:w="110"/>
-              <w:bottom w:type="dxa" w:w="50"/>
-              <w:right w:type="dxa" w:w="110"/>
-            </w:tcMar>
-          </w:tcPr>
-          <w:p>
-            <w:pPr>
-              <w:spacing w:before="28" w:after="28"/>
-            </w:pPr>
-            <w:r>
-              <w:rPr>
-                <w:sz w:val="15"/>
-                <w:szCs w:val="15"/>
-              </w:rPr>
-              <w:t xml:space="preserve">At least one copy, always</w:t>
-            </w:r>
-          </w:p>
-        </w:tc>
-      </w:tr>
-      <w:tr>
-        <w:tc>
-          <w:tcPr>
-            <w:tcW w:type="pct" w:w="1136"/>
-            <w:shd w:fill="FBFAF6" w:val="clear"/>
-            <w:tcMar>
-              <w:top w:type="dxa" w:w="50"/>
-              <w:left w:type="dxa" w:w="110"/>
-              <w:bottom w:type="dxa" w:w="50"/>
-              <w:right w:type="dxa" w:w="110"/>
-            </w:tcMar>
-          </w:tcPr>
-          <w:p>
-            <w:pPr>
-              <w:spacing w:before="28" w:after="28"/>
-            </w:pPr>
-            <w:r>
-              <w:rPr>
-                <w:sz w:val="15"/>
-                <w:szCs w:val="15"/>
-              </w:rPr>
-              <w:t xml:space="preserve">Immutable or air-gapped copy</w:t>
-            </w:r>
-          </w:p>
-        </w:tc>
-        <w:tc>
-          <w:tcPr>
-            <w:tcW w:type="pct" w:w="568"/>
-            <w:shd w:fill="FFFFFF" w:val="clear"/>
-            <w:tcMar>
-              <w:top w:type="dxa" w:w="50"/>
-              <w:left w:type="dxa" w:w="110"/>
-              <w:bottom w:type="dxa" w:w="50"/>
-              <w:right w:type="dxa" w:w="110"/>
-            </w:tcMar>
-          </w:tcPr>
-          <w:p>
-            <w:pPr>
-              <w:spacing w:before="46" w:after="46"/>
-            </w:pPr>
-            <w:r>
-              <w:rPr>
-                <w:b/>
-                <w:bCs/>
-                <w:color w:val="8186EF"/>
-                <w:sz w:val="14"/>
-                <w:szCs w:val="14"/>
-              </w:rPr>
-              <w:t xml:space="preserve">(6)</w:t>
-            </w:r>
-          </w:p>
-        </w:tc>
-        <w:tc>
-          <w:tcPr>
-            <w:tcW w:type="pct" w:w="2057"/>
-            <w:shd w:fill="FBFAF6" w:val="clear"/>
-            <w:tcMar>
-              <w:top w:type="dxa" w:w="50"/>
-              <w:left w:type="dxa" w:w="110"/>
-              <w:bottom w:type="dxa" w:w="50"/>
-              <w:right w:type="dxa" w:w="110"/>
-            </w:tcMar>
-          </w:tcPr>
-          <w:p>
-            <w:pPr>
-              <w:spacing w:before="28" w:after="28"/>
-            </w:pPr>
-            <w:r>
-              <w:rPr>
-                <w:sz w:val="15"/>
-                <w:szCs w:val="15"/>
-              </w:rPr>
-              <w:t xml:space="preserve">The protection against ransomware</w:t>
-            </w:r>
-          </w:p>
-        </w:tc>
-        <w:tc>
-          <w:tcPr>
-            <w:tcW w:type="pct" w:w="1238"/>
-            <w:shd w:fill="FBFAF6" w:val="clear"/>
-            <w:tcMar>
-              <w:top w:type="dxa" w:w="50"/>
-              <w:left w:type="dxa" w:w="110"/>
-              <w:bottom w:type="dxa" w:w="50"/>
-              <w:right w:type="dxa" w:w="110"/>
-            </w:tcMar>
-          </w:tcPr>
-          <w:p>
-            <w:pPr>
-              <w:spacing w:before="28" w:after="28"/>
-            </w:pPr>
-            <w:r>
-              <w:rPr>
-                <w:sz w:val="15"/>
-                <w:szCs w:val="15"/>
-              </w:rPr>
-              <w:t xml:space="preserve">At least one copy</w:t>
-            </w:r>
-          </w:p>
-        </w:tc>
-      </w:tr>
-    </w:tbl>
-    <w:p/>
-    <w:tbl>
-      <w:tblPr>
-        <w:tblW w:type="pct" w:w="100%"/>
-        <w:tblLayout w:type="fixed"/>
-        <w:tblBorders>
-          <w:top w:val="single" w:color="FBFAF6" w:sz="4"/>
-          <w:left w:val="single" w:color="FBFAF6" w:sz="4"/>
-          <w:bottom w:val="single" w:color="FBFAF6" w:sz="4"/>
-          <w:right w:val="single" w:color="FBFAF6" w:sz="4"/>
-          <w:insideH w:val="single" w:color="FBFAF6" w:sz="4"/>
-          <w:insideV w:val="single" w:color="FBFAF6" w:sz="4"/>
-        </w:tblBorders>
-      </w:tblPr>
-      <w:tblGrid>
-        <w:gridCol w:w="9600"/>
-      </w:tblGrid>
-      <w:tr>
-        <w:tc>
-          <w:tcPr>
-            <w:tcW w:type="pct" w:w="5000"/>
-            <w:shd w:fill="FBFAF6" w:val="clear"/>
-            <w:tcMar>
-              <w:top w:type="dxa" w:w="40"/>
-              <w:left w:type="dxa" w:w="100"/>
-              <w:bottom w:type="dxa" w:w="40"/>
-              <w:right w:type="dxa" w:w="100"/>
-            </w:tcMar>
-          </w:tcPr>
-          <w:p>
-            <w:pPr>
-              <w:spacing w:before="18" w:after="6"/>
-            </w:pPr>
-            <w:r>
-              <w:rPr>
-                <w:b/>
-                <w:bCs/>
-                <w:color w:val="6B7280"/>
-                <w:sz w:val="14"/>
-                <w:szCs w:val="14"/>
-              </w:rPr>
-              <w:t xml:space="preserve">word list</w:t>
-            </w:r>
-          </w:p>
-          <w:p>
-            <w:pPr>
-              <w:spacing w:before="0" w:after="18"/>
-            </w:pPr>
-            <w:r>
-              <w:rPr>
-                <w:b/>
-                <w:bCs/>
-                <w:color w:val="353A7C"/>
-                <w:sz w:val="16"/>
-                <w:szCs w:val="16"/>
-              </w:rPr>
-              <w:t xml:space="preserve">A copy held away from the site   ·   Copies changes since the last FULL backup   ·   Copies changes since the last backup of ANY type   ·   Nightly   ·   A continuously maintained second copy   ·   Weekly   ·   A copy that cannot be altered or reached online</w:t>
-            </w:r>
-          </w:p>
-        </w:tc>
-      </w:tr>
-    </w:tbl>
-    <w:p/>
     <w:p>
       <w:pPr>
-        <w:spacing w:before="44" w:after="14"/>
+        <w:spacing w:before="44" w:after="10"/>
       </w:pPr>
       <w:r>
         <w:rPr>
@@ -6333,773 +3555,7 @@
           <w:sz w:val="18"/>
           <w:szCs w:val="18"/>
         </w:rPr>
-        <w:t xml:space="preserve">Summary 1</w:t>
-      </w:r>
-      <w:r>
-        <w:rPr>
-          <w:color w:val="6B7280"/>
-          <w:sz w:val="16"/>
-          <w:szCs w:val="16"/>
-        </w:rPr>
-        <w:t xml:space="preserve">      gaps 7–17</w:t>
-      </w:r>
-    </w:p>
-    <w:p>
-      <w:pPr>
-        <w:spacing w:before="20" w:after="20" w:line="360" w:lineRule="auto"/>
-        <w:ind w:left="200"/>
-      </w:pPr>
-      <w:r>
-        <w:rPr>
-          <w:sz w:val="19"/>
-          <w:szCs w:val="19"/>
-        </w:rPr>
-        <w:t xml:space="preserve">The </w:t>
-      </w:r>
-      <w:r>
-        <w:rPr>
-          <w:b/>
-          <w:bCs/>
-          <w:color w:val="8186EF"/>
-          <w:sz w:val="15"/>
-          <w:szCs w:val="15"/>
-        </w:rPr>
-        <w:t xml:space="preserve"> (7) </w:t>
-      </w:r>
-      <w:r>
-        <w:rPr>
-          <w:u w:val="single"/>
-          <w:sz w:val="19"/>
-          <w:szCs w:val="19"/>
-        </w:rPr>
-        <w:t xml:space="preserve">             </w:t>
-      </w:r>
-      <w:r>
-        <w:rPr>
-          <w:sz w:val="19"/>
-          <w:szCs w:val="19"/>
-        </w:rPr>
-        <w:t xml:space="preserve"> </w:t>
-      </w:r>
-      <w:r>
-        <w:rPr>
-          <w:sz w:val="19"/>
-          <w:szCs w:val="19"/>
-        </w:rPr>
-        <w:t xml:space="preserve"> between incremental and differential backups is the one the exam tests. </w:t>
-      </w:r>
-      <w:r>
-        <w:rPr>
-          <w:sz w:val="19"/>
-          <w:szCs w:val="19"/>
-        </w:rPr>
-        <w:t xml:space="preserve">An incremental copies what has changed since the last backup of any kind. </w:t>
-      </w:r>
-      <w:r>
-        <w:rPr>
-          <w:sz w:val="19"/>
-          <w:szCs w:val="19"/>
-        </w:rPr>
-        <w:t xml:space="preserve">It is quick to take and slow to </w:t>
-      </w:r>
-      <w:r>
-        <w:rPr>
-          <w:b/>
-          <w:bCs/>
-          <w:color w:val="8186EF"/>
-          <w:sz w:val="15"/>
-          <w:szCs w:val="15"/>
-        </w:rPr>
-        <w:t xml:space="preserve"> (8) </w:t>
-      </w:r>
-      <w:r>
-        <w:rPr>
-          <w:u w:val="single"/>
-          <w:sz w:val="19"/>
-          <w:szCs w:val="19"/>
-        </w:rPr>
-        <w:t xml:space="preserve">           </w:t>
-      </w:r>
-      <w:r>
-        <w:rPr>
-          <w:sz w:val="19"/>
-          <w:szCs w:val="19"/>
-        </w:rPr>
-        <w:t xml:space="preserve"> </w:t>
-      </w:r>
-      <w:r>
-        <w:rPr>
-          <w:sz w:val="19"/>
-          <w:szCs w:val="19"/>
-        </w:rPr>
-        <w:t xml:space="preserve">, because every incremental since the last full backup must be </w:t>
-      </w:r>
-      <w:r>
-        <w:rPr>
-          <w:b/>
-          <w:bCs/>
-          <w:color w:val="8186EF"/>
-          <w:sz w:val="15"/>
-          <w:szCs w:val="15"/>
-        </w:rPr>
-        <w:t xml:space="preserve"> (9) </w:t>
-      </w:r>
-      <w:r>
-        <w:rPr>
-          <w:u w:val="single"/>
-          <w:sz w:val="19"/>
-          <w:szCs w:val="19"/>
-        </w:rPr>
-        <w:t xml:space="preserve">           </w:t>
-      </w:r>
-      <w:r>
-        <w:rPr>
-          <w:sz w:val="19"/>
-          <w:szCs w:val="19"/>
-        </w:rPr>
-        <w:t xml:space="preserve"> </w:t>
-      </w:r>
-      <w:r>
-        <w:rPr>
-          <w:sz w:val="19"/>
-          <w:szCs w:val="19"/>
-        </w:rPr>
-        <w:t xml:space="preserve"> in order. </w:t>
-      </w:r>
-      <w:r>
-        <w:rPr>
-          <w:sz w:val="19"/>
-          <w:szCs w:val="19"/>
-        </w:rPr>
-        <w:t xml:space="preserve">A differential copies what has changed since the last full backup. </w:t>
-      </w:r>
-      <w:r>
-        <w:rPr>
-          <w:sz w:val="19"/>
-          <w:szCs w:val="19"/>
-        </w:rPr>
-        <w:t xml:space="preserve">It grows </w:t>
-      </w:r>
-      <w:r>
-        <w:rPr>
-          <w:b/>
-          <w:bCs/>
-          <w:color w:val="8186EF"/>
-          <w:sz w:val="15"/>
-          <w:szCs w:val="15"/>
-        </w:rPr>
-        <w:t xml:space="preserve"> (10) </w:t>
-      </w:r>
-      <w:r>
-        <w:rPr>
-          <w:u w:val="single"/>
-          <w:sz w:val="19"/>
-          <w:szCs w:val="19"/>
-        </w:rPr>
-        <w:t xml:space="preserve">           </w:t>
-      </w:r>
-      <w:r>
-        <w:rPr>
-          <w:sz w:val="19"/>
-          <w:szCs w:val="19"/>
-        </w:rPr>
-        <w:t xml:space="preserve"> </w:t>
-      </w:r>
-      <w:r>
-        <w:rPr>
-          <w:sz w:val="19"/>
-          <w:szCs w:val="19"/>
-        </w:rPr>
-        <w:t xml:space="preserve"> each night but needs only two restores. </w:t>
-      </w:r>
-      <w:r>
-        <w:rPr>
-          <w:sz w:val="19"/>
-          <w:szCs w:val="19"/>
-        </w:rPr>
-        <w:t xml:space="preserve">Two </w:t>
-      </w:r>
-      <w:r>
-        <w:rPr>
-          <w:b/>
-          <w:bCs/>
-          <w:color w:val="8186EF"/>
-          <w:sz w:val="15"/>
-          <w:szCs w:val="15"/>
-        </w:rPr>
-        <w:t xml:space="preserve"> (11) </w:t>
-      </w:r>
-      <w:r>
-        <w:rPr>
-          <w:u w:val="single"/>
-          <w:sz w:val="19"/>
-          <w:szCs w:val="19"/>
-        </w:rPr>
-        <w:t xml:space="preserve">           </w:t>
-      </w:r>
-      <w:r>
-        <w:rPr>
-          <w:sz w:val="19"/>
-          <w:szCs w:val="19"/>
-        </w:rPr>
-        <w:t xml:space="preserve"> </w:t>
-      </w:r>
-      <w:r>
-        <w:rPr>
-          <w:sz w:val="19"/>
-          <w:szCs w:val="19"/>
-        </w:rPr>
-        <w:t xml:space="preserve"> points are worth </w:t>
-      </w:r>
-      <w:r>
-        <w:rPr>
-          <w:b/>
-          <w:bCs/>
-          <w:color w:val="8186EF"/>
-          <w:sz w:val="15"/>
-          <w:szCs w:val="15"/>
-        </w:rPr>
-        <w:t xml:space="preserve"> (12) </w:t>
-      </w:r>
-      <w:r>
-        <w:rPr>
-          <w:u w:val="single"/>
-          <w:sz w:val="19"/>
-          <w:szCs w:val="19"/>
-        </w:rPr>
-        <w:t xml:space="preserve">           </w:t>
-      </w:r>
-      <w:r>
-        <w:rPr>
-          <w:sz w:val="19"/>
-          <w:szCs w:val="19"/>
-        </w:rPr>
-        <w:t xml:space="preserve"> </w:t>
-      </w:r>
-      <w:r>
-        <w:rPr>
-          <w:sz w:val="19"/>
-          <w:szCs w:val="19"/>
-        </w:rPr>
-        <w:t xml:space="preserve">. </w:t>
-      </w:r>
-      <w:r>
-        <w:rPr>
-          <w:sz w:val="19"/>
-          <w:szCs w:val="19"/>
-        </w:rPr>
-        <w:t xml:space="preserve"/>
-      </w:r>
-      <w:r>
-        <w:rPr>
-          <w:b/>
-          <w:bCs/>
-          <w:color w:val="8186EF"/>
-          <w:sz w:val="15"/>
-          <w:szCs w:val="15"/>
-        </w:rPr>
-        <w:t xml:space="preserve"> (13) </w:t>
-      </w:r>
-      <w:r>
-        <w:rPr>
-          <w:u w:val="single"/>
-          <w:sz w:val="19"/>
-          <w:szCs w:val="19"/>
-        </w:rPr>
-        <w:t xml:space="preserve">           </w:t>
-      </w:r>
-      <w:r>
-        <w:rPr>
-          <w:sz w:val="19"/>
-          <w:szCs w:val="19"/>
-        </w:rPr>
-        <w:t xml:space="preserve"> </w:t>
-      </w:r>
-      <w:r>
-        <w:rPr>
-          <w:sz w:val="19"/>
-          <w:szCs w:val="19"/>
-        </w:rPr>
-        <w:t xml:space="preserve"> protects against a disk </w:t>
-      </w:r>
-      <w:r>
-        <w:rPr>
-          <w:b/>
-          <w:bCs/>
-          <w:color w:val="8186EF"/>
-          <w:sz w:val="15"/>
-          <w:szCs w:val="15"/>
-        </w:rPr>
-        <w:t xml:space="preserve"> (14) </w:t>
-      </w:r>
-      <w:r>
-        <w:rPr>
-          <w:u w:val="single"/>
-          <w:sz w:val="19"/>
-          <w:szCs w:val="19"/>
-        </w:rPr>
-        <w:t xml:space="preserve">           </w:t>
-      </w:r>
-      <w:r>
-        <w:rPr>
-          <w:sz w:val="19"/>
-          <w:szCs w:val="19"/>
-        </w:rPr>
-        <w:t xml:space="preserve"> </w:t>
-      </w:r>
-      <w:r>
-        <w:rPr>
-          <w:sz w:val="19"/>
-          <w:szCs w:val="19"/>
-        </w:rPr>
-        <w:t xml:space="preserve"> but not against a mistake, because the error is copied </w:t>
-      </w:r>
-      <w:r>
-        <w:rPr>
-          <w:b/>
-          <w:bCs/>
-          <w:color w:val="8186EF"/>
-          <w:sz w:val="15"/>
-          <w:szCs w:val="15"/>
-        </w:rPr>
-        <w:t xml:space="preserve"> (15) </w:t>
-      </w:r>
-      <w:r>
-        <w:rPr>
-          <w:u w:val="single"/>
-          <w:sz w:val="19"/>
-          <w:szCs w:val="19"/>
-        </w:rPr>
-        <w:t xml:space="preserve">            </w:t>
-      </w:r>
-      <w:r>
-        <w:rPr>
-          <w:sz w:val="19"/>
-          <w:szCs w:val="19"/>
-        </w:rPr>
-        <w:t xml:space="preserve"> </w:t>
-      </w:r>
-      <w:r>
-        <w:rPr>
-          <w:sz w:val="19"/>
-          <w:szCs w:val="19"/>
-        </w:rPr>
-        <w:t xml:space="preserve"> to the mirror. </w:t>
-      </w:r>
-      <w:r>
-        <w:rPr>
-          <w:sz w:val="19"/>
-          <w:szCs w:val="19"/>
-        </w:rPr>
-        <w:t xml:space="preserve">And a copy that cannot be altered or reached online is now the standard </w:t>
-      </w:r>
-      <w:r>
-        <w:rPr>
-          <w:b/>
-          <w:bCs/>
-          <w:color w:val="8186EF"/>
-          <w:sz w:val="15"/>
-          <w:szCs w:val="15"/>
-        </w:rPr>
-        <w:t xml:space="preserve"> (16) </w:t>
-      </w:r>
-      <w:r>
-        <w:rPr>
-          <w:u w:val="single"/>
-          <w:sz w:val="19"/>
-          <w:szCs w:val="19"/>
-        </w:rPr>
-        <w:t xml:space="preserve">            </w:t>
-      </w:r>
-      <w:r>
-        <w:rPr>
-          <w:sz w:val="19"/>
-          <w:szCs w:val="19"/>
-        </w:rPr>
-        <w:t xml:space="preserve"> </w:t>
-      </w:r>
-      <w:r>
-        <w:rPr>
-          <w:sz w:val="19"/>
-          <w:szCs w:val="19"/>
-        </w:rPr>
-        <w:t xml:space="preserve"> against ransomware, which otherwise encrypts the backups along with </w:t>
-      </w:r>
-      <w:r>
-        <w:rPr>
-          <w:b/>
-          <w:bCs/>
-          <w:color w:val="8186EF"/>
-          <w:sz w:val="15"/>
-          <w:szCs w:val="15"/>
-        </w:rPr>
-        <w:t xml:space="preserve"> (17) </w:t>
-      </w:r>
-      <w:r>
-        <w:rPr>
-          <w:u w:val="single"/>
-          <w:sz w:val="19"/>
-          <w:szCs w:val="19"/>
-        </w:rPr>
-        <w:t xml:space="preserve">            </w:t>
-      </w:r>
-      <w:r>
-        <w:rPr>
-          <w:sz w:val="19"/>
-          <w:szCs w:val="19"/>
-        </w:rPr>
-        <w:t xml:space="preserve"> </w:t>
-      </w:r>
-      <w:r>
-        <w:rPr>
-          <w:sz w:val="19"/>
-          <w:szCs w:val="19"/>
-        </w:rPr>
-        <w:t xml:space="preserve"> else. </w:t>
-      </w:r>
-    </w:p>
-    <w:tbl>
-      <w:tblPr>
-        <w:tblW w:type="pct" w:w="100%"/>
-        <w:tblLayout w:type="fixed"/>
-        <w:tblBorders>
-          <w:top w:val="single" w:color="FBFAF6" w:sz="4"/>
-          <w:left w:val="single" w:color="FBFAF6" w:sz="4"/>
-          <w:bottom w:val="single" w:color="FBFAF6" w:sz="4"/>
-          <w:right w:val="single" w:color="FBFAF6" w:sz="4"/>
-          <w:insideH w:val="single" w:color="FBFAF6" w:sz="4"/>
-          <w:insideV w:val="single" w:color="FBFAF6" w:sz="4"/>
-        </w:tblBorders>
-      </w:tblPr>
-      <w:tblGrid>
-        <w:gridCol w:w="9600"/>
-      </w:tblGrid>
-      <w:tr>
-        <w:tc>
-          <w:tcPr>
-            <w:tcW w:type="pct" w:w="5000"/>
-            <w:shd w:fill="FBFAF6" w:val="clear"/>
-            <w:tcMar>
-              <w:top w:type="dxa" w:w="40"/>
-              <w:left w:type="dxa" w:w="100"/>
-              <w:bottom w:type="dxa" w:w="40"/>
-              <w:right w:type="dxa" w:w="100"/>
-            </w:tcMar>
-          </w:tcPr>
-          <w:p>
-            <w:pPr>
-              <w:spacing w:before="18" w:after="6"/>
-            </w:pPr>
-            <w:r>
-              <w:rPr>
-                <w:b/>
-                <w:bCs/>
-                <w:color w:val="6B7280"/>
-                <w:sz w:val="14"/>
-                <w:szCs w:val="14"/>
-              </w:rPr>
-              <w:t xml:space="preserve">word list</w:t>
-            </w:r>
-          </w:p>
-          <w:p>
-            <w:pPr>
-              <w:spacing w:before="0" w:after="18"/>
-            </w:pPr>
-            <w:r>
-              <w:rPr>
-                <w:b/>
-                <w:bCs/>
-                <w:color w:val="353A7C"/>
-                <w:sz w:val="16"/>
-                <w:szCs w:val="16"/>
-              </w:rPr>
-              <w:t xml:space="preserve">applied   ·   faithfully   ·   restore   ·   failing   ·   knowing   ·   distinction   ·   everything   ·   protection   ·   adaptability   ·   larger   ·   further   ·   Mirroring</w:t>
-            </w:r>
-          </w:p>
-        </w:tc>
-      </w:tr>
-    </w:tbl>
-    <w:p/>
-    <w:tbl>
-      <w:tblPr>
-        <w:tblW w:type="pct" w:w="100%"/>
-        <w:tblLayout w:type="fixed"/>
-        <w:tblBorders>
-          <w:top w:val="single" w:color="353A7C" w:sz="4"/>
-          <w:left w:val="single" w:color="353A7C" w:sz="4"/>
-          <w:bottom w:val="single" w:color="353A7C" w:sz="4"/>
-          <w:right w:val="single" w:color="353A7C" w:sz="4"/>
-          <w:insideH w:val="single" w:color="353A7C" w:sz="4"/>
-          <w:insideV w:val="single" w:color="353A7C" w:sz="4"/>
-        </w:tblBorders>
-      </w:tblPr>
-      <w:tblGrid>
-        <w:gridCol w:w="9600"/>
-      </w:tblGrid>
-      <w:tr>
-        <w:tc>
-          <w:tcPr>
-            <w:tcW w:type="pct" w:w="5000"/>
-            <w:shd w:fill="F2F4FB" w:val="clear"/>
-            <w:tcMar>
-              <w:top w:type="dxa" w:w="50"/>
-              <w:left w:type="dxa" w:w="110"/>
-              <w:bottom w:type="dxa" w:w="50"/>
-              <w:right w:type="dxa" w:w="110"/>
-            </w:tcMar>
-          </w:tcPr>
-          <w:p>
-            <w:pPr>
-              <w:spacing w:before="30" w:after="30"/>
-            </w:pPr>
-            <w:r>
-              <w:rPr>
-                <w:b/>
-                <w:bCs/>
-                <w:color w:val="353A7C"/>
-                <w:sz w:val="19"/>
-                <w:szCs w:val="19"/>
-              </w:rPr>
-              <w:t xml:space="preserve">RAID is not a backup</w:t>
-            </w:r>
-          </w:p>
-        </w:tc>
-      </w:tr>
-    </w:tbl>
-    <w:p/>
-    <w:p>
-      <w:pPr>
-        <w:spacing w:before="44" w:after="14"/>
-      </w:pPr>
-      <w:r>
-        <w:rPr>
-          <w:b/>
-          <w:bCs/>
-          <w:color w:val="353A7C"/>
-          <w:sz w:val="18"/>
-          <w:szCs w:val="18"/>
-        </w:rPr>
-        <w:t xml:space="preserve">Summary 2</w:t>
-      </w:r>
-      <w:r>
-        <w:rPr>
-          <w:color w:val="6B7280"/>
-          <w:sz w:val="16"/>
-          <w:szCs w:val="16"/>
-        </w:rPr>
-        <w:t xml:space="preserve">      gaps 18–20</w:t>
-      </w:r>
-    </w:p>
-    <w:p>
-      <w:pPr>
-        <w:spacing w:before="20" w:after="20" w:line="360" w:lineRule="auto"/>
-        <w:ind w:left="200"/>
-      </w:pPr>
-      <w:r>
-        <w:rPr>
-          <w:sz w:val="19"/>
-          <w:szCs w:val="19"/>
-        </w:rPr>
-        <w:t xml:space="preserve">Mirroring and RAID give </w:t>
-      </w:r>
-      <w:r>
-        <w:rPr>
-          <w:b/>
-          <w:bCs/>
-          <w:color w:val="8186EF"/>
-          <w:sz w:val="15"/>
-          <w:szCs w:val="15"/>
-        </w:rPr>
-        <w:t xml:space="preserve"> (18) </w:t>
-      </w:r>
-      <w:r>
-        <w:rPr>
-          <w:u w:val="single"/>
-          <w:sz w:val="19"/>
-          <w:szCs w:val="19"/>
-        </w:rPr>
-        <w:t xml:space="preserve">            </w:t>
-      </w:r>
-      <w:r>
-        <w:rPr>
-          <w:sz w:val="19"/>
-          <w:szCs w:val="19"/>
-        </w:rPr>
-        <w:t xml:space="preserve"> </w:t>
-      </w:r>
-      <w:r>
-        <w:rPr>
-          <w:sz w:val="19"/>
-          <w:szCs w:val="19"/>
-        </w:rPr>
-        <w:t xml:space="preserve"> against hardware failure. </w:t>
-      </w:r>
-      <w:r>
-        <w:rPr>
-          <w:sz w:val="19"/>
-          <w:szCs w:val="19"/>
-        </w:rPr>
-        <w:t xml:space="preserve">They do not protect against deletion, corruption or encryption, because whatever happens to the original happens </w:t>
-      </w:r>
-      <w:r>
-        <w:rPr>
-          <w:b/>
-          <w:bCs/>
-          <w:color w:val="8186EF"/>
-          <w:sz w:val="15"/>
-          <w:szCs w:val="15"/>
-        </w:rPr>
-        <w:t xml:space="preserve"> (19) </w:t>
-      </w:r>
-      <w:r>
-        <w:rPr>
-          <w:u w:val="single"/>
-          <w:sz w:val="19"/>
-          <w:szCs w:val="19"/>
-        </w:rPr>
-        <w:t xml:space="preserve">             </w:t>
-      </w:r>
-      <w:r>
-        <w:rPr>
-          <w:sz w:val="19"/>
-          <w:szCs w:val="19"/>
-        </w:rPr>
-        <w:t xml:space="preserve"> </w:t>
-      </w:r>
-      <w:r>
-        <w:rPr>
-          <w:sz w:val="19"/>
-          <w:szCs w:val="19"/>
-        </w:rPr>
-        <w:t xml:space="preserve"> to the copy. </w:t>
-      </w:r>
-      <w:r>
-        <w:rPr>
-          <w:sz w:val="19"/>
-          <w:szCs w:val="19"/>
-        </w:rPr>
-        <w:t xml:space="preserve">A </w:t>
-      </w:r>
-      <w:r>
-        <w:rPr>
-          <w:b/>
-          <w:bCs/>
-          <w:color w:val="8186EF"/>
-          <w:sz w:val="15"/>
-          <w:szCs w:val="15"/>
-        </w:rPr>
-        <w:t xml:space="preserve"> (20) </w:t>
-      </w:r>
-      <w:r>
-        <w:rPr>
-          <w:u w:val="single"/>
-          <w:sz w:val="19"/>
-          <w:szCs w:val="19"/>
-        </w:rPr>
-        <w:t xml:space="preserve">           </w:t>
-      </w:r>
-      <w:r>
-        <w:rPr>
-          <w:sz w:val="19"/>
-          <w:szCs w:val="19"/>
-        </w:rPr>
-        <w:t xml:space="preserve"> </w:t>
-      </w:r>
-      <w:r>
-        <w:rPr>
-          <w:sz w:val="19"/>
-          <w:szCs w:val="19"/>
-        </w:rPr>
-        <w:t xml:space="preserve"> offering RAID as the answer to data loss is offering the wrong answer. </w:t>
-      </w:r>
-    </w:p>
-    <w:tbl>
-      <w:tblPr>
-        <w:tblW w:type="pct" w:w="100%"/>
-        <w:tblLayout w:type="fixed"/>
-        <w:tblBorders>
-          <w:top w:val="single" w:color="FBFAF6" w:sz="4"/>
-          <w:left w:val="single" w:color="FBFAF6" w:sz="4"/>
-          <w:bottom w:val="single" w:color="FBFAF6" w:sz="4"/>
-          <w:right w:val="single" w:color="FBFAF6" w:sz="4"/>
-          <w:insideH w:val="single" w:color="FBFAF6" w:sz="4"/>
-          <w:insideV w:val="single" w:color="FBFAF6" w:sz="4"/>
-        </w:tblBorders>
-      </w:tblPr>
-      <w:tblGrid>
-        <w:gridCol w:w="9600"/>
-      </w:tblGrid>
-      <w:tr>
-        <w:tc>
-          <w:tcPr>
-            <w:tcW w:type="pct" w:w="5000"/>
-            <w:shd w:fill="FBFAF6" w:val="clear"/>
-            <w:tcMar>
-              <w:top w:type="dxa" w:w="40"/>
-              <w:left w:type="dxa" w:w="100"/>
-              <w:bottom w:type="dxa" w:w="40"/>
-              <w:right w:type="dxa" w:w="100"/>
-            </w:tcMar>
-          </w:tcPr>
-          <w:p>
-            <w:pPr>
-              <w:spacing w:before="18" w:after="6"/>
-            </w:pPr>
-            <w:r>
-              <w:rPr>
-                <w:b/>
-                <w:bCs/>
-                <w:color w:val="6B7280"/>
-                <w:sz w:val="14"/>
-                <w:szCs w:val="14"/>
-              </w:rPr>
-              <w:t xml:space="preserve">word list</w:t>
-            </w:r>
-          </w:p>
-          <w:p>
-            <w:pPr>
-              <w:spacing w:before="0" w:after="18"/>
-            </w:pPr>
-            <w:r>
-              <w:rPr>
-                <w:b/>
-                <w:bCs/>
-                <w:color w:val="353A7C"/>
-                <w:sz w:val="16"/>
-                <w:szCs w:val="16"/>
-              </w:rPr>
-              <w:t xml:space="preserve">question   ·   encryption   ·   immediately   ·   resilience</w:t>
-            </w:r>
-          </w:p>
-        </w:tc>
-      </w:tr>
-    </w:tbl>
-    <w:p/>
-    <w:p>
-      <w:pPr>
-        <w:pageBreakBefore w:val="true"/>
-        <w:spacing w:after="0"/>
-      </w:pPr>
-      <w:r>
-        <w:rPr>
-          <w:sz w:val="2"/>
-        </w:rPr>
-        <w:t xml:space="preserve"> </w:t>
-      </w:r>
-    </w:p>
-    <w:p>
-      <w:pPr>
-        <w:spacing w:before="44" w:after="10"/>
-      </w:pPr>
-      <w:r>
-        <w:rPr>
-          <w:b/>
-          <w:bCs/>
-          <w:color w:val="353A7C"/>
-          <w:sz w:val="18"/>
-          <w:szCs w:val="18"/>
-        </w:rPr>
-        <w:t xml:space="preserve">The words this section uses</w:t>
+        <w:t xml:space="preserve">Storage controls and their trade-offs</w:t>
       </w:r>
     </w:p>
     <w:p>
@@ -7112,7 +3568,7 @@
           <w:sz w:val="15"/>
           <w:szCs w:val="15"/>
         </w:rPr>
-        <w:t xml:space="preserve">Each term sits against what it means.</w:t>
+        <w:t xml:space="preserve">Every item belongs to exactly one group.</w:t>
       </w:r>
     </w:p>
     <w:p>
@@ -7123,7 +3579,7 @@
       <w:r>
         <w:drawing>
           <wp:inline distT="0" distB="0" distL="0" distR="0">
-            <wp:extent cx="5734050" cy="3410250"/>
+            <wp:extent cx="5734050" cy="3719600"/>
             <wp:effectExtent t="0" r="0" b="0" l="0"/>
             <wp:docPr id="1" name="" descr="" title=""/>
             <wp:cNvGraphicFramePr>
@@ -7148,7 +3604,7 @@
                   <pic:spPr bwMode="auto">
                     <a:xfrm>
                       <a:off x="0" y="0"/>
-                      <a:ext cx="5734050" cy="3410250"/>
+                      <a:ext cx="5734050" cy="3719600"/>
                     </a:xfrm>
                     <a:prstGeom prst="rect">
                       <a:avLst/>
@@ -7216,7 +3672,909 @@
                 <w:sz w:val="16"/>
                 <w:szCs w:val="16"/>
               </w:rPr>
-              <w:t xml:space="preserve">differential backup   ·   Immutable or air-gapped copy   ·   incremental backup   ·   Mirroring or replication</w:t>
+              <w:t xml:space="preserve">Off-site or cloud copy   ·   Incremental backup   ·   Full backup</w:t>
+            </w:r>
+          </w:p>
+        </w:tc>
+      </w:tr>
+    </w:tbl>
+    <w:p/>
+    <w:p>
+      <w:pPr>
+        <w:spacing w:before="44" w:after="14"/>
+      </w:pPr>
+      <w:r>
+        <w:rPr>
+          <w:b/>
+          <w:bCs/>
+          <w:color w:val="353A7C"/>
+          <w:sz w:val="18"/>
+          <w:szCs w:val="18"/>
+        </w:rPr>
+        <w:t xml:space="preserve">Summary 1</w:t>
+      </w:r>
+      <w:r>
+        <w:rPr>
+          <w:color w:val="6B7280"/>
+          <w:sz w:val="16"/>
+          <w:szCs w:val="16"/>
+        </w:rPr>
+        <w:t xml:space="preserve">      gaps 3–13</w:t>
+      </w:r>
+    </w:p>
+    <w:p>
+      <w:pPr>
+        <w:spacing w:before="20" w:after="20" w:line="360" w:lineRule="auto"/>
+        <w:ind w:left="200"/>
+      </w:pPr>
+      <w:r>
+        <w:rPr>
+          <w:sz w:val="19"/>
+          <w:szCs w:val="19"/>
+        </w:rPr>
+        <w:t xml:space="preserve">The </w:t>
+      </w:r>
+      <w:r>
+        <w:rPr>
+          <w:b/>
+          <w:bCs/>
+          <w:color w:val="8186EF"/>
+          <w:sz w:val="15"/>
+          <w:szCs w:val="15"/>
+        </w:rPr>
+        <w:t xml:space="preserve"> (3) </w:t>
+      </w:r>
+      <w:r>
+        <w:rPr>
+          <w:u w:val="single"/>
+          <w:sz w:val="19"/>
+          <w:szCs w:val="19"/>
+        </w:rPr>
+        <w:t xml:space="preserve">             </w:t>
+      </w:r>
+      <w:r>
+        <w:rPr>
+          <w:sz w:val="19"/>
+          <w:szCs w:val="19"/>
+        </w:rPr>
+        <w:t xml:space="preserve"> </w:t>
+      </w:r>
+      <w:r>
+        <w:rPr>
+          <w:sz w:val="19"/>
+          <w:szCs w:val="19"/>
+        </w:rPr>
+        <w:t xml:space="preserve"> between incremental and differential backups is the one the exam tests. </w:t>
+      </w:r>
+      <w:r>
+        <w:rPr>
+          <w:sz w:val="19"/>
+          <w:szCs w:val="19"/>
+        </w:rPr>
+        <w:t xml:space="preserve">An incremental copies what has changed since the last backup of any kind. </w:t>
+      </w:r>
+      <w:r>
+        <w:rPr>
+          <w:sz w:val="19"/>
+          <w:szCs w:val="19"/>
+        </w:rPr>
+        <w:t xml:space="preserve">It is quick to take and slow to </w:t>
+      </w:r>
+      <w:r>
+        <w:rPr>
+          <w:b/>
+          <w:bCs/>
+          <w:color w:val="8186EF"/>
+          <w:sz w:val="15"/>
+          <w:szCs w:val="15"/>
+        </w:rPr>
+        <w:t xml:space="preserve"> (4) </w:t>
+      </w:r>
+      <w:r>
+        <w:rPr>
+          <w:u w:val="single"/>
+          <w:sz w:val="19"/>
+          <w:szCs w:val="19"/>
+        </w:rPr>
+        <w:t xml:space="preserve">           </w:t>
+      </w:r>
+      <w:r>
+        <w:rPr>
+          <w:sz w:val="19"/>
+          <w:szCs w:val="19"/>
+        </w:rPr>
+        <w:t xml:space="preserve"> </w:t>
+      </w:r>
+      <w:r>
+        <w:rPr>
+          <w:sz w:val="19"/>
+          <w:szCs w:val="19"/>
+        </w:rPr>
+        <w:t xml:space="preserve">, because every incremental since the last full backup must be </w:t>
+      </w:r>
+      <w:r>
+        <w:rPr>
+          <w:b/>
+          <w:bCs/>
+          <w:color w:val="8186EF"/>
+          <w:sz w:val="15"/>
+          <w:szCs w:val="15"/>
+        </w:rPr>
+        <w:t xml:space="preserve"> (5) </w:t>
+      </w:r>
+      <w:r>
+        <w:rPr>
+          <w:u w:val="single"/>
+          <w:sz w:val="19"/>
+          <w:szCs w:val="19"/>
+        </w:rPr>
+        <w:t xml:space="preserve">           </w:t>
+      </w:r>
+      <w:r>
+        <w:rPr>
+          <w:sz w:val="19"/>
+          <w:szCs w:val="19"/>
+        </w:rPr>
+        <w:t xml:space="preserve"> </w:t>
+      </w:r>
+      <w:r>
+        <w:rPr>
+          <w:sz w:val="19"/>
+          <w:szCs w:val="19"/>
+        </w:rPr>
+        <w:t xml:space="preserve"> in order. </w:t>
+      </w:r>
+      <w:r>
+        <w:rPr>
+          <w:sz w:val="19"/>
+          <w:szCs w:val="19"/>
+        </w:rPr>
+        <w:t xml:space="preserve">A differential copies what has changed since the last full backup. </w:t>
+      </w:r>
+      <w:r>
+        <w:rPr>
+          <w:sz w:val="19"/>
+          <w:szCs w:val="19"/>
+        </w:rPr>
+        <w:t xml:space="preserve">It grows </w:t>
+      </w:r>
+      <w:r>
+        <w:rPr>
+          <w:b/>
+          <w:bCs/>
+          <w:color w:val="8186EF"/>
+          <w:sz w:val="15"/>
+          <w:szCs w:val="15"/>
+        </w:rPr>
+        <w:t xml:space="preserve"> (6) </w:t>
+      </w:r>
+      <w:r>
+        <w:rPr>
+          <w:u w:val="single"/>
+          <w:sz w:val="19"/>
+          <w:szCs w:val="19"/>
+        </w:rPr>
+        <w:t xml:space="preserve">           </w:t>
+      </w:r>
+      <w:r>
+        <w:rPr>
+          <w:sz w:val="19"/>
+          <w:szCs w:val="19"/>
+        </w:rPr>
+        <w:t xml:space="preserve"> </w:t>
+      </w:r>
+      <w:r>
+        <w:rPr>
+          <w:sz w:val="19"/>
+          <w:szCs w:val="19"/>
+        </w:rPr>
+        <w:t xml:space="preserve"> each night but needs only two restores. </w:t>
+      </w:r>
+      <w:r>
+        <w:rPr>
+          <w:sz w:val="19"/>
+          <w:szCs w:val="19"/>
+        </w:rPr>
+        <w:t xml:space="preserve">Two </w:t>
+      </w:r>
+      <w:r>
+        <w:rPr>
+          <w:b/>
+          <w:bCs/>
+          <w:color w:val="8186EF"/>
+          <w:sz w:val="15"/>
+          <w:szCs w:val="15"/>
+        </w:rPr>
+        <w:t xml:space="preserve"> (7) </w:t>
+      </w:r>
+      <w:r>
+        <w:rPr>
+          <w:u w:val="single"/>
+          <w:sz w:val="19"/>
+          <w:szCs w:val="19"/>
+        </w:rPr>
+        <w:t xml:space="preserve">           </w:t>
+      </w:r>
+      <w:r>
+        <w:rPr>
+          <w:sz w:val="19"/>
+          <w:szCs w:val="19"/>
+        </w:rPr>
+        <w:t xml:space="preserve"> </w:t>
+      </w:r>
+      <w:r>
+        <w:rPr>
+          <w:sz w:val="19"/>
+          <w:szCs w:val="19"/>
+        </w:rPr>
+        <w:t xml:space="preserve"> points are worth </w:t>
+      </w:r>
+      <w:r>
+        <w:rPr>
+          <w:b/>
+          <w:bCs/>
+          <w:color w:val="8186EF"/>
+          <w:sz w:val="15"/>
+          <w:szCs w:val="15"/>
+        </w:rPr>
+        <w:t xml:space="preserve"> (8) </w:t>
+      </w:r>
+      <w:r>
+        <w:rPr>
+          <w:u w:val="single"/>
+          <w:sz w:val="19"/>
+          <w:szCs w:val="19"/>
+        </w:rPr>
+        <w:t xml:space="preserve">           </w:t>
+      </w:r>
+      <w:r>
+        <w:rPr>
+          <w:sz w:val="19"/>
+          <w:szCs w:val="19"/>
+        </w:rPr>
+        <w:t xml:space="preserve"> </w:t>
+      </w:r>
+      <w:r>
+        <w:rPr>
+          <w:sz w:val="19"/>
+          <w:szCs w:val="19"/>
+        </w:rPr>
+        <w:t xml:space="preserve">. </w:t>
+      </w:r>
+      <w:r>
+        <w:rPr>
+          <w:sz w:val="19"/>
+          <w:szCs w:val="19"/>
+        </w:rPr>
+        <w:t xml:space="preserve">Mirroring </w:t>
+      </w:r>
+      <w:r>
+        <w:rPr>
+          <w:b/>
+          <w:bCs/>
+          <w:color w:val="8186EF"/>
+          <w:sz w:val="15"/>
+          <w:szCs w:val="15"/>
+        </w:rPr>
+        <w:t xml:space="preserve"> (9) </w:t>
+      </w:r>
+      <w:r>
+        <w:rPr>
+          <w:u w:val="single"/>
+          <w:sz w:val="19"/>
+          <w:szCs w:val="19"/>
+        </w:rPr>
+        <w:t xml:space="preserve">           </w:t>
+      </w:r>
+      <w:r>
+        <w:rPr>
+          <w:sz w:val="19"/>
+          <w:szCs w:val="19"/>
+        </w:rPr>
+        <w:t xml:space="preserve"> </w:t>
+      </w:r>
+      <w:r>
+        <w:rPr>
+          <w:sz w:val="19"/>
+          <w:szCs w:val="19"/>
+        </w:rPr>
+        <w:t xml:space="preserve"> against a disk </w:t>
+      </w:r>
+      <w:r>
+        <w:rPr>
+          <w:b/>
+          <w:bCs/>
+          <w:color w:val="8186EF"/>
+          <w:sz w:val="15"/>
+          <w:szCs w:val="15"/>
+        </w:rPr>
+        <w:t xml:space="preserve"> (10) </w:t>
+      </w:r>
+      <w:r>
+        <w:rPr>
+          <w:u w:val="single"/>
+          <w:sz w:val="19"/>
+          <w:szCs w:val="19"/>
+        </w:rPr>
+        <w:t xml:space="preserve">           </w:t>
+      </w:r>
+      <w:r>
+        <w:rPr>
+          <w:sz w:val="19"/>
+          <w:szCs w:val="19"/>
+        </w:rPr>
+        <w:t xml:space="preserve"> </w:t>
+      </w:r>
+      <w:r>
+        <w:rPr>
+          <w:sz w:val="19"/>
+          <w:szCs w:val="19"/>
+        </w:rPr>
+        <w:t xml:space="preserve"> but not against a mistake, because the error is copied </w:t>
+      </w:r>
+      <w:r>
+        <w:rPr>
+          <w:b/>
+          <w:bCs/>
+          <w:color w:val="8186EF"/>
+          <w:sz w:val="15"/>
+          <w:szCs w:val="15"/>
+        </w:rPr>
+        <w:t xml:space="preserve"> (11) </w:t>
+      </w:r>
+      <w:r>
+        <w:rPr>
+          <w:u w:val="single"/>
+          <w:sz w:val="19"/>
+          <w:szCs w:val="19"/>
+        </w:rPr>
+        <w:t xml:space="preserve">            </w:t>
+      </w:r>
+      <w:r>
+        <w:rPr>
+          <w:sz w:val="19"/>
+          <w:szCs w:val="19"/>
+        </w:rPr>
+        <w:t xml:space="preserve"> </w:t>
+      </w:r>
+      <w:r>
+        <w:rPr>
+          <w:sz w:val="19"/>
+          <w:szCs w:val="19"/>
+        </w:rPr>
+        <w:t xml:space="preserve"> to the mirror. </w:t>
+      </w:r>
+      <w:r>
+        <w:rPr>
+          <w:sz w:val="19"/>
+          <w:szCs w:val="19"/>
+        </w:rPr>
+        <w:t xml:space="preserve">And a copy that cannot be altered or reached online is now the standard </w:t>
+      </w:r>
+      <w:r>
+        <w:rPr>
+          <w:b/>
+          <w:bCs/>
+          <w:color w:val="8186EF"/>
+          <w:sz w:val="15"/>
+          <w:szCs w:val="15"/>
+        </w:rPr>
+        <w:t xml:space="preserve"> (12) </w:t>
+      </w:r>
+      <w:r>
+        <w:rPr>
+          <w:u w:val="single"/>
+          <w:sz w:val="19"/>
+          <w:szCs w:val="19"/>
+        </w:rPr>
+        <w:t xml:space="preserve">            </w:t>
+      </w:r>
+      <w:r>
+        <w:rPr>
+          <w:sz w:val="19"/>
+          <w:szCs w:val="19"/>
+        </w:rPr>
+        <w:t xml:space="preserve"> </w:t>
+      </w:r>
+      <w:r>
+        <w:rPr>
+          <w:sz w:val="19"/>
+          <w:szCs w:val="19"/>
+        </w:rPr>
+        <w:t xml:space="preserve"> against ransomware, which otherwise encrypts the backups along with </w:t>
+      </w:r>
+      <w:r>
+        <w:rPr>
+          <w:b/>
+          <w:bCs/>
+          <w:color w:val="8186EF"/>
+          <w:sz w:val="15"/>
+          <w:szCs w:val="15"/>
+        </w:rPr>
+        <w:t xml:space="preserve"> (13) </w:t>
+      </w:r>
+      <w:r>
+        <w:rPr>
+          <w:u w:val="single"/>
+          <w:sz w:val="19"/>
+          <w:szCs w:val="19"/>
+        </w:rPr>
+        <w:t xml:space="preserve">            </w:t>
+      </w:r>
+      <w:r>
+        <w:rPr>
+          <w:sz w:val="19"/>
+          <w:szCs w:val="19"/>
+        </w:rPr>
+        <w:t xml:space="preserve"> </w:t>
+      </w:r>
+      <w:r>
+        <w:rPr>
+          <w:sz w:val="19"/>
+          <w:szCs w:val="19"/>
+        </w:rPr>
+        <w:t xml:space="preserve"> else. </w:t>
+      </w:r>
+    </w:p>
+    <w:tbl>
+      <w:tblPr>
+        <w:tblW w:type="pct" w:w="100%"/>
+        <w:tblLayout w:type="fixed"/>
+        <w:tblBorders>
+          <w:top w:val="single" w:color="FBFAF6" w:sz="4"/>
+          <w:left w:val="single" w:color="FBFAF6" w:sz="4"/>
+          <w:bottom w:val="single" w:color="FBFAF6" w:sz="4"/>
+          <w:right w:val="single" w:color="FBFAF6" w:sz="4"/>
+          <w:insideH w:val="single" w:color="FBFAF6" w:sz="4"/>
+          <w:insideV w:val="single" w:color="FBFAF6" w:sz="4"/>
+        </w:tblBorders>
+      </w:tblPr>
+      <w:tblGrid>
+        <w:gridCol w:w="9600"/>
+      </w:tblGrid>
+      <w:tr>
+        <w:tc>
+          <w:tcPr>
+            <w:tcW w:type="pct" w:w="5000"/>
+            <w:shd w:fill="FBFAF6" w:val="clear"/>
+            <w:tcMar>
+              <w:top w:type="dxa" w:w="40"/>
+              <w:left w:type="dxa" w:w="100"/>
+              <w:bottom w:type="dxa" w:w="40"/>
+              <w:right w:type="dxa" w:w="100"/>
+            </w:tcMar>
+          </w:tcPr>
+          <w:p>
+            <w:pPr>
+              <w:spacing w:before="18" w:after="6"/>
+            </w:pPr>
+            <w:r>
+              <w:rPr>
+                <w:b/>
+                <w:bCs/>
+                <w:color w:val="6B7280"/>
+                <w:sz w:val="14"/>
+                <w:szCs w:val="14"/>
+              </w:rPr>
+              <w:t xml:space="preserve">word list</w:t>
+            </w:r>
+          </w:p>
+          <w:p>
+            <w:pPr>
+              <w:spacing w:before="0" w:after="18"/>
+            </w:pPr>
+            <w:r>
+              <w:rPr>
+                <w:b/>
+                <w:bCs/>
+                <w:color w:val="353A7C"/>
+                <w:sz w:val="16"/>
+                <w:szCs w:val="16"/>
+              </w:rPr>
+              <w:t xml:space="preserve">applied   ·   faithfully   ·   restore   ·   failing   ·   knowing   ·   distinction   ·   everything   ·   protection   ·   adaptability   ·   larger   ·   further   ·   protects</w:t>
+            </w:r>
+          </w:p>
+        </w:tc>
+      </w:tr>
+    </w:tbl>
+    <w:p/>
+    <w:tbl>
+      <w:tblPr>
+        <w:tblW w:type="pct" w:w="100%"/>
+        <w:tblLayout w:type="fixed"/>
+        <w:tblBorders>
+          <w:top w:val="single" w:color="353A7C" w:sz="4"/>
+          <w:left w:val="single" w:color="353A7C" w:sz="4"/>
+          <w:bottom w:val="single" w:color="353A7C" w:sz="4"/>
+          <w:right w:val="single" w:color="353A7C" w:sz="4"/>
+          <w:insideH w:val="single" w:color="353A7C" w:sz="4"/>
+          <w:insideV w:val="single" w:color="353A7C" w:sz="4"/>
+        </w:tblBorders>
+      </w:tblPr>
+      <w:tblGrid>
+        <w:gridCol w:w="9600"/>
+      </w:tblGrid>
+      <w:tr>
+        <w:tc>
+          <w:tcPr>
+            <w:tcW w:type="pct" w:w="5000"/>
+            <w:shd w:fill="F2F4FB" w:val="clear"/>
+            <w:tcMar>
+              <w:top w:type="dxa" w:w="50"/>
+              <w:left w:type="dxa" w:w="110"/>
+              <w:bottom w:type="dxa" w:w="50"/>
+              <w:right w:type="dxa" w:w="110"/>
+            </w:tcMar>
+          </w:tcPr>
+          <w:p>
+            <w:pPr>
+              <w:spacing w:before="30" w:after="30"/>
+            </w:pPr>
+            <w:r>
+              <w:rPr>
+                <w:b/>
+                <w:bCs/>
+                <w:color w:val="353A7C"/>
+                <w:sz w:val="19"/>
+                <w:szCs w:val="19"/>
+              </w:rPr>
+              <w:t xml:space="preserve">RAID is not a backup</w:t>
+            </w:r>
+          </w:p>
+        </w:tc>
+      </w:tr>
+    </w:tbl>
+    <w:p/>
+    <w:p>
+      <w:pPr>
+        <w:pageBreakBefore w:val="true"/>
+        <w:spacing w:after="0"/>
+      </w:pPr>
+      <w:r>
+        <w:rPr>
+          <w:sz w:val="2"/>
+        </w:rPr>
+        <w:t xml:space="preserve"> </w:t>
+      </w:r>
+    </w:p>
+    <w:p>
+      <w:pPr>
+        <w:spacing w:before="44" w:after="14"/>
+      </w:pPr>
+      <w:r>
+        <w:rPr>
+          <w:b/>
+          <w:bCs/>
+          <w:color w:val="353A7C"/>
+          <w:sz w:val="18"/>
+          <w:szCs w:val="18"/>
+        </w:rPr>
+        <w:t xml:space="preserve">Summary 2</w:t>
+      </w:r>
+      <w:r>
+        <w:rPr>
+          <w:color w:val="6B7280"/>
+          <w:sz w:val="16"/>
+          <w:szCs w:val="16"/>
+        </w:rPr>
+        <w:t xml:space="preserve">      gaps 14–16</w:t>
+      </w:r>
+    </w:p>
+    <w:p>
+      <w:pPr>
+        <w:spacing w:before="20" w:after="20" w:line="360" w:lineRule="auto"/>
+        <w:ind w:left="200"/>
+      </w:pPr>
+      <w:r>
+        <w:rPr>
+          <w:sz w:val="19"/>
+          <w:szCs w:val="19"/>
+        </w:rPr>
+        <w:t xml:space="preserve">Mirroring and RAID give </w:t>
+      </w:r>
+      <w:r>
+        <w:rPr>
+          <w:b/>
+          <w:bCs/>
+          <w:color w:val="8186EF"/>
+          <w:sz w:val="15"/>
+          <w:szCs w:val="15"/>
+        </w:rPr>
+        <w:t xml:space="preserve"> (14) </w:t>
+      </w:r>
+      <w:r>
+        <w:rPr>
+          <w:u w:val="single"/>
+          <w:sz w:val="19"/>
+          <w:szCs w:val="19"/>
+        </w:rPr>
+        <w:t xml:space="preserve">            </w:t>
+      </w:r>
+      <w:r>
+        <w:rPr>
+          <w:sz w:val="19"/>
+          <w:szCs w:val="19"/>
+        </w:rPr>
+        <w:t xml:space="preserve"> </w:t>
+      </w:r>
+      <w:r>
+        <w:rPr>
+          <w:sz w:val="19"/>
+          <w:szCs w:val="19"/>
+        </w:rPr>
+        <w:t xml:space="preserve"> against hardware failure. </w:t>
+      </w:r>
+      <w:r>
+        <w:rPr>
+          <w:sz w:val="19"/>
+          <w:szCs w:val="19"/>
+        </w:rPr>
+        <w:t xml:space="preserve">They do not protect against deletion, corruption or encryption, because whatever happens to the original happens </w:t>
+      </w:r>
+      <w:r>
+        <w:rPr>
+          <w:b/>
+          <w:bCs/>
+          <w:color w:val="8186EF"/>
+          <w:sz w:val="15"/>
+          <w:szCs w:val="15"/>
+        </w:rPr>
+        <w:t xml:space="preserve"> (15) </w:t>
+      </w:r>
+      <w:r>
+        <w:rPr>
+          <w:u w:val="single"/>
+          <w:sz w:val="19"/>
+          <w:szCs w:val="19"/>
+        </w:rPr>
+        <w:t xml:space="preserve">             </w:t>
+      </w:r>
+      <w:r>
+        <w:rPr>
+          <w:sz w:val="19"/>
+          <w:szCs w:val="19"/>
+        </w:rPr>
+        <w:t xml:space="preserve"> </w:t>
+      </w:r>
+      <w:r>
+        <w:rPr>
+          <w:sz w:val="19"/>
+          <w:szCs w:val="19"/>
+        </w:rPr>
+        <w:t xml:space="preserve"> to the copy. </w:t>
+      </w:r>
+      <w:r>
+        <w:rPr>
+          <w:sz w:val="19"/>
+          <w:szCs w:val="19"/>
+        </w:rPr>
+        <w:t xml:space="preserve">A </w:t>
+      </w:r>
+      <w:r>
+        <w:rPr>
+          <w:b/>
+          <w:bCs/>
+          <w:color w:val="8186EF"/>
+          <w:sz w:val="15"/>
+          <w:szCs w:val="15"/>
+        </w:rPr>
+        <w:t xml:space="preserve"> (16) </w:t>
+      </w:r>
+      <w:r>
+        <w:rPr>
+          <w:u w:val="single"/>
+          <w:sz w:val="19"/>
+          <w:szCs w:val="19"/>
+        </w:rPr>
+        <w:t xml:space="preserve">           </w:t>
+      </w:r>
+      <w:r>
+        <w:rPr>
+          <w:sz w:val="19"/>
+          <w:szCs w:val="19"/>
+        </w:rPr>
+        <w:t xml:space="preserve"> </w:t>
+      </w:r>
+      <w:r>
+        <w:rPr>
+          <w:sz w:val="19"/>
+          <w:szCs w:val="19"/>
+        </w:rPr>
+        <w:t xml:space="preserve"> offering RAID as the answer to data loss is offering the wrong answer. </w:t>
+      </w:r>
+    </w:p>
+    <w:tbl>
+      <w:tblPr>
+        <w:tblW w:type="pct" w:w="100%"/>
+        <w:tblLayout w:type="fixed"/>
+        <w:tblBorders>
+          <w:top w:val="single" w:color="FBFAF6" w:sz="4"/>
+          <w:left w:val="single" w:color="FBFAF6" w:sz="4"/>
+          <w:bottom w:val="single" w:color="FBFAF6" w:sz="4"/>
+          <w:right w:val="single" w:color="FBFAF6" w:sz="4"/>
+          <w:insideH w:val="single" w:color="FBFAF6" w:sz="4"/>
+          <w:insideV w:val="single" w:color="FBFAF6" w:sz="4"/>
+        </w:tblBorders>
+      </w:tblPr>
+      <w:tblGrid>
+        <w:gridCol w:w="9600"/>
+      </w:tblGrid>
+      <w:tr>
+        <w:tc>
+          <w:tcPr>
+            <w:tcW w:type="pct" w:w="5000"/>
+            <w:shd w:fill="FBFAF6" w:val="clear"/>
+            <w:tcMar>
+              <w:top w:type="dxa" w:w="40"/>
+              <w:left w:type="dxa" w:w="100"/>
+              <w:bottom w:type="dxa" w:w="40"/>
+              <w:right w:type="dxa" w:w="100"/>
+            </w:tcMar>
+          </w:tcPr>
+          <w:p>
+            <w:pPr>
+              <w:spacing w:before="18" w:after="6"/>
+            </w:pPr>
+            <w:r>
+              <w:rPr>
+                <w:b/>
+                <w:bCs/>
+                <w:color w:val="6B7280"/>
+                <w:sz w:val="14"/>
+                <w:szCs w:val="14"/>
+              </w:rPr>
+              <w:t xml:space="preserve">word list</w:t>
+            </w:r>
+          </w:p>
+          <w:p>
+            <w:pPr>
+              <w:spacing w:before="0" w:after="18"/>
+            </w:pPr>
+            <w:r>
+              <w:rPr>
+                <w:b/>
+                <w:bCs/>
+                <w:color w:val="353A7C"/>
+                <w:sz w:val="16"/>
+                <w:szCs w:val="16"/>
+              </w:rPr>
+              <w:t xml:space="preserve">question   ·   encryption   ·   immediately   ·   resilience</w:t>
+            </w:r>
+          </w:p>
+        </w:tc>
+      </w:tr>
+    </w:tbl>
+    <w:p/>
+    <w:p>
+      <w:pPr>
+        <w:spacing w:before="44" w:after="10"/>
+      </w:pPr>
+      <w:r>
+        <w:rPr>
+          <w:b/>
+          <w:bCs/>
+          <w:color w:val="353A7C"/>
+          <w:sz w:val="18"/>
+          <w:szCs w:val="18"/>
+        </w:rPr>
+        <w:t xml:space="preserve">The words this section uses</w:t>
+      </w:r>
+    </w:p>
+    <w:p>
+      <w:pPr>
+        <w:spacing w:before="0" w:after="12"/>
+      </w:pPr>
+      <w:r>
+        <w:rPr>
+          <w:color w:val="6B7280"/>
+          <w:sz w:val="15"/>
+          <w:szCs w:val="15"/>
+        </w:rPr>
+        <w:t xml:space="preserve">Each term sits against what it means.</w:t>
+      </w:r>
+    </w:p>
+    <w:p>
+      <w:pPr>
+        <w:spacing w:after="40" w:before="90"/>
+        <w:jc w:val="center"/>
+      </w:pPr>
+      <w:r>
+        <w:drawing>
+          <wp:inline distT="0" distB="0" distL="0" distR="0">
+            <wp:extent cx="5734050" cy="3410250"/>
+            <wp:effectExtent t="0" r="0" b="0" l="0"/>
+            <wp:docPr id="1" name="" descr="" title=""/>
+            <wp:cNvGraphicFramePr>
+              <a:graphicFrameLocks xmlns:a="http://schemas.openxmlformats.org/drawingml/2006/main" noChangeAspect="1"/>
+            </wp:cNvGraphicFramePr>
+            <a:graphic xmlns:a="http://schemas.openxmlformats.org/drawingml/2006/main">
+              <a:graphicData uri="http://schemas.openxmlformats.org/drawingml/2006/picture">
+                <pic:pic xmlns:pic="http://schemas.openxmlformats.org/drawingml/2006/picture">
+                  <pic:nvPicPr>
+                    <pic:cNvPr id="0" name="" descr=""/>
+                    <pic:cNvPicPr>
+                      <a:picLocks noChangeAspect="1" noChangeArrowheads="1"/>
+                    </pic:cNvPicPr>
+                  </pic:nvPicPr>
+                  <pic:blipFill>
+                    <a:blip r:embed="rId105" cstate="none"/>
+                    <a:srcRect/>
+                    <a:stretch>
+                      <a:fillRect/>
+                    </a:stretch>
+                  </pic:blipFill>
+                  <pic:spPr bwMode="auto">
+                    <a:xfrm>
+                      <a:off x="0" y="0"/>
+                      <a:ext cx="5734050" cy="3410250"/>
+                    </a:xfrm>
+                    <a:prstGeom prst="rect">
+                      <a:avLst/>
+                    </a:prstGeom>
+                  </pic:spPr>
+                </pic:pic>
+              </a:graphicData>
+            </a:graphic>
+          </wp:inline>
+        </w:drawing>
+      </w:r>
+    </w:p>
+    <w:tbl>
+      <w:tblPr>
+        <w:tblW w:type="pct" w:w="100%"/>
+        <w:tblLayout w:type="fixed"/>
+        <w:tblBorders>
+          <w:top w:val="single" w:color="FBFAF6" w:sz="4"/>
+          <w:left w:val="single" w:color="FBFAF6" w:sz="4"/>
+          <w:bottom w:val="single" w:color="FBFAF6" w:sz="4"/>
+          <w:right w:val="single" w:color="FBFAF6" w:sz="4"/>
+          <w:insideH w:val="single" w:color="FBFAF6" w:sz="4"/>
+          <w:insideV w:val="single" w:color="FBFAF6" w:sz="4"/>
+        </w:tblBorders>
+      </w:tblPr>
+      <w:tblGrid>
+        <w:gridCol w:w="9600"/>
+      </w:tblGrid>
+      <w:tr>
+        <w:tc>
+          <w:tcPr>
+            <w:tcW w:type="pct" w:w="5000"/>
+            <w:shd w:fill="FBFAF6" w:val="clear"/>
+            <w:tcMar>
+              <w:top w:type="dxa" w:w="40"/>
+              <w:left w:type="dxa" w:w="100"/>
+              <w:bottom w:type="dxa" w:w="40"/>
+              <w:right w:type="dxa" w:w="100"/>
+            </w:tcMar>
+          </w:tcPr>
+          <w:p>
+            <w:pPr>
+              <w:spacing w:before="18" w:after="6"/>
+            </w:pPr>
+            <w:r>
+              <w:rPr>
+                <w:b/>
+                <w:bCs/>
+                <w:color w:val="6B7280"/>
+                <w:sz w:val="14"/>
+                <w:szCs w:val="14"/>
+              </w:rPr>
+              <w:t xml:space="preserve">word list</w:t>
+            </w:r>
+          </w:p>
+          <w:p>
+            <w:pPr>
+              <w:spacing w:before="0" w:after="18"/>
+            </w:pPr>
+            <w:r>
+              <w:rPr>
+                <w:b/>
+                <w:bCs/>
+                <w:color w:val="353A7C"/>
+                <w:sz w:val="16"/>
+                <w:szCs w:val="16"/>
+              </w:rPr>
+              <w:t xml:space="preserve">Incremental backup   ·   Immutable or air-gapped copy   ·   differential backup   ·   Mirroring or replication</w:t>
             </w:r>
           </w:p>
         </w:tc>
@@ -7525,7 +4883,7 @@
                 <w:sz w:val="16"/>
                 <w:szCs w:val="16"/>
               </w:rPr>
-              <w:t xml:space="preserve">Weekly</w:t>
+              <w:t xml:space="preserve">Incremental backup</w:t>
             </w:r>
           </w:p>
         </w:tc>
@@ -7551,14 +4909,14 @@
                 <w:sz w:val="16"/>
                 <w:szCs w:val="16"/>
               </w:rPr>
-              <w:t xml:space="preserve">13  </w:t>
-            </w:r>
-            <w:r>
-              <w:rPr>
-                <w:sz w:val="16"/>
-                <w:szCs w:val="16"/>
-              </w:rPr>
-              <w:t xml:space="preserve">Mirroring</w:t>
+              <w:t xml:space="preserve">11  </w:t>
+            </w:r>
+            <w:r>
+              <w:rPr>
+                <w:sz w:val="16"/>
+                <w:szCs w:val="16"/>
+              </w:rPr>
+              <w:t xml:space="preserve">faithfully</w:t>
             </w:r>
           </w:p>
         </w:tc>
@@ -7593,7 +4951,7 @@
                 <w:sz w:val="16"/>
                 <w:szCs w:val="16"/>
               </w:rPr>
-              <w:t xml:space="preserve">Copies changes since the last backup of ANY type</w:t>
+              <w:t xml:space="preserve">Off-site or cloud copy</w:t>
             </w:r>
           </w:p>
         </w:tc>
@@ -7619,14 +4977,14 @@
                 <w:sz w:val="16"/>
                 <w:szCs w:val="16"/>
               </w:rPr>
-              <w:t xml:space="preserve">14  </w:t>
-            </w:r>
-            <w:r>
-              <w:rPr>
-                <w:sz w:val="16"/>
-                <w:szCs w:val="16"/>
-              </w:rPr>
-              <w:t xml:space="preserve">failing</w:t>
+              <w:t xml:space="preserve">12  </w:t>
+            </w:r>
+            <w:r>
+              <w:rPr>
+                <w:sz w:val="16"/>
+                <w:szCs w:val="16"/>
+              </w:rPr>
+              <w:t xml:space="preserve">protection</w:t>
             </w:r>
           </w:p>
         </w:tc>
@@ -7661,7 +5019,7 @@
                 <w:sz w:val="16"/>
                 <w:szCs w:val="16"/>
               </w:rPr>
-              <w:t xml:space="preserve">Copies changes since the last FULL backup</w:t>
+              <w:t xml:space="preserve">distinction</w:t>
             </w:r>
           </w:p>
         </w:tc>
@@ -7687,14 +5045,14 @@
                 <w:sz w:val="16"/>
                 <w:szCs w:val="16"/>
               </w:rPr>
-              <w:t xml:space="preserve">15  </w:t>
-            </w:r>
-            <w:r>
-              <w:rPr>
-                <w:sz w:val="16"/>
-                <w:szCs w:val="16"/>
-              </w:rPr>
-              <w:t xml:space="preserve">faithfully</w:t>
+              <w:t xml:space="preserve">13  </w:t>
+            </w:r>
+            <w:r>
+              <w:rPr>
+                <w:sz w:val="16"/>
+                <w:szCs w:val="16"/>
+              </w:rPr>
+              <w:t xml:space="preserve">everything</w:t>
             </w:r>
           </w:p>
         </w:tc>
@@ -7729,7 +5087,7 @@
                 <w:sz w:val="16"/>
                 <w:szCs w:val="16"/>
               </w:rPr>
-              <w:t xml:space="preserve">A continuously maintained second copy</w:t>
+              <w:t xml:space="preserve">restore</w:t>
             </w:r>
           </w:p>
         </w:tc>
@@ -7755,14 +5113,14 @@
                 <w:sz w:val="16"/>
                 <w:szCs w:val="16"/>
               </w:rPr>
-              <w:t xml:space="preserve">16  </w:t>
-            </w:r>
-            <w:r>
-              <w:rPr>
-                <w:sz w:val="16"/>
-                <w:szCs w:val="16"/>
-              </w:rPr>
-              <w:t xml:space="preserve">protection</w:t>
+              <w:t xml:space="preserve">14  </w:t>
+            </w:r>
+            <w:r>
+              <w:rPr>
+                <w:sz w:val="16"/>
+                <w:szCs w:val="16"/>
+              </w:rPr>
+              <w:t xml:space="preserve">resilience</w:t>
             </w:r>
           </w:p>
         </w:tc>
@@ -7797,7 +5155,7 @@
                 <w:sz w:val="16"/>
                 <w:szCs w:val="16"/>
               </w:rPr>
-              <w:t xml:space="preserve">A copy held away from the site</w:t>
+              <w:t xml:space="preserve">applied</w:t>
             </w:r>
           </w:p>
         </w:tc>
@@ -7823,14 +5181,14 @@
                 <w:sz w:val="16"/>
                 <w:szCs w:val="16"/>
               </w:rPr>
-              <w:t xml:space="preserve">17  </w:t>
-            </w:r>
-            <w:r>
-              <w:rPr>
-                <w:sz w:val="16"/>
-                <w:szCs w:val="16"/>
-              </w:rPr>
-              <w:t xml:space="preserve">everything</w:t>
+              <w:t xml:space="preserve">15  </w:t>
+            </w:r>
+            <w:r>
+              <w:rPr>
+                <w:sz w:val="16"/>
+                <w:szCs w:val="16"/>
+              </w:rPr>
+              <w:t xml:space="preserve">immediately</w:t>
             </w:r>
           </w:p>
         </w:tc>
@@ -7865,7 +5223,7 @@
                 <w:sz w:val="16"/>
                 <w:szCs w:val="16"/>
               </w:rPr>
-              <w:t xml:space="preserve">A copy that cannot be altered or reached online</w:t>
+              <w:t xml:space="preserve">larger</w:t>
             </w:r>
           </w:p>
         </w:tc>
@@ -7891,14 +5249,14 @@
                 <w:sz w:val="16"/>
                 <w:szCs w:val="16"/>
               </w:rPr>
-              <w:t xml:space="preserve">18  </w:t>
-            </w:r>
-            <w:r>
-              <w:rPr>
-                <w:sz w:val="16"/>
-                <w:szCs w:val="16"/>
-              </w:rPr>
-              <w:t xml:space="preserve">resilience</w:t>
+              <w:t xml:space="preserve">16  </w:t>
+            </w:r>
+            <w:r>
+              <w:rPr>
+                <w:sz w:val="16"/>
+                <w:szCs w:val="16"/>
+              </w:rPr>
+              <w:t xml:space="preserve">question</w:t>
             </w:r>
           </w:p>
         </w:tc>
@@ -7933,7 +5291,7 @@
                 <w:sz w:val="16"/>
                 <w:szCs w:val="16"/>
               </w:rPr>
-              <w:t xml:space="preserve">distinction</w:t>
+              <w:t xml:space="preserve">further</w:t>
             </w:r>
           </w:p>
         </w:tc>
@@ -7959,14 +5317,14 @@
                 <w:sz w:val="16"/>
                 <w:szCs w:val="16"/>
               </w:rPr>
-              <w:t xml:space="preserve">19  </w:t>
-            </w:r>
-            <w:r>
-              <w:rPr>
-                <w:sz w:val="16"/>
-                <w:szCs w:val="16"/>
-              </w:rPr>
-              <w:t xml:space="preserve">immediately</w:t>
+              <w:t xml:space="preserve">17  </w:t>
+            </w:r>
+            <w:r>
+              <w:rPr>
+                <w:sz w:val="16"/>
+                <w:szCs w:val="16"/>
+              </w:rPr>
+              <w:t xml:space="preserve">Incremental backup</w:t>
             </w:r>
           </w:p>
         </w:tc>
@@ -8001,7 +5359,7 @@
                 <w:sz w:val="16"/>
                 <w:szCs w:val="16"/>
               </w:rPr>
-              <w:t xml:space="preserve">restore</w:t>
+              <w:t xml:space="preserve">knowing</w:t>
             </w:r>
           </w:p>
         </w:tc>
@@ -8027,14 +5385,14 @@
                 <w:sz w:val="16"/>
                 <w:szCs w:val="16"/>
               </w:rPr>
-              <w:t xml:space="preserve">20  </w:t>
-            </w:r>
-            <w:r>
-              <w:rPr>
-                <w:sz w:val="16"/>
-                <w:szCs w:val="16"/>
-              </w:rPr>
-              <w:t xml:space="preserve">question</w:t>
+              <w:t xml:space="preserve">18  </w:t>
+            </w:r>
+            <w:r>
+              <w:rPr>
+                <w:sz w:val="16"/>
+                <w:szCs w:val="16"/>
+              </w:rPr>
+              <w:t xml:space="preserve">Mirroring or replication</w:t>
             </w:r>
           </w:p>
         </w:tc>
@@ -8069,7 +5427,7 @@
                 <w:sz w:val="16"/>
                 <w:szCs w:val="16"/>
               </w:rPr>
-              <w:t xml:space="preserve">applied</w:t>
+              <w:t xml:space="preserve">protects</w:t>
             </w:r>
           </w:p>
         </w:tc>
@@ -8095,14 +5453,14 @@
                 <w:sz w:val="16"/>
                 <w:szCs w:val="16"/>
               </w:rPr>
-              <w:t xml:space="preserve">21  </w:t>
-            </w:r>
-            <w:r>
-              <w:rPr>
-                <w:sz w:val="16"/>
-                <w:szCs w:val="16"/>
-              </w:rPr>
-              <w:t xml:space="preserve">differential backup</w:t>
+              <w:t xml:space="preserve">19  </w:t>
+            </w:r>
+            <w:r>
+              <w:rPr>
+                <w:sz w:val="16"/>
+                <w:szCs w:val="16"/>
+              </w:rPr>
+              <w:t xml:space="preserve">Immutable or air-gapped copy</w:t>
             </w:r>
           </w:p>
         </w:tc>
@@ -8137,143 +5495,7 @@
                 <w:sz w:val="16"/>
                 <w:szCs w:val="16"/>
               </w:rPr>
-              <w:t xml:space="preserve">larger</w:t>
-            </w:r>
-          </w:p>
-        </w:tc>
-        <w:tc>
-          <w:tcPr>
-            <w:tcW w:type="pct" w:w="2500"/>
-            <w:tcMar>
-              <w:top w:type="dxa" w:w="20"/>
-              <w:left w:type="dxa" w:w="80"/>
-              <w:bottom w:type="dxa" w:w="20"/>
-              <w:right w:type="dxa" w:w="80"/>
-            </w:tcMar>
-          </w:tcPr>
-          <w:p>
-            <w:pPr>
-              <w:spacing w:before="12" w:after="12"/>
-            </w:pPr>
-            <w:r>
-              <w:rPr>
-                <w:b/>
-                <w:bCs/>
-                <w:color w:val="8186EF"/>
-                <w:sz w:val="16"/>
-                <w:szCs w:val="16"/>
-              </w:rPr>
-              <w:t xml:space="preserve">22  </w:t>
-            </w:r>
-            <w:r>
-              <w:rPr>
-                <w:sz w:val="16"/>
-                <w:szCs w:val="16"/>
-              </w:rPr>
-              <w:t xml:space="preserve">Mirroring or replication</w:t>
-            </w:r>
-          </w:p>
-        </w:tc>
-      </w:tr>
-      <w:tr>
-        <w:tc>
-          <w:tcPr>
-            <w:tcW w:type="pct" w:w="2500"/>
-            <w:tcMar>
-              <w:top w:type="dxa" w:w="20"/>
-              <w:left w:type="dxa" w:w="80"/>
-              <w:bottom w:type="dxa" w:w="20"/>
-              <w:right w:type="dxa" w:w="80"/>
-            </w:tcMar>
-          </w:tcPr>
-          <w:p>
-            <w:pPr>
-              <w:spacing w:before="12" w:after="12"/>
-            </w:pPr>
-            <w:r>
-              <w:rPr>
-                <w:b/>
-                <w:bCs/>
-                <w:color w:val="8186EF"/>
-                <w:sz w:val="16"/>
-                <w:szCs w:val="16"/>
-              </w:rPr>
-              <w:t xml:space="preserve">11  </w:t>
-            </w:r>
-            <w:r>
-              <w:rPr>
-                <w:sz w:val="16"/>
-                <w:szCs w:val="16"/>
-              </w:rPr>
-              <w:t xml:space="preserve">further</w:t>
-            </w:r>
-          </w:p>
-        </w:tc>
-        <w:tc>
-          <w:tcPr>
-            <w:tcW w:type="pct" w:w="2500"/>
-            <w:tcMar>
-              <w:top w:type="dxa" w:w="20"/>
-              <w:left w:type="dxa" w:w="80"/>
-              <w:bottom w:type="dxa" w:w="20"/>
-              <w:right w:type="dxa" w:w="80"/>
-            </w:tcMar>
-          </w:tcPr>
-          <w:p>
-            <w:pPr>
-              <w:spacing w:before="12" w:after="12"/>
-            </w:pPr>
-            <w:r>
-              <w:rPr>
-                <w:b/>
-                <w:bCs/>
-                <w:color w:val="8186EF"/>
-                <w:sz w:val="16"/>
-                <w:szCs w:val="16"/>
-              </w:rPr>
-              <w:t xml:space="preserve">23  </w:t>
-            </w:r>
-            <w:r>
-              <w:rPr>
-                <w:sz w:val="16"/>
-                <w:szCs w:val="16"/>
-              </w:rPr>
-              <w:t xml:space="preserve">Immutable or air-gapped copy</w:t>
-            </w:r>
-          </w:p>
-        </w:tc>
-      </w:tr>
-      <w:tr>
-        <w:tc>
-          <w:tcPr>
-            <w:tcW w:type="pct" w:w="2500"/>
-            <w:tcMar>
-              <w:top w:type="dxa" w:w="20"/>
-              <w:left w:type="dxa" w:w="80"/>
-              <w:bottom w:type="dxa" w:w="20"/>
-              <w:right w:type="dxa" w:w="80"/>
-            </w:tcMar>
-          </w:tcPr>
-          <w:p>
-            <w:pPr>
-              <w:spacing w:before="12" w:after="12"/>
-            </w:pPr>
-            <w:r>
-              <w:rPr>
-                <w:b/>
-                <w:bCs/>
-                <w:color w:val="8186EF"/>
-                <w:sz w:val="16"/>
-                <w:szCs w:val="16"/>
-              </w:rPr>
-              <w:t xml:space="preserve">12  </w:t>
-            </w:r>
-            <w:r>
-              <w:rPr>
-                <w:sz w:val="16"/>
-                <w:szCs w:val="16"/>
-              </w:rPr>
-              <w:t xml:space="preserve">knowing</w:t>
+              <w:t xml:space="preserve">failing</w:t>
             </w:r>
           </w:p>
         </w:tc>
@@ -9546,14 +6768,7 @@
           <w:sz w:val="19"/>
           <w:szCs w:val="19"/>
         </w:rPr>
-        <w:t xml:space="preserve"> the Orontes system and shows which control catches which error. </w:t>
-      </w:r>
-      <w:r>
-        <w:rPr>
-          <w:sz w:val="19"/>
-          <w:szCs w:val="19"/>
-        </w:rPr>
-        <w:t xml:space="preserve">It is </w:t>
+        <w:t xml:space="preserve"> the Orontes </w:t>
       </w:r>
       <w:r>
         <w:rPr>
@@ -9585,14 +6800,14 @@
           <w:sz w:val="19"/>
           <w:szCs w:val="19"/>
         </w:rPr>
-        <w:t xml:space="preserve">: questions give an error and ask which control would find it. </w:t>
-      </w:r>
-      <w:r>
-        <w:rPr>
-          <w:sz w:val="19"/>
-          <w:szCs w:val="19"/>
-        </w:rPr>
-        <w:t xml:space="preserve"/>
+        <w:t xml:space="preserve"> and shows which control catches which error. </w:t>
+      </w:r>
+      <w:r>
+        <w:rPr>
+          <w:sz w:val="19"/>
+          <w:szCs w:val="19"/>
+        </w:rPr>
+        <w:t xml:space="preserve">It is </w:t>
       </w:r>
       <w:r>
         <w:rPr>
@@ -9624,14 +6839,14 @@
           <w:sz w:val="19"/>
           <w:szCs w:val="19"/>
         </w:rPr>
-        <w:t xml:space="preserve"> payable keys twenty invoices as one batch. </w:t>
-      </w:r>
-      <w:r>
-        <w:rPr>
-          <w:sz w:val="19"/>
-          <w:szCs w:val="19"/>
-        </w:rPr>
-        <w:t xml:space="preserve">Before keying, the clerk </w:t>
+        <w:t xml:space="preserve">: questions give an error and ask which control would find it. </w:t>
+      </w:r>
+      <w:r>
+        <w:rPr>
+          <w:sz w:val="19"/>
+          <w:szCs w:val="19"/>
+        </w:rPr>
+        <w:t xml:space="preserve"/>
       </w:r>
       <w:r>
         <w:rPr>
@@ -9663,7 +6878,14 @@
           <w:sz w:val="19"/>
           <w:szCs w:val="19"/>
         </w:rPr>
-        <w:t xml:space="preserve"> three batch totals: twenty </w:t>
+        <w:t xml:space="preserve"> payable keys twenty invoices as one batch. </w:t>
+      </w:r>
+      <w:r>
+        <w:rPr>
+          <w:sz w:val="19"/>
+          <w:szCs w:val="19"/>
+        </w:rPr>
+        <w:t xml:space="preserve">Before keying, the clerk </w:t>
       </w:r>
       <w:r>
         <w:rPr>
@@ -9695,14 +6917,7 @@
           <w:sz w:val="19"/>
           <w:szCs w:val="19"/>
         </w:rPr>
-        <w:t xml:space="preserve">, a financial total of the invoice amounts, and a hash total of the supplier numbers. </w:t>
-      </w:r>
-      <w:r>
-        <w:rPr>
-          <w:sz w:val="19"/>
-          <w:szCs w:val="19"/>
-        </w:rPr>
-        <w:t xml:space="preserve">One invoice is keyed with the </w:t>
+        <w:t xml:space="preserve"> three batch totals: twenty documents, a financial total of the invoice </w:t>
       </w:r>
       <w:r>
         <w:rPr>
@@ -9734,14 +6949,14 @@
           <w:sz w:val="19"/>
           <w:szCs w:val="19"/>
         </w:rPr>
-        <w:t xml:space="preserve"> in the rate field. </w:t>
-      </w:r>
-      <w:r>
-        <w:rPr>
-          <w:sz w:val="19"/>
-          <w:szCs w:val="19"/>
-        </w:rPr>
-        <w:t xml:space="preserve">One </w:t>
+        <w:t xml:space="preserve">, and a hash total of the supplier numbers. </w:t>
+      </w:r>
+      <w:r>
+        <w:rPr>
+          <w:sz w:val="19"/>
+          <w:szCs w:val="19"/>
+        </w:rPr>
+        <w:t xml:space="preserve">One invoice is keyed with the </w:t>
       </w:r>
       <w:r>
         <w:rPr>
@@ -9773,14 +6988,14 @@
           <w:sz w:val="19"/>
           <w:szCs w:val="19"/>
         </w:rPr>
-        <w:t xml:space="preserve"> a supplier number that does not exist. </w:t>
-      </w:r>
-      <w:r>
-        <w:rPr>
-          <w:sz w:val="19"/>
-          <w:szCs w:val="19"/>
-        </w:rPr>
-        <w:t xml:space="preserve">And one is for a supplier that exists, but with a </w:t>
+        <w:t xml:space="preserve"> in the rate field. </w:t>
+      </w:r>
+      <w:r>
+        <w:rPr>
+          <w:sz w:val="19"/>
+          <w:szCs w:val="19"/>
+        </w:rPr>
+        <w:t xml:space="preserve">One </w:t>
       </w:r>
       <w:r>
         <w:rPr>
@@ -9812,7 +7027,14 @@
           <w:sz w:val="19"/>
           <w:szCs w:val="19"/>
         </w:rPr>
-        <w:t xml:space="preserve"> number that happens to belong to a </w:t>
+        <w:t xml:space="preserve"> a supplier number that does not exist. </w:t>
+      </w:r>
+      <w:r>
+        <w:rPr>
+          <w:sz w:val="19"/>
+          <w:szCs w:val="19"/>
+        </w:rPr>
+        <w:t xml:space="preserve">And one is for a supplier that exists, but with a mistyped number that </w:t>
       </w:r>
       <w:r>
         <w:rPr>
@@ -9844,14 +7066,7 @@
           <w:sz w:val="19"/>
           <w:szCs w:val="19"/>
         </w:rPr>
-        <w:t xml:space="preserve"> real supplier. </w:t>
-      </w:r>
-      <w:r>
-        <w:rPr>
-          <w:sz w:val="19"/>
-          <w:szCs w:val="19"/>
-        </w:rPr>
-        <w:t xml:space="preserve">The field or </w:t>
+        <w:t xml:space="preserve"> to belong to a </w:t>
       </w:r>
       <w:r>
         <w:rPr>
@@ -9883,14 +7098,21 @@
           <w:sz w:val="19"/>
           <w:szCs w:val="19"/>
         </w:rPr>
-        <w:t xml:space="preserve"> check rejects the first as it is keyed. </w:t>
-      </w:r>
-      <w:r>
-        <w:rPr>
-          <w:sz w:val="19"/>
-          <w:szCs w:val="19"/>
-        </w:rPr>
-        <w:t xml:space="preserve">The </w:t>
+        <w:t xml:space="preserve"> real supplier. </w:t>
+      </w:r>
+      <w:r>
+        <w:rPr>
+          <w:sz w:val="19"/>
+          <w:szCs w:val="19"/>
+        </w:rPr>
+        <w:t xml:space="preserve">The field or format check rejects the first as it is keyed. </w:t>
+      </w:r>
+      <w:r>
+        <w:rPr>
+          <w:sz w:val="19"/>
+          <w:szCs w:val="19"/>
+        </w:rPr>
+        <w:t xml:space="preserve">The validity check rejects the </w:t>
       </w:r>
       <w:r>
         <w:rPr>
@@ -9922,7 +7144,7 @@
           <w:sz w:val="19"/>
           <w:szCs w:val="19"/>
         </w:rPr>
-        <w:t xml:space="preserve"> check rejects the second, because the code is not on the master file. </w:t>
+        <w:t xml:space="preserve">, because the code is not on the master file. </w:t>
       </w:r>
     </w:p>
     <w:tbl>
@@ -9980,7 +7202,7 @@
                 <w:sz w:val="16"/>
                 <w:szCs w:val="16"/>
               </w:rPr>
-              <w:t xml:space="preserve">exam-core   ·   through   ·   Orontes   ·   different   ·   format   ·   Accounts   ·   quantity   ·   records   ·   validity   ·   mistyped   ·   carries   ·   documents   ·   follows</w:t>
+              <w:t xml:space="preserve">system   ·   through   ·   verification   ·   happens   ·   different   ·   exam-core   ·   amounts   ·   Accounts   ·   second   ·   carries   ·   quantity   ·   records   ·   follows</w:t>
             </w:r>
           </w:p>
         </w:tc>
@@ -10052,7 +7274,7 @@
           <w:sz w:val="19"/>
           <w:szCs w:val="19"/>
         </w:rPr>
-        <w:t xml:space="preserve"> documents posted </w:t>
+        <w:t xml:space="preserve"> documents posted against twenty </w:t>
       </w:r>
       <w:r>
         <w:rPr>
@@ -10084,14 +7306,14 @@
           <w:sz w:val="19"/>
           <w:szCs w:val="19"/>
         </w:rPr>
-        <w:t xml:space="preserve"> twenty counted. </w:t>
-      </w:r>
-      <w:r>
-        <w:rPr>
-          <w:sz w:val="19"/>
-          <w:szCs w:val="19"/>
-        </w:rPr>
-        <w:t xml:space="preserve">The fourth error passes the </w:t>
+        <w:t xml:space="preserve">. </w:t>
+      </w:r>
+      <w:r>
+        <w:rPr>
+          <w:sz w:val="19"/>
+          <w:szCs w:val="19"/>
+        </w:rPr>
+        <w:t xml:space="preserve">The </w:t>
       </w:r>
       <w:r>
         <w:rPr>
@@ -10123,7 +7345,14 @@
           <w:sz w:val="19"/>
           <w:szCs w:val="19"/>
         </w:rPr>
-        <w:t xml:space="preserve"> check, because the </w:t>
+        <w:t xml:space="preserve"> error passes the validity check, because the mistyped number is a real supplier. </w:t>
+      </w:r>
+      <w:r>
+        <w:rPr>
+          <w:sz w:val="19"/>
+          <w:szCs w:val="19"/>
+        </w:rPr>
+        <w:t xml:space="preserve">It passes the record count and the financial total, because the </w:t>
       </w:r>
       <w:r>
         <w:rPr>
@@ -10155,14 +7384,14 @@
           <w:sz w:val="19"/>
           <w:szCs w:val="19"/>
         </w:rPr>
-        <w:t xml:space="preserve"> number is a real supplier. </w:t>
-      </w:r>
-      <w:r>
-        <w:rPr>
-          <w:sz w:val="19"/>
-          <w:szCs w:val="19"/>
-        </w:rPr>
-        <w:t xml:space="preserve">It passes the record count and the </w:t>
+        <w:t xml:space="preserve"> is right. </w:t>
+      </w:r>
+      <w:r>
+        <w:rPr>
+          <w:sz w:val="19"/>
+          <w:szCs w:val="19"/>
+        </w:rPr>
+        <w:t xml:space="preserve">Only the hash total of supplier numbers catches it, or closed-loop verification </w:t>
       </w:r>
       <w:r>
         <w:rPr>
@@ -10194,7 +7423,7 @@
           <w:sz w:val="19"/>
           <w:szCs w:val="19"/>
         </w:rPr>
-        <w:t xml:space="preserve"> total, because the </w:t>
+        <w:t xml:space="preserve"> the supplier name on screen before the clerk </w:t>
       </w:r>
       <w:r>
         <w:rPr>
@@ -10226,14 +7455,14 @@
           <w:sz w:val="19"/>
           <w:szCs w:val="19"/>
         </w:rPr>
-        <w:t xml:space="preserve"> is right. </w:t>
-      </w:r>
-      <w:r>
-        <w:rPr>
-          <w:sz w:val="19"/>
-          <w:szCs w:val="19"/>
-        </w:rPr>
-        <w:t xml:space="preserve">Only the hash total of supplier numbers catches it, or closed-loop </w:t>
+        <w:t xml:space="preserve">. </w:t>
+      </w:r>
+      <w:r>
+        <w:rPr>
+          <w:sz w:val="19"/>
+          <w:szCs w:val="19"/>
+        </w:rPr>
+        <w:t xml:space="preserve">This is the case that </w:t>
       </w:r>
       <w:r>
         <w:rPr>
@@ -10251,7 +7480,7 @@
           <w:sz w:val="19"/>
           <w:szCs w:val="19"/>
         </w:rPr>
-        <w:t xml:space="preserve">              </w:t>
+        <w:t xml:space="preserve">           </w:t>
       </w:r>
       <w:r>
         <w:rPr>
@@ -10265,7 +7494,7 @@
           <w:sz w:val="19"/>
           <w:szCs w:val="19"/>
         </w:rPr>
-        <w:t xml:space="preserve"> showing the supplier name on screen before the clerk </w:t>
+        <w:t xml:space="preserve"> the hash total, which </w:t>
       </w:r>
       <w:r>
         <w:rPr>
@@ -10297,14 +7526,14 @@
           <w:sz w:val="19"/>
           <w:szCs w:val="19"/>
         </w:rPr>
-        <w:t xml:space="preserve">. </w:t>
-      </w:r>
-      <w:r>
-        <w:rPr>
-          <w:sz w:val="19"/>
-          <w:szCs w:val="19"/>
-        </w:rPr>
-        <w:t xml:space="preserve">This is the case that justifies the hash total, which otherwise looks like </w:t>
+        <w:t xml:space="preserve"> looks like arithmetic for its own sake. </w:t>
+      </w:r>
+      <w:r>
+        <w:rPr>
+          <w:sz w:val="19"/>
+          <w:szCs w:val="19"/>
+        </w:rPr>
+        <w:t xml:space="preserve">A total with no accounting meaning catches an error that every meaningful total misses, because the error </w:t>
       </w:r>
       <w:r>
         <w:rPr>
@@ -10322,7 +7551,7 @@
           <w:sz w:val="19"/>
           <w:szCs w:val="19"/>
         </w:rPr>
-        <w:t xml:space="preserve">            </w:t>
+        <w:t xml:space="preserve">             </w:t>
       </w:r>
       <w:r>
         <w:rPr>
@@ -10336,14 +7565,7 @@
           <w:sz w:val="19"/>
           <w:szCs w:val="19"/>
         </w:rPr>
-        <w:t xml:space="preserve"> for its own sake. </w:t>
-      </w:r>
-      <w:r>
-        <w:rPr>
-          <w:sz w:val="19"/>
-          <w:szCs w:val="19"/>
-        </w:rPr>
-        <w:t xml:space="preserve">A total with no accounting meaning catches an error that every meaningful total misses, because the error substitutes one valid value for another. </w:t>
+        <w:t xml:space="preserve"> one valid value for another. </w:t>
       </w:r>
     </w:p>
     <w:tbl>
@@ -10401,7 +7623,7 @@
                 <w:sz w:val="16"/>
                 <w:szCs w:val="16"/>
               </w:rPr>
-              <w:t xml:space="preserve">twenty-one   ·   control   ·   financial   ·   validity   ·   amount   ·   mistyped   ·   confirms   ·   against   ·   arithmetic   ·   verification</w:t>
+              <w:t xml:space="preserve">twenty-one   ·   choosing   ·   showing   ·   fourth   ·   confirms   ·   amount   ·   otherwise   ·   counted   ·   substitutes   ·   justifies</w:t>
             </w:r>
           </w:p>
         </w:tc>
@@ -10468,6 +7690,530 @@
         <w:t xml:space="preserve">Complete the blank cells.</w:t>
       </w:r>
     </w:p>
+    <w:tbl>
+      <w:tblPr>
+        <w:tblW w:type="pct" w:w="100%"/>
+        <w:tblLayout w:type="fixed"/>
+        <w:tblBorders>
+          <w:top w:val="single" w:color="353A7C" w:sz="6"/>
+          <w:left w:val="single" w:color="353A7C" w:sz="6"/>
+          <w:bottom w:val="single" w:color="353A7C" w:sz="6"/>
+          <w:right w:val="single" w:color="353A7C" w:sz="6"/>
+          <w:insideH w:val="single" w:color="353A7C" w:sz="6"/>
+          <w:insideV w:val="single" w:color="353A7C" w:sz="6"/>
+        </w:tblBorders>
+      </w:tblPr>
+      <w:tblGrid>
+        <w:gridCol w:w="3921"/>
+        <w:gridCol w:w="1455"/>
+        <w:gridCol w:w="4224"/>
+      </w:tblGrid>
+      <w:tr>
+        <w:tc>
+          <w:tcPr>
+            <w:tcW w:type="pct" w:w="5000"/>
+            <w:gridSpan w:val="3"/>
+            <w:shd w:fill="353A7C" w:val="clear"/>
+            <w:tcMar>
+              <w:top w:type="dxa" w:w="60"/>
+              <w:left w:type="dxa" w:w="120"/>
+              <w:bottom w:type="dxa" w:w="60"/>
+              <w:right w:type="dxa" w:w="120"/>
+            </w:tcMar>
+          </w:tcPr>
+          <w:p>
+            <w:pPr>
+              <w:spacing w:before="40" w:after="40"/>
+            </w:pPr>
+            <w:r>
+              <w:rPr>
+                <w:b/>
+                <w:bCs/>
+                <w:color w:val="FFFFFF"/>
+                <w:sz w:val="17"/>
+                <w:szCs w:val="17"/>
+              </w:rPr>
+              <w:t xml:space="preserve">Your turn: match four errors to their controls (complete the blanks)</w:t>
+            </w:r>
+          </w:p>
+        </w:tc>
+      </w:tr>
+      <w:tr>
+        <w:tc>
+          <w:tcPr>
+            <w:tcW w:type="pct" w:w="2042"/>
+            <w:shd w:fill="353A7C" w:val="clear"/>
+            <w:tcMar>
+              <w:top w:type="dxa" w:w="50"/>
+              <w:left w:type="dxa" w:w="110"/>
+              <w:bottom w:type="dxa" w:w="50"/>
+              <w:right w:type="dxa" w:w="110"/>
+            </w:tcMar>
+          </w:tcPr>
+          <w:p>
+            <w:pPr>
+              <w:spacing w:before="30" w:after="30"/>
+            </w:pPr>
+            <w:r>
+              <w:rPr>
+                <w:b/>
+                <w:bCs/>
+                <w:color w:val="FFFFFF"/>
+                <w:sz w:val="15"/>
+                <w:szCs w:val="15"/>
+              </w:rPr>
+              <w:t xml:space="preserve">What happened</w:t>
+            </w:r>
+          </w:p>
+        </w:tc>
+        <w:tc>
+          <w:tcPr>
+            <w:tcW w:type="pct" w:w="758"/>
+            <w:shd w:fill="353A7C" w:val="clear"/>
+            <w:tcMar>
+              <w:top w:type="dxa" w:w="50"/>
+              <w:left w:type="dxa" w:w="110"/>
+              <w:bottom w:type="dxa" w:w="50"/>
+              <w:right w:type="dxa" w:w="110"/>
+            </w:tcMar>
+          </w:tcPr>
+          <w:p>
+            <w:pPr>
+              <w:spacing w:before="30" w:after="30"/>
+            </w:pPr>
+            <w:r>
+              <w:rPr>
+                <w:b/>
+                <w:bCs/>
+                <w:color w:val="FFFFFF"/>
+                <w:sz w:val="15"/>
+                <w:szCs w:val="15"/>
+              </w:rPr>
+              <w:t xml:space="preserve">Which input control?</w:t>
+            </w:r>
+          </w:p>
+        </w:tc>
+        <w:tc>
+          <w:tcPr>
+            <w:tcW w:type="pct" w:w="2200"/>
+            <w:shd w:fill="353A7C" w:val="clear"/>
+            <w:tcMar>
+              <w:top w:type="dxa" w:w="50"/>
+              <w:left w:type="dxa" w:w="110"/>
+              <w:bottom w:type="dxa" w:w="50"/>
+              <w:right w:type="dxa" w:w="110"/>
+            </w:tcMar>
+          </w:tcPr>
+          <w:p>
+            <w:pPr>
+              <w:spacing w:before="30" w:after="30"/>
+            </w:pPr>
+            <w:r>
+              <w:rPr>
+                <w:b/>
+                <w:bCs/>
+                <w:color w:val="FFFFFF"/>
+                <w:sz w:val="15"/>
+                <w:szCs w:val="15"/>
+              </w:rPr>
+              <w:t xml:space="preserve">Why</w:t>
+            </w:r>
+          </w:p>
+        </w:tc>
+      </w:tr>
+      <w:tr>
+        <w:tc>
+          <w:tcPr>
+            <w:tcW w:type="pct" w:w="2042"/>
+            <w:tcMar>
+              <w:top w:type="dxa" w:w="50"/>
+              <w:left w:type="dxa" w:w="110"/>
+              <w:bottom w:type="dxa" w:w="50"/>
+              <w:right w:type="dxa" w:w="110"/>
+            </w:tcMar>
+          </w:tcPr>
+          <w:p>
+            <w:pPr>
+              <w:spacing w:before="28" w:after="28"/>
+            </w:pPr>
+            <w:r>
+              <w:rPr>
+                <w:sz w:val="15"/>
+                <w:szCs w:val="15"/>
+              </w:rPr>
+              <w:t xml:space="preserve">An hourly rate of 5,000 is entered</w:t>
+            </w:r>
+          </w:p>
+        </w:tc>
+        <w:tc>
+          <w:tcPr>
+            <w:tcW w:type="pct" w:w="758"/>
+            <w:tcMar>
+              <w:top w:type="dxa" w:w="50"/>
+              <w:left w:type="dxa" w:w="110"/>
+              <w:bottom w:type="dxa" w:w="50"/>
+              <w:right w:type="dxa" w:w="110"/>
+            </w:tcMar>
+          </w:tcPr>
+          <w:p>
+            <w:pPr>
+              <w:spacing w:before="28" w:after="28"/>
+            </w:pPr>
+            <w:r>
+              <w:rPr>
+                <w:sz w:val="15"/>
+                <w:szCs w:val="15"/>
+              </w:rPr>
+              <w:t xml:space="preserve">Range or limit check</w:t>
+            </w:r>
+          </w:p>
+        </w:tc>
+        <w:tc>
+          <w:tcPr>
+            <w:tcW w:type="pct" w:w="2200"/>
+            <w:shd w:fill="FFFFFF" w:val="clear"/>
+            <w:tcMar>
+              <w:top w:type="dxa" w:w="50"/>
+              <w:left w:type="dxa" w:w="110"/>
+              <w:bottom w:type="dxa" w:w="50"/>
+              <w:right w:type="dxa" w:w="110"/>
+            </w:tcMar>
+          </w:tcPr>
+          <w:p>
+            <w:pPr>
+              <w:spacing w:before="46" w:after="46"/>
+            </w:pPr>
+            <w:r>
+              <w:rPr>
+                <w:b/>
+                <w:bCs/>
+                <w:color w:val="8186EF"/>
+                <w:sz w:val="14"/>
+                <w:szCs w:val="14"/>
+              </w:rPr>
+              <w:t xml:space="preserve">(22)</w:t>
+            </w:r>
+          </w:p>
+        </w:tc>
+      </w:tr>
+      <w:tr>
+        <w:tc>
+          <w:tcPr>
+            <w:tcW w:type="pct" w:w="2042"/>
+            <w:shd w:fill="FBFAF6" w:val="clear"/>
+            <w:tcMar>
+              <w:top w:type="dxa" w:w="50"/>
+              <w:left w:type="dxa" w:w="110"/>
+              <w:bottom w:type="dxa" w:w="50"/>
+              <w:right w:type="dxa" w:w="110"/>
+            </w:tcMar>
+          </w:tcPr>
+          <w:p>
+            <w:pPr>
+              <w:spacing w:before="28" w:after="28"/>
+            </w:pPr>
+            <w:r>
+              <w:rPr>
+                <w:sz w:val="15"/>
+                <w:szCs w:val="15"/>
+              </w:rPr>
+              <w:t xml:space="preserve">Twenty invoices are keyed but nineteen post</w:t>
+            </w:r>
+          </w:p>
+        </w:tc>
+        <w:tc>
+          <w:tcPr>
+            <w:tcW w:type="pct" w:w="758"/>
+            <w:shd w:fill="FBFAF6" w:val="clear"/>
+            <w:tcMar>
+              <w:top w:type="dxa" w:w="50"/>
+              <w:left w:type="dxa" w:w="110"/>
+              <w:bottom w:type="dxa" w:w="50"/>
+              <w:right w:type="dxa" w:w="110"/>
+            </w:tcMar>
+          </w:tcPr>
+          <w:p>
+            <w:pPr>
+              <w:spacing w:before="28" w:after="28"/>
+            </w:pPr>
+            <w:r>
+              <w:rPr>
+                <w:sz w:val="15"/>
+                <w:szCs w:val="15"/>
+              </w:rPr>
+              <w:t xml:space="preserve">Batch total</w:t>
+            </w:r>
+          </w:p>
+        </w:tc>
+        <w:tc>
+          <w:tcPr>
+            <w:tcW w:type="pct" w:w="2200"/>
+            <w:shd w:fill="FBFAF6" w:val="clear"/>
+            <w:tcMar>
+              <w:top w:type="dxa" w:w="50"/>
+              <w:left w:type="dxa" w:w="110"/>
+              <w:bottom w:type="dxa" w:w="50"/>
+              <w:right w:type="dxa" w:w="110"/>
+            </w:tcMar>
+          </w:tcPr>
+          <w:p>
+            <w:pPr>
+              <w:spacing w:before="28" w:after="28"/>
+            </w:pPr>
+            <w:r>
+              <w:rPr>
+                <w:sz w:val="15"/>
+                <w:szCs w:val="15"/>
+              </w:rPr>
+              <w:t xml:space="preserve">The record count taken before entry no longer agrees with the number posted, so one </w:t>
+            </w:r>
+            <w:r>
+              <w:rPr>
+                <w:b/>
+                <w:bCs/>
+                <w:color w:val="8186EF"/>
+                <w:sz w:val="14"/>
+                <w:szCs w:val="14"/>
+              </w:rPr>
+              <w:t xml:space="preserve"> (23) </w:t>
+            </w:r>
+            <w:r>
+              <w:rPr>
+                <w:u w:val="single"/>
+                <w:sz w:val="15"/>
+                <w:szCs w:val="15"/>
+              </w:rPr>
+              <w:t xml:space="preserve">              </w:t>
+            </w:r>
+            <w:r>
+              <w:rPr>
+                <w:sz w:val="15"/>
+                <w:szCs w:val="15"/>
+              </w:rPr>
+              <w:t xml:space="preserve"> </w:t>
+            </w:r>
+            <w:r>
+              <w:rPr>
+                <w:sz w:val="15"/>
+                <w:szCs w:val="15"/>
+              </w:rPr>
+              <w:t xml:space="preserve"> is missing</w:t>
+            </w:r>
+          </w:p>
+        </w:tc>
+      </w:tr>
+      <w:tr>
+        <w:tc>
+          <w:tcPr>
+            <w:tcW w:type="pct" w:w="2042"/>
+            <w:tcMar>
+              <w:top w:type="dxa" w:w="50"/>
+              <w:left w:type="dxa" w:w="110"/>
+              <w:bottom w:type="dxa" w:w="50"/>
+              <w:right w:type="dxa" w:w="110"/>
+            </w:tcMar>
+          </w:tcPr>
+          <w:p>
+            <w:pPr>
+              <w:spacing w:before="28" w:after="28"/>
+            </w:pPr>
+            <w:r>
+              <w:rPr>
+                <w:sz w:val="15"/>
+                <w:szCs w:val="15"/>
+              </w:rPr>
+              <w:t xml:space="preserve">A supplier number that does not exist is keyed</w:t>
+            </w:r>
+          </w:p>
+        </w:tc>
+        <w:tc>
+          <w:tcPr>
+            <w:tcW w:type="pct" w:w="758"/>
+            <w:tcMar>
+              <w:top w:type="dxa" w:w="50"/>
+              <w:left w:type="dxa" w:w="110"/>
+              <w:bottom w:type="dxa" w:w="50"/>
+              <w:right w:type="dxa" w:w="110"/>
+            </w:tcMar>
+          </w:tcPr>
+          <w:p>
+            <w:pPr>
+              <w:spacing w:before="28" w:after="28"/>
+            </w:pPr>
+            <w:r>
+              <w:rPr>
+                <w:sz w:val="15"/>
+                <w:szCs w:val="15"/>
+              </w:rPr>
+              <w:t xml:space="preserve">Validity check</w:t>
+            </w:r>
+          </w:p>
+        </w:tc>
+        <w:tc>
+          <w:tcPr>
+            <w:tcW w:type="pct" w:w="2200"/>
+            <w:tcMar>
+              <w:top w:type="dxa" w:w="50"/>
+              <w:left w:type="dxa" w:w="110"/>
+              <w:bottom w:type="dxa" w:w="50"/>
+              <w:right w:type="dxa" w:w="110"/>
+            </w:tcMar>
+          </w:tcPr>
+          <w:p>
+            <w:pPr>
+              <w:spacing w:before="28" w:after="28"/>
+            </w:pPr>
+            <w:r>
+              <w:rPr>
+                <w:sz w:val="15"/>
+                <w:szCs w:val="15"/>
+              </w:rPr>
+              <w:t xml:space="preserve">The code is tested against the supplier master file and is not found</w:t>
+            </w:r>
+          </w:p>
+        </w:tc>
+      </w:tr>
+      <w:tr>
+        <w:tc>
+          <w:tcPr>
+            <w:tcW w:type="pct" w:w="2042"/>
+            <w:shd w:fill="FBFAF6" w:val="clear"/>
+            <w:tcMar>
+              <w:top w:type="dxa" w:w="50"/>
+              <w:left w:type="dxa" w:w="110"/>
+              <w:bottom w:type="dxa" w:w="50"/>
+              <w:right w:type="dxa" w:w="110"/>
+            </w:tcMar>
+          </w:tcPr>
+          <w:p>
+            <w:pPr>
+              <w:spacing w:before="28" w:after="28"/>
+            </w:pPr>
+            <w:r>
+              <w:rPr>
+                <w:sz w:val="15"/>
+                <w:szCs w:val="15"/>
+              </w:rPr>
+              <w:t xml:space="preserve">A mistyped account number is caught by arithmetic</w:t>
+            </w:r>
+          </w:p>
+        </w:tc>
+        <w:tc>
+          <w:tcPr>
+            <w:tcW w:type="pct" w:w="758"/>
+            <w:shd w:fill="FFFFFF" w:val="clear"/>
+            <w:tcMar>
+              <w:top w:type="dxa" w:w="50"/>
+              <w:left w:type="dxa" w:w="110"/>
+              <w:bottom w:type="dxa" w:w="50"/>
+              <w:right w:type="dxa" w:w="110"/>
+            </w:tcMar>
+          </w:tcPr>
+          <w:p>
+            <w:pPr>
+              <w:spacing w:before="46" w:after="46"/>
+            </w:pPr>
+            <w:r>
+              <w:rPr>
+                <w:b/>
+                <w:bCs/>
+                <w:color w:val="8186EF"/>
+                <w:sz w:val="14"/>
+                <w:szCs w:val="14"/>
+              </w:rPr>
+              <w:t xml:space="preserve">(24)</w:t>
+            </w:r>
+          </w:p>
+        </w:tc>
+        <w:tc>
+          <w:tcPr>
+            <w:tcW w:type="pct" w:w="2200"/>
+            <w:shd w:fill="FBFAF6" w:val="clear"/>
+            <w:tcMar>
+              <w:top w:type="dxa" w:w="50"/>
+              <w:left w:type="dxa" w:w="110"/>
+              <w:bottom w:type="dxa" w:w="50"/>
+              <w:right w:type="dxa" w:w="110"/>
+            </w:tcMar>
+          </w:tcPr>
+          <w:p>
+            <w:pPr>
+              <w:spacing w:before="28" w:after="28"/>
+            </w:pPr>
+            <w:r>
+              <w:rPr>
+                <w:sz w:val="15"/>
+                <w:szCs w:val="15"/>
+              </w:rPr>
+              <w:t xml:space="preserve">An extra digit computed from the rest of the number no longer agrees</w:t>
+            </w:r>
+          </w:p>
+        </w:tc>
+      </w:tr>
+    </w:tbl>
+    <w:p/>
+    <w:tbl>
+      <w:tblPr>
+        <w:tblW w:type="pct" w:w="100%"/>
+        <w:tblLayout w:type="fixed"/>
+        <w:tblBorders>
+          <w:top w:val="single" w:color="FBFAF6" w:sz="4"/>
+          <w:left w:val="single" w:color="FBFAF6" w:sz="4"/>
+          <w:bottom w:val="single" w:color="FBFAF6" w:sz="4"/>
+          <w:right w:val="single" w:color="FBFAF6" w:sz="4"/>
+          <w:insideH w:val="single" w:color="FBFAF6" w:sz="4"/>
+          <w:insideV w:val="single" w:color="FBFAF6" w:sz="4"/>
+        </w:tblBorders>
+      </w:tblPr>
+      <w:tblGrid>
+        <w:gridCol w:w="9600"/>
+      </w:tblGrid>
+      <w:tr>
+        <w:tc>
+          <w:tcPr>
+            <w:tcW w:type="pct" w:w="5000"/>
+            <w:shd w:fill="FBFAF6" w:val="clear"/>
+            <w:tcMar>
+              <w:top w:type="dxa" w:w="40"/>
+              <w:left w:type="dxa" w:w="100"/>
+              <w:bottom w:type="dxa" w:w="40"/>
+              <w:right w:type="dxa" w:w="100"/>
+            </w:tcMar>
+          </w:tcPr>
+          <w:p>
+            <w:pPr>
+              <w:spacing w:before="18" w:after="6"/>
+            </w:pPr>
+            <w:r>
+              <w:rPr>
+                <w:b/>
+                <w:bCs/>
+                <w:color w:val="6B7280"/>
+                <w:sz w:val="14"/>
+                <w:szCs w:val="14"/>
+              </w:rPr>
+              <w:t xml:space="preserve">word list</w:t>
+            </w:r>
+          </w:p>
+          <w:p>
+            <w:pPr>
+              <w:spacing w:before="0" w:after="18"/>
+            </w:pPr>
+            <w:r>
+              <w:rPr>
+                <w:b/>
+                <w:bCs/>
+                <w:color w:val="353A7C"/>
+                <w:sz w:val="16"/>
+                <w:szCs w:val="16"/>
+              </w:rPr>
+              <w:t xml:space="preserve">document   ·   The value falls outside the bounds set for that field   ·   Input control   ·   Check digit</w:t>
+            </w:r>
+          </w:p>
+        </w:tc>
+      </w:tr>
+    </w:tbl>
+    <w:p/>
     <w:p>
       <w:pPr>
         <w:pageBreakBefore w:val="true"/>
@@ -10480,9 +8226,56 @@
         <w:t xml:space="preserve"> </w:t>
       </w:r>
     </w:p>
+    <w:tbl>
+      <w:tblPr>
+        <w:tblW w:type="pct" w:w="100%"/>
+        <w:tblLayout w:type="fixed"/>
+        <w:tblBorders>
+          <w:top w:val="single" w:color="353A7C" w:sz="4"/>
+          <w:left w:val="single" w:color="353A7C" w:sz="4"/>
+          <w:bottom w:val="single" w:color="353A7C" w:sz="4"/>
+          <w:right w:val="single" w:color="353A7C" w:sz="4"/>
+          <w:insideH w:val="single" w:color="353A7C" w:sz="4"/>
+          <w:insideV w:val="single" w:color="353A7C" w:sz="4"/>
+        </w:tblBorders>
+      </w:tblPr>
+      <w:tblGrid>
+        <w:gridCol w:w="9600"/>
+      </w:tblGrid>
+      <w:tr>
+        <w:tc>
+          <w:tcPr>
+            <w:tcW w:type="pct" w:w="5000"/>
+            <w:shd w:fill="F2F4FB" w:val="clear"/>
+            <w:tcMar>
+              <w:top w:type="dxa" w:w="50"/>
+              <w:left w:type="dxa" w:w="110"/>
+              <w:bottom w:type="dxa" w:w="50"/>
+              <w:right w:type="dxa" w:w="110"/>
+            </w:tcMar>
+          </w:tcPr>
+          <w:p>
+            <w:pPr>
+              <w:spacing w:before="30" w:after="30"/>
+            </w:pPr>
+            <w:r>
+              <w:rPr>
+                <w:b/>
+                <w:bCs/>
+                <w:color w:val="353A7C"/>
+                <w:sz w:val="19"/>
+                <w:szCs w:val="19"/>
+              </w:rPr>
+              <w:t xml:space="preserve">The pattern behind the example</w:t>
+            </w:r>
+          </w:p>
+        </w:tc>
+      </w:tr>
+    </w:tbl>
+    <w:p/>
     <w:p>
       <w:pPr>
-        <w:spacing w:before="44" w:after="10"/>
+        <w:spacing w:before="44" w:after="14"/>
       </w:pPr>
       <w:r>
         <w:rPr>
@@ -10492,66 +8285,145 @@
           <w:sz w:val="18"/>
           <w:szCs w:val="18"/>
         </w:rPr>
-        <w:t xml:space="preserve">Your turn: match four errors to their controls (complete the blanks)</w:t>
+        <w:t xml:space="preserve">Summary 3</w:t>
+      </w:r>
+      <w:r>
+        <w:rPr>
+          <w:color w:val="6B7280"/>
+          <w:sz w:val="16"/>
+          <w:szCs w:val="16"/>
+        </w:rPr>
+        <w:t xml:space="preserve">      gaps 25–27</w:t>
       </w:r>
     </w:p>
     <w:p>
       <w:pPr>
-        <w:spacing w:before="0" w:after="12"/>
+        <w:spacing w:before="20" w:after="20" w:line="360" w:lineRule="auto"/>
+        <w:ind w:left="200"/>
       </w:pPr>
       <w:r>
         <w:rPr>
-          <w:color w:val="6B7280"/>
+          <w:sz w:val="19"/>
+          <w:szCs w:val="19"/>
+        </w:rPr>
+        <w:t xml:space="preserve">Field, format and range checks catch data that is the wrong shape. </w:t>
+      </w:r>
+      <w:r>
+        <w:rPr>
+          <w:sz w:val="19"/>
+          <w:szCs w:val="19"/>
+        </w:rPr>
+        <w:t xml:space="preserve">Validity checks catch codes that do not exist. </w:t>
+      </w:r>
+      <w:r>
+        <w:rPr>
+          <w:sz w:val="19"/>
+          <w:szCs w:val="19"/>
+        </w:rPr>
+        <w:t xml:space="preserve">Record </w:t>
+      </w:r>
+      <w:r>
+        <w:rPr>
+          <w:b/>
+          <w:bCs/>
+          <w:color w:val="8186EF"/>
           <w:sz w:val="15"/>
           <w:szCs w:val="15"/>
         </w:rPr>
-        <w:t xml:space="preserve">Every item belongs to exactly one group.</w:t>
-      </w:r>
-    </w:p>
-    <w:p>
-      <w:pPr>
-        <w:spacing w:after="40" w:before="90"/>
-        <w:jc w:val="center"/>
-      </w:pPr>
-      <w:r>
-        <w:drawing>
-          <wp:inline distT="0" distB="0" distL="0" distR="0">
-            <wp:extent cx="5734050" cy="1976750"/>
-            <wp:effectExtent t="0" r="0" b="0" l="0"/>
-            <wp:docPr id="1" name="" descr="" title=""/>
-            <wp:cNvGraphicFramePr>
-              <a:graphicFrameLocks xmlns:a="http://schemas.openxmlformats.org/drawingml/2006/main" noChangeAspect="1"/>
-            </wp:cNvGraphicFramePr>
-            <a:graphic xmlns:a="http://schemas.openxmlformats.org/drawingml/2006/main">
-              <a:graphicData uri="http://schemas.openxmlformats.org/drawingml/2006/picture">
-                <pic:pic xmlns:pic="http://schemas.openxmlformats.org/drawingml/2006/picture">
-                  <pic:nvPicPr>
-                    <pic:cNvPr id="0" name="" descr=""/>
-                    <pic:cNvPicPr>
-                      <a:picLocks noChangeAspect="1" noChangeArrowheads="1"/>
-                    </pic:cNvPicPr>
-                  </pic:nvPicPr>
-                  <pic:blipFill>
-                    <a:blip r:embed="rId105" cstate="none"/>
-                    <a:srcRect/>
-                    <a:stretch>
-                      <a:fillRect/>
-                    </a:stretch>
-                  </pic:blipFill>
-                  <pic:spPr bwMode="auto">
-                    <a:xfrm>
-                      <a:off x="0" y="0"/>
-                      <a:ext cx="5734050" cy="1976750"/>
-                    </a:xfrm>
-                    <a:prstGeom prst="rect">
-                      <a:avLst/>
-                    </a:prstGeom>
-                  </pic:spPr>
-                </pic:pic>
-              </a:graphicData>
-            </a:graphic>
-          </wp:inline>
-        </w:drawing>
+        <w:t xml:space="preserve"> (25) </w:t>
+      </w:r>
+      <w:r>
+        <w:rPr>
+          <w:u w:val="single"/>
+          <w:sz w:val="19"/>
+          <w:szCs w:val="19"/>
+        </w:rPr>
+        <w:t xml:space="preserve">           </w:t>
+      </w:r>
+      <w:r>
+        <w:rPr>
+          <w:sz w:val="19"/>
+          <w:szCs w:val="19"/>
+        </w:rPr>
+        <w:t xml:space="preserve"> </w:t>
+      </w:r>
+      <w:r>
+        <w:rPr>
+          <w:sz w:val="19"/>
+          <w:szCs w:val="19"/>
+        </w:rPr>
+        <w:t xml:space="preserve"> and financial totals catch </w:t>
+      </w:r>
+      <w:r>
+        <w:rPr>
+          <w:b/>
+          <w:bCs/>
+          <w:color w:val="8186EF"/>
+          <w:sz w:val="15"/>
+          <w:szCs w:val="15"/>
+        </w:rPr>
+        <w:t xml:space="preserve"> (26) </w:t>
+      </w:r>
+      <w:r>
+        <w:rPr>
+          <w:u w:val="single"/>
+          <w:sz w:val="19"/>
+          <w:szCs w:val="19"/>
+        </w:rPr>
+        <w:t xml:space="preserve">           </w:t>
+      </w:r>
+      <w:r>
+        <w:rPr>
+          <w:sz w:val="19"/>
+          <w:szCs w:val="19"/>
+        </w:rPr>
+        <w:t xml:space="preserve"> </w:t>
+      </w:r>
+      <w:r>
+        <w:rPr>
+          <w:sz w:val="19"/>
+          <w:szCs w:val="19"/>
+        </w:rPr>
+        <w:t xml:space="preserve"> missing or added. </w:t>
+      </w:r>
+      <w:r>
+        <w:rPr>
+          <w:sz w:val="19"/>
+          <w:szCs w:val="19"/>
+        </w:rPr>
+        <w:t xml:space="preserve">Only a hash total or closed-loop verification catches one valid code </w:t>
+      </w:r>
+      <w:r>
+        <w:rPr>
+          <w:b/>
+          <w:bCs/>
+          <w:color w:val="8186EF"/>
+          <w:sz w:val="15"/>
+          <w:szCs w:val="15"/>
+        </w:rPr>
+        <w:t xml:space="preserve"> (27) </w:t>
+      </w:r>
+      <w:r>
+        <w:rPr>
+          <w:u w:val="single"/>
+          <w:sz w:val="19"/>
+          <w:szCs w:val="19"/>
+        </w:rPr>
+        <w:t xml:space="preserve">             </w:t>
+      </w:r>
+      <w:r>
+        <w:rPr>
+          <w:sz w:val="19"/>
+          <w:szCs w:val="19"/>
+        </w:rPr>
+        <w:t xml:space="preserve"> </w:t>
+      </w:r>
+      <w:r>
+        <w:rPr>
+          <w:sz w:val="19"/>
+          <w:szCs w:val="19"/>
+        </w:rPr>
+        <w:t xml:space="preserve"> for another. </w:t>
       </w:r>
     </w:p>
     <w:tbl>
@@ -10609,7 +8481,7 @@
                 <w:sz w:val="16"/>
                 <w:szCs w:val="16"/>
               </w:rPr>
-              <w:t xml:space="preserve">Twenty invoices are keyed but nineteen post   ·   An hourly rate of 5,000 is entered   ·   A mistyped account number is caught by arithmetic</w:t>
+              <w:t xml:space="preserve">counts   ·   closed-loop   ·   substituted   ·   things</w:t>
             </w:r>
           </w:p>
         </w:tc>
@@ -10656,7 +8528,7 @@
                 <w:sz w:val="19"/>
                 <w:szCs w:val="19"/>
               </w:rPr>
-              <w:t xml:space="preserve">The pattern behind the example</w:t>
+              <w:t xml:space="preserve">Exam view</w:t>
             </w:r>
           </w:p>
         </w:tc>
@@ -10675,7 +8547,7 @@
           <w:sz w:val="18"/>
           <w:szCs w:val="18"/>
         </w:rPr>
-        <w:t xml:space="preserve">Summary 3</w:t>
+        <w:t xml:space="preserve">Summary 4</w:t>
       </w:r>
       <w:r>
         <w:rPr>
@@ -10683,7 +8555,7 @@
           <w:sz w:val="16"/>
           <w:szCs w:val="16"/>
         </w:rPr>
-        <w:t xml:space="preserve">      gaps 24–27</w:t>
+        <w:t xml:space="preserve">      gaps 28–30</w:t>
       </w:r>
     </w:p>
     <w:p>
@@ -10696,7 +8568,7 @@
           <w:sz w:val="19"/>
           <w:szCs w:val="19"/>
         </w:rPr>
-        <w:t xml:space="preserve">Field, </w:t>
+        <w:t xml:space="preserve">Ask what kind of error it is before </w:t>
       </w:r>
       <w:r>
         <w:rPr>
@@ -10706,7 +8578,7 @@
           <w:sz w:val="15"/>
           <w:szCs w:val="15"/>
         </w:rPr>
-        <w:t xml:space="preserve"> (24) </w:t>
+        <w:t xml:space="preserve"> (28) </w:t>
       </w:r>
       <w:r>
         <w:rPr>
@@ -10728,14 +8600,14 @@
           <w:sz w:val="19"/>
           <w:szCs w:val="19"/>
         </w:rPr>
-        <w:t xml:space="preserve"> and range checks catch data that is the wrong shape. </w:t>
-      </w:r>
-      <w:r>
-        <w:rPr>
-          <w:sz w:val="19"/>
-          <w:szCs w:val="19"/>
-        </w:rPr>
-        <w:t xml:space="preserve"/>
+        <w:t xml:space="preserve"> a control. </w:t>
+      </w:r>
+      <w:r>
+        <w:rPr>
+          <w:sz w:val="19"/>
+          <w:szCs w:val="19"/>
+        </w:rPr>
+        <w:t xml:space="preserve">Wrong shape, absent code, wrong count, or one valid value </w:t>
       </w:r>
       <w:r>
         <w:rPr>
@@ -10745,7 +8617,7 @@
           <w:sz w:val="15"/>
           <w:szCs w:val="15"/>
         </w:rPr>
-        <w:t xml:space="preserve"> (25) </w:t>
+        <w:t xml:space="preserve"> (29) </w:t>
       </w:r>
       <w:r>
         <w:rPr>
@@ -10767,14 +8639,14 @@
           <w:sz w:val="19"/>
           <w:szCs w:val="19"/>
         </w:rPr>
-        <w:t xml:space="preserve"> checks catch codes that do not exist. </w:t>
-      </w:r>
-      <w:r>
-        <w:rPr>
-          <w:sz w:val="19"/>
-          <w:szCs w:val="19"/>
-        </w:rPr>
-        <w:t xml:space="preserve">Record counts and </w:t>
+        <w:t xml:space="preserve"> for another. </w:t>
+      </w:r>
+      <w:r>
+        <w:rPr>
+          <w:sz w:val="19"/>
+          <w:szCs w:val="19"/>
+        </w:rPr>
+        <w:t xml:space="preserve">The last of these is the one most </w:t>
       </w:r>
       <w:r>
         <w:rPr>
@@ -10784,7 +8656,7 @@
           <w:sz w:val="15"/>
           <w:szCs w:val="15"/>
         </w:rPr>
-        <w:t xml:space="preserve"> (26) </w:t>
+        <w:t xml:space="preserve"> (30) </w:t>
       </w:r>
       <w:r>
         <w:rPr>
@@ -10792,7 +8664,7 @@
           <w:sz w:val="19"/>
           <w:szCs w:val="19"/>
         </w:rPr>
-        <w:t xml:space="preserve">           </w:t>
+        <w:t xml:space="preserve">            </w:t>
       </w:r>
       <w:r>
         <w:rPr>
@@ -10806,46 +8678,7 @@
           <w:sz w:val="19"/>
           <w:szCs w:val="19"/>
         </w:rPr>
-        <w:t xml:space="preserve"> totals catch things missing or added. </w:t>
-      </w:r>
-      <w:r>
-        <w:rPr>
-          <w:sz w:val="19"/>
-          <w:szCs w:val="19"/>
-        </w:rPr>
-        <w:t xml:space="preserve">Only a hash total or closed-loop </w:t>
-      </w:r>
-      <w:r>
-        <w:rPr>
-          <w:b/>
-          <w:bCs/>
-          <w:color w:val="8186EF"/>
-          <w:sz w:val="15"/>
-          <w:szCs w:val="15"/>
-        </w:rPr>
-        <w:t xml:space="preserve"> (27) </w:t>
-      </w:r>
-      <w:r>
-        <w:rPr>
-          <w:u w:val="single"/>
-          <w:sz w:val="19"/>
-          <w:szCs w:val="19"/>
-        </w:rPr>
-        <w:t xml:space="preserve">              </w:t>
-      </w:r>
-      <w:r>
-        <w:rPr>
-          <w:sz w:val="19"/>
-          <w:szCs w:val="19"/>
-        </w:rPr>
-        <w:t xml:space="preserve"> </w:t>
-      </w:r>
-      <w:r>
-        <w:rPr>
-          <w:sz w:val="19"/>
-          <w:szCs w:val="19"/>
-        </w:rPr>
-        <w:t xml:space="preserve"> catches one valid code substituted for another. </w:t>
+        <w:t xml:space="preserve"> get wrong, and it has only two answers. </w:t>
       </w:r>
     </w:p>
     <w:tbl>
@@ -10903,701 +8736,7 @@
                 <w:sz w:val="16"/>
                 <w:szCs w:val="16"/>
               </w:rPr>
-              <w:t xml:space="preserve">questions   ·   verification   ·   format   ·   financial   ·   Validity</w:t>
-            </w:r>
-          </w:p>
-        </w:tc>
-      </w:tr>
-    </w:tbl>
-    <w:p/>
-    <w:tbl>
-      <w:tblPr>
-        <w:tblW w:type="pct" w:w="100%"/>
-        <w:tblLayout w:type="fixed"/>
-        <w:tblBorders>
-          <w:top w:val="single" w:color="353A7C" w:sz="4"/>
-          <w:left w:val="single" w:color="353A7C" w:sz="4"/>
-          <w:bottom w:val="single" w:color="353A7C" w:sz="4"/>
-          <w:right w:val="single" w:color="353A7C" w:sz="4"/>
-          <w:insideH w:val="single" w:color="353A7C" w:sz="4"/>
-          <w:insideV w:val="single" w:color="353A7C" w:sz="4"/>
-        </w:tblBorders>
-      </w:tblPr>
-      <w:tblGrid>
-        <w:gridCol w:w="9600"/>
-      </w:tblGrid>
-      <w:tr>
-        <w:tc>
-          <w:tcPr>
-            <w:tcW w:type="pct" w:w="5000"/>
-            <w:shd w:fill="F2F4FB" w:val="clear"/>
-            <w:tcMar>
-              <w:top w:type="dxa" w:w="50"/>
-              <w:left w:type="dxa" w:w="110"/>
-              <w:bottom w:type="dxa" w:w="50"/>
-              <w:right w:type="dxa" w:w="110"/>
-            </w:tcMar>
-          </w:tcPr>
-          <w:p>
-            <w:pPr>
-              <w:spacing w:before="30" w:after="30"/>
-            </w:pPr>
-            <w:r>
-              <w:rPr>
-                <w:b/>
-                <w:bCs/>
-                <w:color w:val="353A7C"/>
-                <w:sz w:val="19"/>
-                <w:szCs w:val="19"/>
-              </w:rPr>
-              <w:t xml:space="preserve">Exam view</w:t>
-            </w:r>
-          </w:p>
-        </w:tc>
-      </w:tr>
-    </w:tbl>
-    <w:p/>
-    <w:p>
-      <w:pPr>
-        <w:spacing w:before="44" w:after="14"/>
-      </w:pPr>
-      <w:r>
-        <w:rPr>
-          <w:b/>
-          <w:bCs/>
-          <w:color w:val="353A7C"/>
-          <w:sz w:val="18"/>
-          <w:szCs w:val="18"/>
-        </w:rPr>
-        <w:t xml:space="preserve">Summary 4</w:t>
-      </w:r>
-      <w:r>
-        <w:rPr>
-          <w:color w:val="6B7280"/>
-          <w:sz w:val="16"/>
-          <w:szCs w:val="16"/>
-        </w:rPr>
-        <w:t xml:space="preserve">      gaps 28–30</w:t>
-      </w:r>
-    </w:p>
-    <w:p>
-      <w:pPr>
-        <w:spacing w:before="20" w:after="20" w:line="360" w:lineRule="auto"/>
-        <w:ind w:left="200"/>
-      </w:pPr>
-      <w:r>
-        <w:rPr>
-          <w:sz w:val="19"/>
-          <w:szCs w:val="19"/>
-        </w:rPr>
-        <w:t xml:space="preserve">Ask what kind of error it is before </w:t>
-      </w:r>
-      <w:r>
-        <w:rPr>
-          <w:b/>
-          <w:bCs/>
-          <w:color w:val="8186EF"/>
-          <w:sz w:val="15"/>
-          <w:szCs w:val="15"/>
-        </w:rPr>
-        <w:t xml:space="preserve"> (28) </w:t>
-      </w:r>
-      <w:r>
-        <w:rPr>
-          <w:u w:val="single"/>
-          <w:sz w:val="19"/>
-          <w:szCs w:val="19"/>
-        </w:rPr>
-        <w:t xml:space="preserve">           </w:t>
-      </w:r>
-      <w:r>
-        <w:rPr>
-          <w:sz w:val="19"/>
-          <w:szCs w:val="19"/>
-        </w:rPr>
-        <w:t xml:space="preserve"> </w:t>
-      </w:r>
-      <w:r>
-        <w:rPr>
-          <w:sz w:val="19"/>
-          <w:szCs w:val="19"/>
-        </w:rPr>
-        <w:t xml:space="preserve"> a control. </w:t>
-      </w:r>
-      <w:r>
-        <w:rPr>
-          <w:sz w:val="19"/>
-          <w:szCs w:val="19"/>
-        </w:rPr>
-        <w:t xml:space="preserve">Wrong shape, absent code, wrong count, or one valid value </w:t>
-      </w:r>
-      <w:r>
-        <w:rPr>
-          <w:b/>
-          <w:bCs/>
-          <w:color w:val="8186EF"/>
-          <w:sz w:val="15"/>
-          <w:szCs w:val="15"/>
-        </w:rPr>
-        <w:t xml:space="preserve"> (29) </w:t>
-      </w:r>
-      <w:r>
-        <w:rPr>
-          <w:u w:val="single"/>
-          <w:sz w:val="19"/>
-          <w:szCs w:val="19"/>
-        </w:rPr>
-        <w:t xml:space="preserve">           </w:t>
-      </w:r>
-      <w:r>
-        <w:rPr>
-          <w:sz w:val="19"/>
-          <w:szCs w:val="19"/>
-        </w:rPr>
-        <w:t xml:space="preserve"> </w:t>
-      </w:r>
-      <w:r>
-        <w:rPr>
-          <w:sz w:val="19"/>
-          <w:szCs w:val="19"/>
-        </w:rPr>
-        <w:t xml:space="preserve"> for another. </w:t>
-      </w:r>
-      <w:r>
-        <w:rPr>
-          <w:sz w:val="19"/>
-          <w:szCs w:val="19"/>
-        </w:rPr>
-        <w:t xml:space="preserve">The last of these is the one most </w:t>
-      </w:r>
-      <w:r>
-        <w:rPr>
-          <w:b/>
-          <w:bCs/>
-          <w:color w:val="8186EF"/>
-          <w:sz w:val="15"/>
-          <w:szCs w:val="15"/>
-        </w:rPr>
-        <w:t xml:space="preserve"> (30) </w:t>
-      </w:r>
-      <w:r>
-        <w:rPr>
-          <w:u w:val="single"/>
-          <w:sz w:val="19"/>
-          <w:szCs w:val="19"/>
-        </w:rPr>
-        <w:t xml:space="preserve">            </w:t>
-      </w:r>
-      <w:r>
-        <w:rPr>
-          <w:sz w:val="19"/>
-          <w:szCs w:val="19"/>
-        </w:rPr>
-        <w:t xml:space="preserve"> </w:t>
-      </w:r>
-      <w:r>
-        <w:rPr>
-          <w:sz w:val="19"/>
-          <w:szCs w:val="19"/>
-        </w:rPr>
-        <w:t xml:space="preserve"> get wrong, and it has only two answers. </w:t>
-      </w:r>
-    </w:p>
-    <w:tbl>
-      <w:tblPr>
-        <w:tblW w:type="pct" w:w="100%"/>
-        <w:tblLayout w:type="fixed"/>
-        <w:tblBorders>
-          <w:top w:val="single" w:color="FBFAF6" w:sz="4"/>
-          <w:left w:val="single" w:color="FBFAF6" w:sz="4"/>
-          <w:bottom w:val="single" w:color="FBFAF6" w:sz="4"/>
-          <w:right w:val="single" w:color="FBFAF6" w:sz="4"/>
-          <w:insideH w:val="single" w:color="FBFAF6" w:sz="4"/>
-          <w:insideV w:val="single" w:color="FBFAF6" w:sz="4"/>
-        </w:tblBorders>
-      </w:tblPr>
-      <w:tblGrid>
-        <w:gridCol w:w="9600"/>
-      </w:tblGrid>
-      <w:tr>
-        <w:tc>
-          <w:tcPr>
-            <w:tcW w:type="pct" w:w="5000"/>
-            <w:shd w:fill="FBFAF6" w:val="clear"/>
-            <w:tcMar>
-              <w:top w:type="dxa" w:w="40"/>
-              <w:left w:type="dxa" w:w="100"/>
-              <w:bottom w:type="dxa" w:w="40"/>
-              <w:right w:type="dxa" w:w="100"/>
-            </w:tcMar>
-          </w:tcPr>
-          <w:p>
-            <w:pPr>
-              <w:spacing w:before="18" w:after="6"/>
-            </w:pPr>
-            <w:r>
-              <w:rPr>
-                <w:b/>
-                <w:bCs/>
-                <w:color w:val="6B7280"/>
-                <w:sz w:val="14"/>
-                <w:szCs w:val="14"/>
-              </w:rPr>
-              <w:t xml:space="preserve">word list</w:t>
-            </w:r>
-          </w:p>
-          <w:p>
-            <w:pPr>
-              <w:spacing w:before="0" w:after="18"/>
-            </w:pPr>
-            <w:r>
-              <w:rPr>
-                <w:b/>
-                <w:bCs/>
-                <w:color w:val="353A7C"/>
-                <w:sz w:val="16"/>
-                <w:szCs w:val="16"/>
-              </w:rPr>
               <w:t xml:space="preserve">candidates   ·   swapped   ·   validity   ·   choosing</w:t>
-            </w:r>
-          </w:p>
-        </w:tc>
-      </w:tr>
-    </w:tbl>
-    <w:p/>
-    <w:p>
-      <w:pPr>
-        <w:pageBreakBefore w:val="true"/>
-        <w:spacing w:after="0"/>
-      </w:pPr>
-      <w:r>
-        <w:rPr>
-          <w:sz w:val="2"/>
-        </w:rPr>
-        <w:t xml:space="preserve"> </w:t>
-      </w:r>
-    </w:p>
-    <w:tbl>
-      <w:tblPr>
-        <w:tblW w:type="pct" w:w="100%"/>
-        <w:tblLayout w:type="fixed"/>
-        <w:tblBorders>
-          <w:top w:val="single" w:color="353A7C" w:sz="6"/>
-          <w:left w:val="single" w:color="353A7C" w:sz="6"/>
-          <w:bottom w:val="single" w:color="353A7C" w:sz="6"/>
-          <w:right w:val="single" w:color="353A7C" w:sz="6"/>
-          <w:insideH w:val="single" w:color="353A7C" w:sz="6"/>
-          <w:insideV w:val="single" w:color="353A7C" w:sz="6"/>
-        </w:tblBorders>
-      </w:tblPr>
-      <w:tblGrid>
-        <w:gridCol w:w="4608"/>
-        <w:gridCol w:w="4992"/>
-      </w:tblGrid>
-      <w:tr>
-        <w:tc>
-          <w:tcPr>
-            <w:tcW w:type="pct" w:w="5000"/>
-            <w:gridSpan w:val="2"/>
-            <w:shd w:fill="353A7C" w:val="clear"/>
-            <w:tcMar>
-              <w:top w:type="dxa" w:w="60"/>
-              <w:left w:type="dxa" w:w="120"/>
-              <w:bottom w:type="dxa" w:w="60"/>
-              <w:right w:type="dxa" w:w="120"/>
-            </w:tcMar>
-          </w:tcPr>
-          <w:p>
-            <w:pPr>
-              <w:spacing w:before="40" w:after="40"/>
-            </w:pPr>
-            <w:r>
-              <w:rPr>
-                <w:b/>
-                <w:bCs/>
-                <w:color w:val="FFFFFF"/>
-                <w:sz w:val="17"/>
-                <w:szCs w:val="17"/>
-              </w:rPr>
-              <w:t xml:space="preserve">Exam view</w:t>
-            </w:r>
-          </w:p>
-        </w:tc>
-      </w:tr>
-      <w:tr>
-        <w:tc>
-          <w:tcPr>
-            <w:tcW w:type="pct" w:w="2400"/>
-            <w:shd w:fill="353A7C" w:val="clear"/>
-            <w:tcMar>
-              <w:top w:type="dxa" w:w="50"/>
-              <w:left w:type="dxa" w:w="110"/>
-              <w:bottom w:type="dxa" w:w="50"/>
-              <w:right w:type="dxa" w:w="110"/>
-            </w:tcMar>
-          </w:tcPr>
-          <w:p>
-            <w:pPr>
-              <w:spacing w:before="30" w:after="30"/>
-            </w:pPr>
-            <w:r>
-              <w:rPr>
-                <w:b/>
-                <w:bCs/>
-                <w:color w:val="FFFFFF"/>
-                <w:sz w:val="15"/>
-                <w:szCs w:val="15"/>
-              </w:rPr>
-              <w:t xml:space="preserve">Item</w:t>
-            </w:r>
-          </w:p>
-        </w:tc>
-        <w:tc>
-          <w:tcPr>
-            <w:tcW w:type="pct" w:w="2600"/>
-            <w:shd w:fill="353A7C" w:val="clear"/>
-            <w:tcMar>
-              <w:top w:type="dxa" w:w="50"/>
-              <w:left w:type="dxa" w:w="110"/>
-              <w:bottom w:type="dxa" w:w="50"/>
-              <w:right w:type="dxa" w:w="110"/>
-            </w:tcMar>
-          </w:tcPr>
-          <w:p>
-            <w:pPr>
-              <w:spacing w:before="30" w:after="30"/>
-            </w:pPr>
-            <w:r>
-              <w:rPr>
-                <w:b/>
-                <w:bCs/>
-                <w:color w:val="FFFFFF"/>
-                <w:sz w:val="15"/>
-                <w:szCs w:val="15"/>
-              </w:rPr>
-              <w:t xml:space="preserve">Answer</w:t>
-            </w:r>
-          </w:p>
-        </w:tc>
-      </w:tr>
-      <w:tr>
-        <w:tc>
-          <w:tcPr>
-            <w:tcW w:type="pct" w:w="2400"/>
-            <w:tcMar>
-              <w:top w:type="dxa" w:w="50"/>
-              <w:left w:type="dxa" w:w="110"/>
-              <w:bottom w:type="dxa" w:w="50"/>
-              <w:right w:type="dxa" w:w="110"/>
-            </w:tcMar>
-          </w:tcPr>
-          <w:p>
-            <w:pPr>
-              <w:spacing w:before="28" w:after="28"/>
-            </w:pPr>
-            <w:r>
-              <w:rPr>
-                <w:sz w:val="15"/>
-                <w:szCs w:val="15"/>
-              </w:rPr>
-              <w:t xml:space="preserve">An hourly rate of 5,000 is entered</w:t>
-            </w:r>
-          </w:p>
-        </w:tc>
-        <w:tc>
-          <w:tcPr>
-            <w:tcW w:type="pct" w:w="2600"/>
-            <w:tcMar>
-              <w:top w:type="dxa" w:w="50"/>
-              <w:left w:type="dxa" w:w="110"/>
-              <w:bottom w:type="dxa" w:w="50"/>
-              <w:right w:type="dxa" w:w="110"/>
-            </w:tcMar>
-          </w:tcPr>
-          <w:p>
-            <w:pPr>
-              <w:spacing w:before="28" w:after="28"/>
-            </w:pPr>
-            <w:r>
-              <w:rPr>
-                <w:sz w:val="15"/>
-                <w:szCs w:val="15"/>
-              </w:rPr>
-              <w:t xml:space="preserve">Range or limit check — the value falls </w:t>
-            </w:r>
-            <w:r>
-              <w:rPr>
-                <w:b/>
-                <w:bCs/>
-                <w:color w:val="8186EF"/>
-                <w:sz w:val="14"/>
-                <w:szCs w:val="14"/>
-              </w:rPr>
-              <w:t xml:space="preserve"> (31) </w:t>
-            </w:r>
-            <w:r>
-              <w:rPr>
-                <w:u w:val="single"/>
-                <w:sz w:val="15"/>
-                <w:szCs w:val="15"/>
-              </w:rPr>
-              <w:t xml:space="preserve">              </w:t>
-            </w:r>
-            <w:r>
-              <w:rPr>
-                <w:sz w:val="15"/>
-                <w:szCs w:val="15"/>
-              </w:rPr>
-              <w:t xml:space="preserve"> </w:t>
-            </w:r>
-            <w:r>
-              <w:rPr>
-                <w:sz w:val="15"/>
-                <w:szCs w:val="15"/>
-              </w:rPr>
-              <w:t xml:space="preserve"> the bounds set for that field</w:t>
-            </w:r>
-          </w:p>
-        </w:tc>
-      </w:tr>
-      <w:tr>
-        <w:tc>
-          <w:tcPr>
-            <w:tcW w:type="pct" w:w="2400"/>
-            <w:shd w:fill="FBFAF6" w:val="clear"/>
-            <w:tcMar>
-              <w:top w:type="dxa" w:w="50"/>
-              <w:left w:type="dxa" w:w="110"/>
-              <w:bottom w:type="dxa" w:w="50"/>
-              <w:right w:type="dxa" w:w="110"/>
-            </w:tcMar>
-          </w:tcPr>
-          <w:p>
-            <w:pPr>
-              <w:spacing w:before="28" w:after="28"/>
-            </w:pPr>
-            <w:r>
-              <w:rPr>
-                <w:sz w:val="15"/>
-                <w:szCs w:val="15"/>
-              </w:rPr>
-              <w:t xml:space="preserve">Twenty invoices are keyed but nineteen post</w:t>
-            </w:r>
-          </w:p>
-        </w:tc>
-        <w:tc>
-          <w:tcPr>
-            <w:tcW w:type="pct" w:w="2600"/>
-            <w:shd w:fill="FBFAF6" w:val="clear"/>
-            <w:tcMar>
-              <w:top w:type="dxa" w:w="50"/>
-              <w:left w:type="dxa" w:w="110"/>
-              <w:bottom w:type="dxa" w:w="50"/>
-              <w:right w:type="dxa" w:w="110"/>
-            </w:tcMar>
-          </w:tcPr>
-          <w:p>
-            <w:pPr>
-              <w:spacing w:before="28" w:after="28"/>
-            </w:pPr>
-            <w:r>
-              <w:rPr>
-                <w:sz w:val="15"/>
-                <w:szCs w:val="15"/>
-              </w:rPr>
-              <w:t xml:space="preserve">Why: the record count taken before entry no longer agrees with the number posted, so one </w:t>
-            </w:r>
-            <w:r>
-              <w:rPr>
-                <w:b/>
-                <w:bCs/>
-                <w:color w:val="8186EF"/>
-                <w:sz w:val="14"/>
-                <w:szCs w:val="14"/>
-              </w:rPr>
-              <w:t xml:space="preserve"> (32) </w:t>
-            </w:r>
-            <w:r>
-              <w:rPr>
-                <w:u w:val="single"/>
-                <w:sz w:val="15"/>
-                <w:szCs w:val="15"/>
-              </w:rPr>
-              <w:t xml:space="preserve">              </w:t>
-            </w:r>
-            <w:r>
-              <w:rPr>
-                <w:sz w:val="15"/>
-                <w:szCs w:val="15"/>
-              </w:rPr>
-              <w:t xml:space="preserve"> </w:t>
-            </w:r>
-            <w:r>
-              <w:rPr>
-                <w:sz w:val="15"/>
-                <w:szCs w:val="15"/>
-              </w:rPr>
-              <w:t xml:space="preserve"> is missing</w:t>
-            </w:r>
-          </w:p>
-        </w:tc>
-      </w:tr>
-      <w:tr>
-        <w:tc>
-          <w:tcPr>
-            <w:tcW w:type="pct" w:w="2400"/>
-            <w:tcMar>
-              <w:top w:type="dxa" w:w="50"/>
-              <w:left w:type="dxa" w:w="110"/>
-              <w:bottom w:type="dxa" w:w="50"/>
-              <w:right w:type="dxa" w:w="110"/>
-            </w:tcMar>
-          </w:tcPr>
-          <w:p>
-            <w:pPr>
-              <w:spacing w:before="28" w:after="28"/>
-            </w:pPr>
-            <w:r>
-              <w:rPr>
-                <w:sz w:val="15"/>
-                <w:szCs w:val="15"/>
-              </w:rPr>
-              <w:t xml:space="preserve">A supplier number that does not exist is keyed</w:t>
-            </w:r>
-          </w:p>
-        </w:tc>
-        <w:tc>
-          <w:tcPr>
-            <w:tcW w:type="pct" w:w="2600"/>
-            <w:tcMar>
-              <w:top w:type="dxa" w:w="50"/>
-              <w:left w:type="dxa" w:w="110"/>
-              <w:bottom w:type="dxa" w:w="50"/>
-              <w:right w:type="dxa" w:w="110"/>
-            </w:tcMar>
-          </w:tcPr>
-          <w:p>
-            <w:pPr>
-              <w:spacing w:before="28" w:after="28"/>
-            </w:pPr>
-            <w:r>
-              <w:rPr>
-                <w:sz w:val="15"/>
-                <w:szCs w:val="15"/>
-              </w:rPr>
-              <w:t xml:space="preserve">Validity check — the code is tested against the supplier master file and is not found</w:t>
-            </w:r>
-          </w:p>
-        </w:tc>
-      </w:tr>
-      <w:tr>
-        <w:tc>
-          <w:tcPr>
-            <w:tcW w:type="pct" w:w="2400"/>
-            <w:shd w:fill="FBFAF6" w:val="clear"/>
-            <w:tcMar>
-              <w:top w:type="dxa" w:w="50"/>
-              <w:left w:type="dxa" w:w="110"/>
-              <w:bottom w:type="dxa" w:w="50"/>
-              <w:right w:type="dxa" w:w="110"/>
-            </w:tcMar>
-          </w:tcPr>
-          <w:p>
-            <w:pPr>
-              <w:spacing w:before="28" w:after="28"/>
-            </w:pPr>
-            <w:r>
-              <w:rPr>
-                <w:sz w:val="15"/>
-                <w:szCs w:val="15"/>
-              </w:rPr>
-              <w:t xml:space="preserve">A mistyped account number is caught by arithmetic</w:t>
-            </w:r>
-          </w:p>
-        </w:tc>
-        <w:tc>
-          <w:tcPr>
-            <w:tcW w:type="pct" w:w="2600"/>
-            <w:shd w:fill="FBFAF6" w:val="clear"/>
-            <w:tcMar>
-              <w:top w:type="dxa" w:w="50"/>
-              <w:left w:type="dxa" w:w="110"/>
-              <w:bottom w:type="dxa" w:w="50"/>
-              <w:right w:type="dxa" w:w="110"/>
-            </w:tcMar>
-          </w:tcPr>
-          <w:p>
-            <w:pPr>
-              <w:spacing w:before="28" w:after="28"/>
-            </w:pPr>
-            <w:r>
-              <w:rPr>
-                <w:sz w:val="15"/>
-                <w:szCs w:val="15"/>
-              </w:rPr>
-              <w:t xml:space="preserve">Check digit — an extra digit computed from the rest of the number no longer agrees</w:t>
-            </w:r>
-          </w:p>
-        </w:tc>
-      </w:tr>
-    </w:tbl>
-    <w:p/>
-    <w:tbl>
-      <w:tblPr>
-        <w:tblW w:type="pct" w:w="100%"/>
-        <w:tblLayout w:type="fixed"/>
-        <w:tblBorders>
-          <w:top w:val="single" w:color="FBFAF6" w:sz="4"/>
-          <w:left w:val="single" w:color="FBFAF6" w:sz="4"/>
-          <w:bottom w:val="single" w:color="FBFAF6" w:sz="4"/>
-          <w:right w:val="single" w:color="FBFAF6" w:sz="4"/>
-          <w:insideH w:val="single" w:color="FBFAF6" w:sz="4"/>
-          <w:insideV w:val="single" w:color="FBFAF6" w:sz="4"/>
-        </w:tblBorders>
-      </w:tblPr>
-      <w:tblGrid>
-        <w:gridCol w:w="9600"/>
-      </w:tblGrid>
-      <w:tr>
-        <w:tc>
-          <w:tcPr>
-            <w:tcW w:type="pct" w:w="5000"/>
-            <w:shd w:fill="FBFAF6" w:val="clear"/>
-            <w:tcMar>
-              <w:top w:type="dxa" w:w="40"/>
-              <w:left w:type="dxa" w:w="100"/>
-              <w:bottom w:type="dxa" w:w="40"/>
-              <w:right w:type="dxa" w:w="100"/>
-            </w:tcMar>
-          </w:tcPr>
-          <w:p>
-            <w:pPr>
-              <w:spacing w:before="18" w:after="6"/>
-            </w:pPr>
-            <w:r>
-              <w:rPr>
-                <w:b/>
-                <w:bCs/>
-                <w:color w:val="6B7280"/>
-                <w:sz w:val="14"/>
-                <w:szCs w:val="14"/>
-              </w:rPr>
-              <w:t xml:space="preserve">word list</w:t>
-            </w:r>
-          </w:p>
-          <w:p>
-            <w:pPr>
-              <w:spacing w:before="0" w:after="18"/>
-            </w:pPr>
-            <w:r>
-              <w:rPr>
-                <w:b/>
-                <w:bCs/>
-                <w:color w:val="353A7C"/>
-                <w:sz w:val="16"/>
-                <w:szCs w:val="16"/>
-              </w:rPr>
-              <w:t xml:space="preserve">document   ·   outside   ·   Validity</w:t>
             </w:r>
           </w:p>
         </w:tc>
@@ -11616,7 +8755,7 @@
           <w:sz w:val="18"/>
           <w:szCs w:val="18"/>
         </w:rPr>
-        <w:t xml:space="preserve">Control figure or practice — Category</w:t>
+        <w:t xml:space="preserve">Exam view</w:t>
       </w:r>
     </w:p>
     <w:p>
@@ -11640,7 +8779,7 @@
       <w:r>
         <w:drawing>
           <wp:inline distT="0" distB="0" distL="0" distR="0">
-            <wp:extent cx="5734050" cy="1712675"/>
+            <wp:extent cx="5734050" cy="1825850"/>
             <wp:effectExtent t="0" r="0" b="0" l="0"/>
             <wp:docPr id="1" name="" descr="" title=""/>
             <wp:cNvGraphicFramePr>
@@ -11665,7 +8804,7 @@
                   <pic:spPr bwMode="auto">
                     <a:xfrm>
                       <a:off x="0" y="0"/>
-                      <a:ext cx="5734050" cy="1712675"/>
+                      <a:ext cx="5734050" cy="1825850"/>
                     </a:xfrm>
                     <a:prstGeom prst="rect">
                       <a:avLst/>
@@ -11733,13 +8872,25 @@
                 <w:sz w:val="16"/>
                 <w:szCs w:val="16"/>
               </w:rPr>
-              <w:t xml:space="preserve">The monthly copy to a cloud service   ·   The total of supplier numbers with no accounting meaning</w:t>
+              <w:t xml:space="preserve">The monthly copy to a cloud service   ·   The count of documents taken before keying</w:t>
             </w:r>
           </w:p>
         </w:tc>
       </w:tr>
     </w:tbl>
     <w:p/>
+    <w:p>
+      <w:pPr>
+        <w:pageBreakBefore w:val="true"/>
+        <w:spacing w:after="0"/>
+      </w:pPr>
+      <w:r>
+        <w:rPr>
+          <w:sz w:val="2"/>
+        </w:rPr>
+        <w:t xml:space="preserve"> </w:t>
+      </w:r>
+    </w:p>
     <w:p>
       <w:pPr>
         <w:spacing w:before="44" w:after="10"/>
@@ -11999,14 +9150,14 @@
                 <w:sz w:val="16"/>
                 <w:szCs w:val="16"/>
               </w:rPr>
-              <w:t xml:space="preserve">19  </w:t>
-            </w:r>
-            <w:r>
-              <w:rPr>
-                <w:sz w:val="16"/>
-                <w:szCs w:val="16"/>
-              </w:rPr>
-              <w:t xml:space="preserve">verification</w:t>
+              <w:t xml:space="preserve">18  </w:t>
+            </w:r>
+            <w:r>
+              <w:rPr>
+                <w:sz w:val="16"/>
+                <w:szCs w:val="16"/>
+              </w:rPr>
+              <w:t xml:space="preserve">confirms</w:t>
             </w:r>
           </w:p>
         </w:tc>
@@ -12067,14 +9218,14 @@
                 <w:sz w:val="16"/>
                 <w:szCs w:val="16"/>
               </w:rPr>
-              <w:t xml:space="preserve">20  </w:t>
-            </w:r>
-            <w:r>
-              <w:rPr>
-                <w:sz w:val="16"/>
-                <w:szCs w:val="16"/>
-              </w:rPr>
-              <w:t xml:space="preserve">confirms</w:t>
+              <w:t xml:space="preserve">19  </w:t>
+            </w:r>
+            <w:r>
+              <w:rPr>
+                <w:sz w:val="16"/>
+                <w:szCs w:val="16"/>
+              </w:rPr>
+              <w:t xml:space="preserve">justifies</w:t>
             </w:r>
           </w:p>
         </w:tc>
@@ -12109,7 +9260,7 @@
                 <w:sz w:val="16"/>
                 <w:szCs w:val="16"/>
               </w:rPr>
-              <w:t xml:space="preserve">exam-core</w:t>
+              <w:t xml:space="preserve">system</w:t>
             </w:r>
           </w:p>
         </w:tc>
@@ -12135,14 +9286,14 @@
                 <w:sz w:val="16"/>
                 <w:szCs w:val="16"/>
               </w:rPr>
-              <w:t xml:space="preserve">21  </w:t>
-            </w:r>
-            <w:r>
-              <w:rPr>
-                <w:sz w:val="16"/>
-                <w:szCs w:val="16"/>
-              </w:rPr>
-              <w:t xml:space="preserve">arithmetic</w:t>
+              <w:t xml:space="preserve">20  </w:t>
+            </w:r>
+            <w:r>
+              <w:rPr>
+                <w:sz w:val="16"/>
+                <w:szCs w:val="16"/>
+              </w:rPr>
+              <w:t xml:space="preserve">otherwise</w:t>
             </w:r>
           </w:p>
         </w:tc>
@@ -12177,7 +9328,7 @@
                 <w:sz w:val="16"/>
                 <w:szCs w:val="16"/>
               </w:rPr>
-              <w:t xml:space="preserve">Accounts</w:t>
+              <w:t xml:space="preserve">exam-core</w:t>
             </w:r>
           </w:p>
         </w:tc>
@@ -12203,14 +9354,14 @@
                 <w:sz w:val="16"/>
                 <w:szCs w:val="16"/>
               </w:rPr>
-              <w:t xml:space="preserve">22  </w:t>
-            </w:r>
-            <w:r>
-              <w:rPr>
-                <w:sz w:val="16"/>
-                <w:szCs w:val="16"/>
-              </w:rPr>
-              <w:t xml:space="preserve">An hourly rate of 5,000 is entered</w:t>
+              <w:t xml:space="preserve">21  </w:t>
+            </w:r>
+            <w:r>
+              <w:rPr>
+                <w:sz w:val="16"/>
+                <w:szCs w:val="16"/>
+              </w:rPr>
+              <w:t xml:space="preserve">substitutes</w:t>
             </w:r>
           </w:p>
         </w:tc>
@@ -12245,7 +9396,7 @@
                 <w:sz w:val="16"/>
                 <w:szCs w:val="16"/>
               </w:rPr>
-              <w:t xml:space="preserve">records</w:t>
+              <w:t xml:space="preserve">Accounts</w:t>
             </w:r>
           </w:p>
         </w:tc>
@@ -12271,14 +9422,14 @@
                 <w:sz w:val="16"/>
                 <w:szCs w:val="16"/>
               </w:rPr>
-              <w:t xml:space="preserve">23  </w:t>
-            </w:r>
-            <w:r>
-              <w:rPr>
-                <w:sz w:val="16"/>
-                <w:szCs w:val="16"/>
-              </w:rPr>
-              <w:t xml:space="preserve">A mistyped account number is caught by arithmetic</w:t>
+              <w:t xml:space="preserve">22  </w:t>
+            </w:r>
+            <w:r>
+              <w:rPr>
+                <w:sz w:val="16"/>
+                <w:szCs w:val="16"/>
+              </w:rPr>
+              <w:t xml:space="preserve">The value falls outside the bounds set for that field</w:t>
             </w:r>
           </w:p>
         </w:tc>
@@ -12313,7 +9464,7 @@
                 <w:sz w:val="16"/>
                 <w:szCs w:val="16"/>
               </w:rPr>
-              <w:t xml:space="preserve">documents</w:t>
+              <w:t xml:space="preserve">records</w:t>
             </w:r>
           </w:p>
         </w:tc>
@@ -12339,14 +9490,14 @@
                 <w:sz w:val="16"/>
                 <w:szCs w:val="16"/>
               </w:rPr>
-              <w:t xml:space="preserve">24  </w:t>
-            </w:r>
-            <w:r>
-              <w:rPr>
-                <w:sz w:val="16"/>
-                <w:szCs w:val="16"/>
-              </w:rPr>
-              <w:t xml:space="preserve">format</w:t>
+              <w:t xml:space="preserve">23  </w:t>
+            </w:r>
+            <w:r>
+              <w:rPr>
+                <w:sz w:val="16"/>
+                <w:szCs w:val="16"/>
+              </w:rPr>
+              <w:t xml:space="preserve">document</w:t>
             </w:r>
           </w:p>
         </w:tc>
@@ -12381,7 +9532,7 @@
                 <w:sz w:val="16"/>
                 <w:szCs w:val="16"/>
               </w:rPr>
-              <w:t xml:space="preserve">quantity</w:t>
+              <w:t xml:space="preserve">amounts</w:t>
             </w:r>
           </w:p>
         </w:tc>
@@ -12407,14 +9558,14 @@
                 <w:sz w:val="16"/>
                 <w:szCs w:val="16"/>
               </w:rPr>
-              <w:t xml:space="preserve">25  </w:t>
-            </w:r>
-            <w:r>
-              <w:rPr>
-                <w:sz w:val="16"/>
-                <w:szCs w:val="16"/>
-              </w:rPr>
-              <w:t xml:space="preserve">Validity</w:t>
+              <w:t xml:space="preserve">24  </w:t>
+            </w:r>
+            <w:r>
+              <w:rPr>
+                <w:sz w:val="16"/>
+                <w:szCs w:val="16"/>
+              </w:rPr>
+              <w:t xml:space="preserve">Check digit</w:t>
             </w:r>
           </w:p>
         </w:tc>
@@ -12449,7 +9600,7 @@
                 <w:sz w:val="16"/>
                 <w:szCs w:val="16"/>
               </w:rPr>
-              <w:t xml:space="preserve">carries</w:t>
+              <w:t xml:space="preserve">quantity</w:t>
             </w:r>
           </w:p>
         </w:tc>
@@ -12475,14 +9626,14 @@
                 <w:sz w:val="16"/>
                 <w:szCs w:val="16"/>
               </w:rPr>
-              <w:t xml:space="preserve">26  </w:t>
-            </w:r>
-            <w:r>
-              <w:rPr>
-                <w:sz w:val="16"/>
-                <w:szCs w:val="16"/>
-              </w:rPr>
-              <w:t xml:space="preserve">financial</w:t>
+              <w:t xml:space="preserve">25  </w:t>
+            </w:r>
+            <w:r>
+              <w:rPr>
+                <w:sz w:val="16"/>
+                <w:szCs w:val="16"/>
+              </w:rPr>
+              <w:t xml:space="preserve">counts</w:t>
             </w:r>
           </w:p>
         </w:tc>
@@ -12517,7 +9668,7 @@
                 <w:sz w:val="16"/>
                 <w:szCs w:val="16"/>
               </w:rPr>
-              <w:t xml:space="preserve">mistyped</w:t>
+              <w:t xml:space="preserve">carries</w:t>
             </w:r>
           </w:p>
         </w:tc>
@@ -12543,14 +9694,14 @@
                 <w:sz w:val="16"/>
                 <w:szCs w:val="16"/>
               </w:rPr>
-              <w:t xml:space="preserve">27  </w:t>
-            </w:r>
-            <w:r>
-              <w:rPr>
-                <w:sz w:val="16"/>
-                <w:szCs w:val="16"/>
-              </w:rPr>
-              <w:t xml:space="preserve">verification</w:t>
+              <w:t xml:space="preserve">26  </w:t>
+            </w:r>
+            <w:r>
+              <w:rPr>
+                <w:sz w:val="16"/>
+                <w:szCs w:val="16"/>
+              </w:rPr>
+              <w:t xml:space="preserve">things</w:t>
             </w:r>
           </w:p>
         </w:tc>
@@ -12585,7 +9736,7 @@
                 <w:sz w:val="16"/>
                 <w:szCs w:val="16"/>
               </w:rPr>
-              <w:t xml:space="preserve">different</w:t>
+              <w:t xml:space="preserve">happens</w:t>
             </w:r>
           </w:p>
         </w:tc>
@@ -12611,14 +9762,14 @@
                 <w:sz w:val="16"/>
                 <w:szCs w:val="16"/>
               </w:rPr>
-              <w:t xml:space="preserve">28  </w:t>
-            </w:r>
-            <w:r>
-              <w:rPr>
-                <w:sz w:val="16"/>
-                <w:szCs w:val="16"/>
-              </w:rPr>
-              <w:t xml:space="preserve">choosing</w:t>
+              <w:t xml:space="preserve">27  </w:t>
+            </w:r>
+            <w:r>
+              <w:rPr>
+                <w:sz w:val="16"/>
+                <w:szCs w:val="16"/>
+              </w:rPr>
+              <w:t xml:space="preserve">substituted</w:t>
             </w:r>
           </w:p>
         </w:tc>
@@ -12653,7 +9804,7 @@
                 <w:sz w:val="16"/>
                 <w:szCs w:val="16"/>
               </w:rPr>
-              <w:t xml:space="preserve">format</w:t>
+              <w:t xml:space="preserve">different</w:t>
             </w:r>
           </w:p>
         </w:tc>
@@ -12679,14 +9830,14 @@
                 <w:sz w:val="16"/>
                 <w:szCs w:val="16"/>
               </w:rPr>
-              <w:t xml:space="preserve">29  </w:t>
-            </w:r>
-            <w:r>
-              <w:rPr>
-                <w:sz w:val="16"/>
-                <w:szCs w:val="16"/>
-              </w:rPr>
-              <w:t xml:space="preserve">swapped</w:t>
+              <w:t xml:space="preserve">28  </w:t>
+            </w:r>
+            <w:r>
+              <w:rPr>
+                <w:sz w:val="16"/>
+                <w:szCs w:val="16"/>
+              </w:rPr>
+              <w:t xml:space="preserve">choosing</w:t>
             </w:r>
           </w:p>
         </w:tc>
@@ -12721,7 +9872,7 @@
                 <w:sz w:val="16"/>
                 <w:szCs w:val="16"/>
               </w:rPr>
-              <w:t xml:space="preserve">validity</w:t>
+              <w:t xml:space="preserve">second</w:t>
             </w:r>
           </w:p>
         </w:tc>
@@ -12747,14 +9898,14 @@
                 <w:sz w:val="16"/>
                 <w:szCs w:val="16"/>
               </w:rPr>
-              <w:t xml:space="preserve">30  </w:t>
-            </w:r>
-            <w:r>
-              <w:rPr>
-                <w:sz w:val="16"/>
-                <w:szCs w:val="16"/>
-              </w:rPr>
-              <w:t xml:space="preserve">candidates</w:t>
+              <w:t xml:space="preserve">29  </w:t>
+            </w:r>
+            <w:r>
+              <w:rPr>
+                <w:sz w:val="16"/>
+                <w:szCs w:val="16"/>
+              </w:rPr>
+              <w:t xml:space="preserve">swapped</w:t>
             </w:r>
           </w:p>
         </w:tc>
@@ -12815,14 +9966,14 @@
                 <w:sz w:val="16"/>
                 <w:szCs w:val="16"/>
               </w:rPr>
-              <w:t xml:space="preserve">31  </w:t>
-            </w:r>
-            <w:r>
-              <w:rPr>
-                <w:sz w:val="16"/>
-                <w:szCs w:val="16"/>
-              </w:rPr>
-              <w:t xml:space="preserve">outside</w:t>
+              <w:t xml:space="preserve">30  </w:t>
+            </w:r>
+            <w:r>
+              <w:rPr>
+                <w:sz w:val="16"/>
+                <w:szCs w:val="16"/>
+              </w:rPr>
+              <w:t xml:space="preserve">candidates</w:t>
             </w:r>
           </w:p>
         </w:tc>
@@ -12857,7 +10008,7 @@
                 <w:sz w:val="16"/>
                 <w:szCs w:val="16"/>
               </w:rPr>
-              <w:t xml:space="preserve">against</w:t>
+              <w:t xml:space="preserve">counted</w:t>
             </w:r>
           </w:p>
         </w:tc>
@@ -12883,14 +10034,14 @@
                 <w:sz w:val="16"/>
                 <w:szCs w:val="16"/>
               </w:rPr>
-              <w:t xml:space="preserve">32  </w:t>
-            </w:r>
-            <w:r>
-              <w:rPr>
-                <w:sz w:val="16"/>
-                <w:szCs w:val="16"/>
-              </w:rPr>
-              <w:t xml:space="preserve">document</w:t>
+              <w:t xml:space="preserve">31  </w:t>
+            </w:r>
+            <w:r>
+              <w:rPr>
+                <w:sz w:val="16"/>
+                <w:szCs w:val="16"/>
+              </w:rPr>
+              <w:t xml:space="preserve">The count of documents taken before keying</w:t>
             </w:r>
           </w:p>
         </w:tc>
@@ -12925,7 +10076,7 @@
                 <w:sz w:val="16"/>
                 <w:szCs w:val="16"/>
               </w:rPr>
-              <w:t xml:space="preserve">validity</w:t>
+              <w:t xml:space="preserve">fourth</w:t>
             </w:r>
           </w:p>
         </w:tc>
@@ -12951,14 +10102,14 @@
                 <w:sz w:val="16"/>
                 <w:szCs w:val="16"/>
               </w:rPr>
-              <w:t xml:space="preserve">33  </w:t>
-            </w:r>
-            <w:r>
-              <w:rPr>
-                <w:sz w:val="16"/>
-                <w:szCs w:val="16"/>
-              </w:rPr>
-              <w:t xml:space="preserve">The total of supplier numbers with no accounting meaning</w:t>
+              <w:t xml:space="preserve">32  </w:t>
+            </w:r>
+            <w:r>
+              <w:rPr>
+                <w:sz w:val="16"/>
+                <w:szCs w:val="16"/>
+              </w:rPr>
+              <w:t xml:space="preserve">input control</w:t>
             </w:r>
           </w:p>
         </w:tc>
@@ -12993,7 +10144,7 @@
                 <w:sz w:val="16"/>
                 <w:szCs w:val="16"/>
               </w:rPr>
-              <w:t xml:space="preserve">mistyped</w:t>
+              <w:t xml:space="preserve">amount</w:t>
             </w:r>
           </w:p>
         </w:tc>
@@ -13019,14 +10170,14 @@
                 <w:sz w:val="16"/>
                 <w:szCs w:val="16"/>
               </w:rPr>
-              <w:t xml:space="preserve">34  </w:t>
-            </w:r>
-            <w:r>
-              <w:rPr>
-                <w:sz w:val="16"/>
-                <w:szCs w:val="16"/>
-              </w:rPr>
-              <w:t xml:space="preserve">input control</w:t>
+              <w:t xml:space="preserve">33  </w:t>
+            </w:r>
+            <w:r>
+              <w:rPr>
+                <w:sz w:val="16"/>
+                <w:szCs w:val="16"/>
+              </w:rPr>
+              <w:t xml:space="preserve">hash total</w:t>
             </w:r>
           </w:p>
         </w:tc>
@@ -13061,75 +10212,7 @@
                 <w:sz w:val="16"/>
                 <w:szCs w:val="16"/>
               </w:rPr>
-              <w:t xml:space="preserve">financial</w:t>
-            </w:r>
-          </w:p>
-        </w:tc>
-        <w:tc>
-          <w:tcPr>
-            <w:tcW w:type="pct" w:w="2500"/>
-            <w:tcMar>
-              <w:top w:type="dxa" w:w="20"/>
-              <w:left w:type="dxa" w:w="80"/>
-              <w:bottom w:type="dxa" w:w="20"/>
-              <w:right w:type="dxa" w:w="80"/>
-            </w:tcMar>
-          </w:tcPr>
-          <w:p>
-            <w:pPr>
-              <w:spacing w:before="12" w:after="12"/>
-            </w:pPr>
-            <w:r>
-              <w:rPr>
-                <w:b/>
-                <w:bCs/>
-                <w:color w:val="8186EF"/>
-                <w:sz w:val="16"/>
-                <w:szCs w:val="16"/>
-              </w:rPr>
-              <w:t xml:space="preserve">35  </w:t>
-            </w:r>
-            <w:r>
-              <w:rPr>
-                <w:sz w:val="16"/>
-                <w:szCs w:val="16"/>
-              </w:rPr>
-              <w:t xml:space="preserve">hash total</w:t>
-            </w:r>
-          </w:p>
-        </w:tc>
-      </w:tr>
-      <w:tr>
-        <w:tc>
-          <w:tcPr>
-            <w:tcW w:type="pct" w:w="2500"/>
-            <w:tcMar>
-              <w:top w:type="dxa" w:w="20"/>
-              <w:left w:type="dxa" w:w="80"/>
-              <w:bottom w:type="dxa" w:w="20"/>
-              <w:right w:type="dxa" w:w="80"/>
-            </w:tcMar>
-          </w:tcPr>
-          <w:p>
-            <w:pPr>
-              <w:spacing w:before="12" w:after="12"/>
-            </w:pPr>
-            <w:r>
-              <w:rPr>
-                <w:b/>
-                <w:bCs/>
-                <w:color w:val="8186EF"/>
-                <w:sz w:val="16"/>
-                <w:szCs w:val="16"/>
-              </w:rPr>
-              <w:t xml:space="preserve">18  </w:t>
-            </w:r>
-            <w:r>
-              <w:rPr>
-                <w:sz w:val="16"/>
-                <w:szCs w:val="16"/>
-              </w:rPr>
-              <w:t xml:space="preserve">amount</w:t>
+              <w:t xml:space="preserve">showing</w:t>
             </w:r>
           </w:p>
         </w:tc>
